--- a/docs/project-notes.docx
+++ b/docs/project-notes.docx
@@ -73,7 +73,7 @@
     </w:p>
     <w:tbl>
       <w:tblPr>
-        <w:tblW w:w="8382" w:type="dxa"/>
+        <w:tblW w:w="28035" w:type="dxa"/>
         <w:jc w:val="left"/>
         <w:tblInd w:w="328" w:type="dxa"/>
         <w:tblLayout w:type="fixed"/>
@@ -85,14 +85,14 @@
         </w:tblCellMar>
       </w:tblPr>
       <w:tblGrid>
-        <w:gridCol w:w="1400"/>
-        <w:gridCol w:w="6982"/>
+        <w:gridCol w:w="2182"/>
+        <w:gridCol w:w="25853"/>
       </w:tblGrid>
       <w:tr>
         <w:trPr/>
         <w:tc>
           <w:tcPr>
-            <w:tcW w:w="1400" w:type="dxa"/>
+            <w:tcW w:w="2182" w:type="dxa"/>
             <w:tcBorders/>
             <w:vAlign w:val="center"/>
           </w:tcPr>
@@ -113,7 +113,7 @@
         </w:tc>
         <w:tc>
           <w:tcPr>
-            <w:tcW w:w="6982" w:type="dxa"/>
+            <w:tcW w:w="25853" w:type="dxa"/>
             <w:tcBorders/>
             <w:vAlign w:val="center"/>
           </w:tcPr>
@@ -137,7 +137,7 @@
         <w:trPr/>
         <w:tc>
           <w:tcPr>
-            <w:tcW w:w="1400" w:type="dxa"/>
+            <w:tcW w:w="2182" w:type="dxa"/>
             <w:tcBorders/>
             <w:vAlign w:val="center"/>
           </w:tcPr>
@@ -157,7 +157,7 @@
         </w:tc>
         <w:tc>
           <w:tcPr>
-            <w:tcW w:w="6982" w:type="dxa"/>
+            <w:tcW w:w="25853" w:type="dxa"/>
             <w:tcBorders/>
             <w:vAlign w:val="center"/>
           </w:tcPr>
@@ -213,7 +213,7 @@
         <w:trPr/>
         <w:tc>
           <w:tcPr>
-            <w:tcW w:w="1400" w:type="dxa"/>
+            <w:tcW w:w="2182" w:type="dxa"/>
             <w:tcBorders/>
             <w:vAlign w:val="center"/>
           </w:tcPr>
@@ -233,7 +233,7 @@
         </w:tc>
         <w:tc>
           <w:tcPr>
-            <w:tcW w:w="6982" w:type="dxa"/>
+            <w:tcW w:w="25853" w:type="dxa"/>
             <w:tcBorders/>
             <w:vAlign w:val="center"/>
           </w:tcPr>
@@ -290,7 +290,7 @@
         <w:trPr/>
         <w:tc>
           <w:tcPr>
-            <w:tcW w:w="1400" w:type="dxa"/>
+            <w:tcW w:w="2182" w:type="dxa"/>
             <w:tcBorders/>
             <w:vAlign w:val="center"/>
           </w:tcPr>
@@ -310,7 +310,7 @@
         </w:tc>
         <w:tc>
           <w:tcPr>
-            <w:tcW w:w="6982" w:type="dxa"/>
+            <w:tcW w:w="25853" w:type="dxa"/>
             <w:tcBorders/>
             <w:vAlign w:val="center"/>
           </w:tcPr>
@@ -343,7 +343,7 @@
         <w:trPr/>
         <w:tc>
           <w:tcPr>
-            <w:tcW w:w="1400" w:type="dxa"/>
+            <w:tcW w:w="2182" w:type="dxa"/>
             <w:tcBorders/>
             <w:vAlign w:val="center"/>
           </w:tcPr>
@@ -363,15 +363,16 @@
         </w:tc>
         <w:tc>
           <w:tcPr>
-            <w:tcW w:w="6982" w:type="dxa"/>
-            <w:tcBorders/>
-            <w:vAlign w:val="center"/>
-          </w:tcPr>
-          <w:p>
-            <w:pPr>
-              <w:pStyle w:val="TableContents"/>
-              <w:bidi w:val="0"/>
-              <w:spacing w:before="0" w:after="283"/>
+            <w:tcW w:w="25853" w:type="dxa"/>
+            <w:tcBorders/>
+            <w:vAlign w:val="center"/>
+          </w:tcPr>
+          <w:p>
+            <w:pPr>
+              <w:pStyle w:val="TableContents"/>
+              <w:bidi w:val="0"/>
+              <w:spacing w:before="0" w:after="283"/>
+              <w:ind w:hanging="0" w:left="0" w:right="0"/>
               <w:jc w:val="left"/>
               <w:rPr/>
             </w:pPr>
@@ -383,7 +384,7 @@
               <w:rPr>
                 <w:rStyle w:val="SourceText"/>
               </w:rPr>
-              <w:t>00_helpers/config</w:t>
+              <w:t>00_common</w:t>
             </w:r>
             <w:r>
               <w:rPr/>
@@ -393,7 +394,7 @@
               <w:rPr>
                 <w:rStyle w:val="SourceText"/>
               </w:rPr>
-              <w:t>01_bronze/01_ingest_transactions</w:t>
+              <w:t>01_bronze</w:t>
             </w:r>
             <w:r>
               <w:rPr/>
@@ -403,11 +404,31 @@
               <w:rPr>
                 <w:rStyle w:val="SourceText"/>
               </w:rPr>
-              <w:t>02_profile_bronze</w:t>
-            </w:r>
-            <w:r>
-              <w:rPr/>
-              <w:t xml:space="preserve">). Repo not yet connected to workspace; </w:t>
+              <w:t>02_silver</w:t>
+            </w:r>
+            <w:r>
+              <w:rPr/>
+              <w:t xml:space="preserve">), </w:t>
+            </w:r>
+            <w:r>
+              <w:rPr>
+                <w:color w:val="2E7D32"/>
+              </w:rPr>
+              <w:t>now committed to GitHub</w:t>
+            </w:r>
+            <w:r>
+              <w:rPr/>
+              <w:t xml:space="preserve"> — commit </w:t>
+            </w:r>
+            <w:r>
+              <w:rPr>
+                <w:rStyle w:val="SourceText"/>
+              </w:rPr>
+              <w:t>27728d4</w:t>
+            </w:r>
+            <w:r>
+              <w:rPr/>
+              <w:t xml:space="preserve">, 9 files (Note 11). Git folder in the workspace deferred; </w:t>
             </w:r>
             <w:r>
               <w:rPr>
@@ -426,7 +447,87 @@
         <w:trPr/>
         <w:tc>
           <w:tcPr>
-            <w:tcW w:w="1400" w:type="dxa"/>
+            <w:tcW w:w="2182" w:type="dxa"/>
+            <w:tcBorders/>
+            <w:vAlign w:val="center"/>
+          </w:tcPr>
+          <w:p>
+            <w:pPr>
+              <w:pStyle w:val="TableContents"/>
+              <w:bidi w:val="0"/>
+              <w:spacing w:before="0" w:after="283"/>
+              <w:jc w:val="left"/>
+              <w:rPr/>
+            </w:pPr>
+            <w:r>
+              <w:rPr/>
+              <w:t>CI status</w:t>
+            </w:r>
+          </w:p>
+        </w:tc>
+        <w:tc>
+          <w:tcPr>
+            <w:tcW w:w="25853" w:type="dxa"/>
+            <w:tcBorders/>
+            <w:vAlign w:val="center"/>
+          </w:tcPr>
+          <w:p>
+            <w:pPr>
+              <w:pStyle w:val="TableContents"/>
+              <w:bidi w:val="0"/>
+              <w:spacing w:before="0" w:after="283"/>
+              <w:ind w:hanging="0" w:left="0" w:right="0"/>
+              <w:jc w:val="left"/>
+              <w:rPr/>
+            </w:pPr>
+            <w:r>
+              <w:rPr>
+                <w:b/>
+              </w:rPr>
+              <w:t>Run #2 red</w:t>
+            </w:r>
+            <w:r>
+              <w:rPr/>
+              <w:t xml:space="preserve"> — 13 × </w:t>
+            </w:r>
+            <w:r>
+              <w:rPr>
+                <w:rStyle w:val="SourceText"/>
+              </w:rPr>
+              <w:t>F821 Undefined name 'spark'</w:t>
+            </w:r>
+            <w:r>
+              <w:rPr/>
+              <w:t xml:space="preserve">: notebook globals don't exist to a plain-Python linter. Fix: ruff </w:t>
+            </w:r>
+            <w:r>
+              <w:rPr>
+                <w:rStyle w:val="SourceText"/>
+              </w:rPr>
+              <w:t>builtins</w:t>
+            </w:r>
+            <w:r>
+              <w:rPr/>
+              <w:t xml:space="preserve"> in </w:t>
+            </w:r>
+            <w:r>
+              <w:rPr>
+                <w:rStyle w:val="SourceText"/>
+              </w:rPr>
+              <w:t>pyproject.toml</w:t>
+            </w:r>
+            <w:r>
+              <w:rPr/>
+              <w:t xml:space="preserve"> (Note 11).</w:t>
+            </w:r>
+          </w:p>
+        </w:tc>
+      </w:tr>
+      <w:tr>
+        <w:trPr/>
+        <w:tc>
+          <w:tcPr>
+            <w:tcW w:w="2182" w:type="dxa"/>
             <w:tcBorders/>
             <w:vAlign w:val="center"/>
           </w:tcPr>
@@ -446,21 +547,21 @@
         </w:tc>
         <w:tc>
           <w:tcPr>
-            <w:tcW w:w="6982" w:type="dxa"/>
-            <w:tcBorders/>
-            <w:vAlign w:val="center"/>
-          </w:tcPr>
-          <w:p>
-            <w:pPr>
-              <w:pStyle w:val="TableContents"/>
-              <w:bidi w:val="0"/>
-              <w:spacing w:before="0" w:after="283"/>
-              <w:jc w:val="left"/>
-              <w:rPr/>
-            </w:pPr>
-            <w:r>
-              <w:rPr/>
-              <w:t xml:space="preserve">Write </w:t>
+            <w:tcW w:w="25853" w:type="dxa"/>
+            <w:tcBorders/>
+            <w:vAlign w:val="center"/>
+          </w:tcPr>
+          <w:p>
+            <w:pPr>
+              <w:pStyle w:val="TableContents"/>
+              <w:bidi w:val="0"/>
+              <w:spacing w:before="0" w:after="283"/>
+              <w:jc w:val="left"/>
+              <w:rPr/>
+            </w:pPr>
+            <w:r>
+              <w:rPr/>
+              <w:t xml:space="preserve">1. Get CI green.  2. Write </w:t>
             </w:r>
             <w:r>
               <w:rPr>
@@ -480,7 +581,17 @@
             </w:r>
             <w:r>
               <w:rPr/>
-              <w:t xml:space="preserve"> function (no read/write inside) — casts and renames first, then derived columns, with pytest tests</w:t>
+              <w:t xml:space="preserve"> (no read/write inside), casts and renames first, then derived columns, with pytest tests — </w:t>
+            </w:r>
+            <w:r>
+              <w:rPr>
+                <w:rStyle w:val="Strong"/>
+              </w:rPr>
+              <w:t>on a branch, as the first pull request</w:t>
+            </w:r>
+            <w:r>
+              <w:rPr/>
+              <w:t>.</w:t>
             </w:r>
           </w:p>
         </w:tc>
@@ -540,7 +651,7 @@
     </w:p>
     <w:tbl>
       <w:tblPr>
-        <w:tblW w:w="8982" w:type="dxa"/>
+        <w:tblW w:w="19371" w:type="dxa"/>
         <w:jc w:val="left"/>
         <w:tblInd w:w="28" w:type="dxa"/>
         <w:tblLayout w:type="fixed"/>
@@ -552,14 +663,14 @@
         </w:tblCellMar>
       </w:tblPr>
       <w:tblGrid>
-        <w:gridCol w:w="7310"/>
-        <w:gridCol w:w="1672"/>
+        <w:gridCol w:w="17038"/>
+        <w:gridCol w:w="2333"/>
       </w:tblGrid>
       <w:tr>
         <w:trPr/>
         <w:tc>
           <w:tcPr>
-            <w:tcW w:w="7310" w:type="dxa"/>
+            <w:tcW w:w="17038" w:type="dxa"/>
             <w:tcBorders/>
             <w:vAlign w:val="center"/>
           </w:tcPr>
@@ -580,7 +691,7 @@
         </w:tc>
         <w:tc>
           <w:tcPr>
-            <w:tcW w:w="1672" w:type="dxa"/>
+            <w:tcW w:w="2333" w:type="dxa"/>
             <w:tcBorders/>
             <w:vAlign w:val="center"/>
           </w:tcPr>
@@ -604,7 +715,7 @@
         <w:trPr/>
         <w:tc>
           <w:tcPr>
-            <w:tcW w:w="7310" w:type="dxa"/>
+            <w:tcW w:w="17038" w:type="dxa"/>
             <w:tcBorders/>
             <w:vAlign w:val="center"/>
           </w:tcPr>
@@ -634,7 +745,7 @@
         </w:tc>
         <w:tc>
           <w:tcPr>
-            <w:tcW w:w="1672" w:type="dxa"/>
+            <w:tcW w:w="2333" w:type="dxa"/>
             <w:tcBorders/>
             <w:vAlign w:val="center"/>
           </w:tcPr>
@@ -657,7 +768,7 @@
         <w:trPr/>
         <w:tc>
           <w:tcPr>
-            <w:tcW w:w="7310" w:type="dxa"/>
+            <w:tcW w:w="17038" w:type="dxa"/>
             <w:tcBorders/>
             <w:vAlign w:val="center"/>
           </w:tcPr>
@@ -713,7 +824,7 @@
         </w:tc>
         <w:tc>
           <w:tcPr>
-            <w:tcW w:w="1672" w:type="dxa"/>
+            <w:tcW w:w="2333" w:type="dxa"/>
             <w:tcBorders/>
             <w:vAlign w:val="center"/>
           </w:tcPr>
@@ -736,7 +847,7 @@
         <w:trPr/>
         <w:tc>
           <w:tcPr>
-            <w:tcW w:w="7310" w:type="dxa"/>
+            <w:tcW w:w="17038" w:type="dxa"/>
             <w:tcBorders/>
             <w:vAlign w:val="center"/>
           </w:tcPr>
@@ -792,7 +903,7 @@
         </w:tc>
         <w:tc>
           <w:tcPr>
-            <w:tcW w:w="1672" w:type="dxa"/>
+            <w:tcW w:w="2333" w:type="dxa"/>
             <w:tcBorders/>
             <w:vAlign w:val="center"/>
           </w:tcPr>
@@ -815,7 +926,7 @@
         <w:trPr/>
         <w:tc>
           <w:tcPr>
-            <w:tcW w:w="7310" w:type="dxa"/>
+            <w:tcW w:w="17038" w:type="dxa"/>
             <w:tcBorders/>
             <w:vAlign w:val="center"/>
           </w:tcPr>
@@ -875,7 +986,7 @@
         </w:tc>
         <w:tc>
           <w:tcPr>
-            <w:tcW w:w="1672" w:type="dxa"/>
+            <w:tcW w:w="2333" w:type="dxa"/>
             <w:tcBorders/>
             <w:vAlign w:val="center"/>
           </w:tcPr>
@@ -898,7 +1009,7 @@
         <w:trPr/>
         <w:tc>
           <w:tcPr>
-            <w:tcW w:w="7310" w:type="dxa"/>
+            <w:tcW w:w="17038" w:type="dxa"/>
             <w:tcBorders/>
             <w:vAlign w:val="center"/>
           </w:tcPr>
@@ -938,7 +1049,7 @@
         </w:tc>
         <w:tc>
           <w:tcPr>
-            <w:tcW w:w="1672" w:type="dxa"/>
+            <w:tcW w:w="2333" w:type="dxa"/>
             <w:tcBorders/>
             <w:vAlign w:val="center"/>
           </w:tcPr>
@@ -961,7 +1072,7 @@
         <w:trPr/>
         <w:tc>
           <w:tcPr>
-            <w:tcW w:w="7310" w:type="dxa"/>
+            <w:tcW w:w="17038" w:type="dxa"/>
             <w:tcBorders/>
             <w:vAlign w:val="center"/>
           </w:tcPr>
@@ -981,7 +1092,7 @@
         </w:tc>
         <w:tc>
           <w:tcPr>
-            <w:tcW w:w="1672" w:type="dxa"/>
+            <w:tcW w:w="2333" w:type="dxa"/>
             <w:tcBorders/>
             <w:vAlign w:val="center"/>
           </w:tcPr>
@@ -1004,7 +1115,7 @@
         <w:trPr/>
         <w:tc>
           <w:tcPr>
-            <w:tcW w:w="7310" w:type="dxa"/>
+            <w:tcW w:w="17038" w:type="dxa"/>
             <w:tcBorders/>
             <w:vAlign w:val="center"/>
           </w:tcPr>
@@ -1034,7 +1145,7 @@
         </w:tc>
         <w:tc>
           <w:tcPr>
-            <w:tcW w:w="1672" w:type="dxa"/>
+            <w:tcW w:w="2333" w:type="dxa"/>
             <w:tcBorders/>
             <w:vAlign w:val="center"/>
           </w:tcPr>
@@ -1057,7 +1168,7 @@
         <w:trPr/>
         <w:tc>
           <w:tcPr>
-            <w:tcW w:w="7310" w:type="dxa"/>
+            <w:tcW w:w="17038" w:type="dxa"/>
             <w:tcBorders/>
             <w:vAlign w:val="center"/>
           </w:tcPr>
@@ -1077,7 +1188,7 @@
         </w:tc>
         <w:tc>
           <w:tcPr>
-            <w:tcW w:w="1672" w:type="dxa"/>
+            <w:tcW w:w="2333" w:type="dxa"/>
             <w:tcBorders/>
             <w:vAlign w:val="center"/>
           </w:tcPr>
@@ -1405,7 +1516,36 @@
         <w:rPr>
           <w:bdr w:val="single" w:sz="2" w:space="14" w:color="000000"/>
         </w:rPr>
-        <w:t xml:space="preserve"> · every column, every derived rule, and where each came from </w:t>
+        <w:t xml:space="preserve"> · every column, every derived rule, and where each came from</w:t>
+        <w:br/>
+      </w:r>
+      <w:r>
+        <w:rPr>
+          <w:rStyle w:val="Strong"/>
+          <w:bdr w:val="single" w:sz="2" w:space="14" w:color="000000"/>
+        </w:rPr>
+        <w:t>Engineering practice</w:t>
+      </w:r>
+      <w:r>
+        <w:rPr>
+          <w:bdr w:val="single" w:sz="2" w:space="14" w:color="000000"/>
+        </w:rPr>
+        <w:br/>
+      </w:r>
+      <w:hyperlink w:anchor="note11">
+        <w:r>
+          <w:rPr>
+            <w:rStyle w:val="Hyperlink"/>
+            <w:bdr w:val="single" w:sz="2" w:space="14" w:color="000000"/>
+          </w:rPr>
+          <w:t>Note 11 — First Real Commit &amp; Reading GitHub Actions</w:t>
+        </w:r>
+      </w:hyperlink>
+      <w:r>
+        <w:rPr>
+          <w:bdr w:val="single" w:sz="2" w:space="14" w:color="000000"/>
+        </w:rPr>
+        <w:t xml:space="preserve"> · git mechanics, what CI/CD is, why the first run went red </w:t>
       </w:r>
     </w:p>
     <w:p>
@@ -1747,7 +1887,7 @@
     </w:p>
     <w:tbl>
       <w:tblPr>
-        <w:tblW w:w="8982" w:type="dxa"/>
+        <w:tblW w:w="28635" w:type="dxa"/>
         <w:jc w:val="left"/>
         <w:tblInd w:w="28" w:type="dxa"/>
         <w:tblLayout w:type="fixed"/>
@@ -1759,14 +1899,14 @@
         </w:tblCellMar>
       </w:tblPr>
       <w:tblGrid>
-        <w:gridCol w:w="2351"/>
-        <w:gridCol w:w="6631"/>
+        <w:gridCol w:w="3227"/>
+        <w:gridCol w:w="25408"/>
       </w:tblGrid>
       <w:tr>
         <w:trPr/>
         <w:tc>
           <w:tcPr>
-            <w:tcW w:w="2351" w:type="dxa"/>
+            <w:tcW w:w="3227" w:type="dxa"/>
             <w:tcBorders/>
             <w:vAlign w:val="center"/>
           </w:tcPr>
@@ -1787,7 +1927,7 @@
         </w:tc>
         <w:tc>
           <w:tcPr>
-            <w:tcW w:w="6631" w:type="dxa"/>
+            <w:tcW w:w="25408" w:type="dxa"/>
             <w:tcBorders/>
             <w:vAlign w:val="center"/>
           </w:tcPr>
@@ -1811,7 +1951,7 @@
         <w:trPr/>
         <w:tc>
           <w:tcPr>
-            <w:tcW w:w="2351" w:type="dxa"/>
+            <w:tcW w:w="3227" w:type="dxa"/>
             <w:tcBorders/>
             <w:vAlign w:val="center"/>
           </w:tcPr>
@@ -1833,7 +1973,7 @@
         </w:tc>
         <w:tc>
           <w:tcPr>
-            <w:tcW w:w="6631" w:type="dxa"/>
+            <w:tcW w:w="25408" w:type="dxa"/>
             <w:tcBorders/>
             <w:vAlign w:val="center"/>
           </w:tcPr>
@@ -1883,7 +2023,7 @@
         <w:trPr/>
         <w:tc>
           <w:tcPr>
-            <w:tcW w:w="2351" w:type="dxa"/>
+            <w:tcW w:w="3227" w:type="dxa"/>
             <w:tcBorders/>
             <w:vAlign w:val="center"/>
           </w:tcPr>
@@ -1905,7 +2045,7 @@
         </w:tc>
         <w:tc>
           <w:tcPr>
-            <w:tcW w:w="6631" w:type="dxa"/>
+            <w:tcW w:w="25408" w:type="dxa"/>
             <w:tcBorders/>
             <w:vAlign w:val="center"/>
           </w:tcPr>
@@ -1935,7 +2075,7 @@
         <w:trPr/>
         <w:tc>
           <w:tcPr>
-            <w:tcW w:w="2351" w:type="dxa"/>
+            <w:tcW w:w="3227" w:type="dxa"/>
             <w:tcBorders/>
             <w:vAlign w:val="center"/>
           </w:tcPr>
@@ -1957,7 +2097,7 @@
         </w:tc>
         <w:tc>
           <w:tcPr>
-            <w:tcW w:w="6631" w:type="dxa"/>
+            <w:tcW w:w="25408" w:type="dxa"/>
             <w:tcBorders/>
             <w:vAlign w:val="center"/>
           </w:tcPr>
@@ -1987,7 +2127,7 @@
         <w:trPr/>
         <w:tc>
           <w:tcPr>
-            <w:tcW w:w="2351" w:type="dxa"/>
+            <w:tcW w:w="3227" w:type="dxa"/>
             <w:tcBorders/>
             <w:vAlign w:val="center"/>
           </w:tcPr>
@@ -2019,7 +2159,7 @@
         </w:tc>
         <w:tc>
           <w:tcPr>
-            <w:tcW w:w="6631" w:type="dxa"/>
+            <w:tcW w:w="25408" w:type="dxa"/>
             <w:tcBorders/>
             <w:vAlign w:val="center"/>
           </w:tcPr>
@@ -2089,7 +2229,7 @@
         <w:trPr/>
         <w:tc>
           <w:tcPr>
-            <w:tcW w:w="2351" w:type="dxa"/>
+            <w:tcW w:w="3227" w:type="dxa"/>
             <w:tcBorders/>
             <w:vAlign w:val="center"/>
           </w:tcPr>
@@ -2111,7 +2251,7 @@
         </w:tc>
         <w:tc>
           <w:tcPr>
-            <w:tcW w:w="6631" w:type="dxa"/>
+            <w:tcW w:w="25408" w:type="dxa"/>
             <w:tcBorders/>
             <w:vAlign w:val="center"/>
           </w:tcPr>
@@ -2161,7 +2301,7 @@
         <w:trPr/>
         <w:tc>
           <w:tcPr>
-            <w:tcW w:w="2351" w:type="dxa"/>
+            <w:tcW w:w="3227" w:type="dxa"/>
             <w:tcBorders/>
             <w:vAlign w:val="center"/>
           </w:tcPr>
@@ -2183,7 +2323,7 @@
         </w:tc>
         <w:tc>
           <w:tcPr>
-            <w:tcW w:w="6631" w:type="dxa"/>
+            <w:tcW w:w="25408" w:type="dxa"/>
             <w:tcBorders/>
             <w:vAlign w:val="center"/>
           </w:tcPr>
@@ -2213,7 +2353,7 @@
         <w:trPr/>
         <w:tc>
           <w:tcPr>
-            <w:tcW w:w="2351" w:type="dxa"/>
+            <w:tcW w:w="3227" w:type="dxa"/>
             <w:tcBorders/>
             <w:vAlign w:val="center"/>
           </w:tcPr>
@@ -2235,7 +2375,7 @@
         </w:tc>
         <w:tc>
           <w:tcPr>
-            <w:tcW w:w="6631" w:type="dxa"/>
+            <w:tcW w:w="25408" w:type="dxa"/>
             <w:tcBorders/>
             <w:vAlign w:val="center"/>
           </w:tcPr>
@@ -2275,7 +2415,7 @@
         <w:trPr/>
         <w:tc>
           <w:tcPr>
-            <w:tcW w:w="2351" w:type="dxa"/>
+            <w:tcW w:w="3227" w:type="dxa"/>
             <w:tcBorders/>
             <w:vAlign w:val="center"/>
           </w:tcPr>
@@ -2297,7 +2437,7 @@
         </w:tc>
         <w:tc>
           <w:tcPr>
-            <w:tcW w:w="6631" w:type="dxa"/>
+            <w:tcW w:w="25408" w:type="dxa"/>
             <w:tcBorders/>
             <w:vAlign w:val="center"/>
           </w:tcPr>
@@ -2374,7 +2514,7 @@
     </w:p>
     <w:tbl>
       <w:tblPr>
-        <w:tblW w:w="8982" w:type="dxa"/>
+        <w:tblW w:w="23066" w:type="dxa"/>
         <w:jc w:val="left"/>
         <w:tblInd w:w="28" w:type="dxa"/>
         <w:tblLayout w:type="fixed"/>
@@ -2386,15 +2526,15 @@
         </w:tblCellMar>
       </w:tblPr>
       <w:tblGrid>
-        <w:gridCol w:w="2088"/>
-        <w:gridCol w:w="5272"/>
-        <w:gridCol w:w="1622"/>
+        <w:gridCol w:w="3874"/>
+        <w:gridCol w:w="15989"/>
+        <w:gridCol w:w="3203"/>
       </w:tblGrid>
       <w:tr>
         <w:trPr/>
         <w:tc>
           <w:tcPr>
-            <w:tcW w:w="2088" w:type="dxa"/>
+            <w:tcW w:w="3874" w:type="dxa"/>
             <w:tcBorders/>
             <w:vAlign w:val="center"/>
           </w:tcPr>
@@ -2415,7 +2555,7 @@
         </w:tc>
         <w:tc>
           <w:tcPr>
-            <w:tcW w:w="5272" w:type="dxa"/>
+            <w:tcW w:w="15989" w:type="dxa"/>
             <w:tcBorders/>
             <w:vAlign w:val="center"/>
           </w:tcPr>
@@ -2436,7 +2576,7 @@
         </w:tc>
         <w:tc>
           <w:tcPr>
-            <w:tcW w:w="1622" w:type="dxa"/>
+            <w:tcW w:w="3203" w:type="dxa"/>
             <w:tcBorders/>
             <w:vAlign w:val="center"/>
           </w:tcPr>
@@ -2460,7 +2600,7 @@
         <w:trPr/>
         <w:tc>
           <w:tcPr>
-            <w:tcW w:w="2088" w:type="dxa"/>
+            <w:tcW w:w="3874" w:type="dxa"/>
             <w:tcBorders/>
             <w:vAlign w:val="center"/>
           </w:tcPr>
@@ -2482,7 +2622,7 @@
         </w:tc>
         <w:tc>
           <w:tcPr>
-            <w:tcW w:w="5272" w:type="dxa"/>
+            <w:tcW w:w="15989" w:type="dxa"/>
             <w:tcBorders/>
             <w:vAlign w:val="center"/>
           </w:tcPr>
@@ -2522,7 +2662,7 @@
         </w:tc>
         <w:tc>
           <w:tcPr>
-            <w:tcW w:w="1622" w:type="dxa"/>
+            <w:tcW w:w="3203" w:type="dxa"/>
             <w:tcBorders/>
             <w:vAlign w:val="center"/>
           </w:tcPr>
@@ -2545,7 +2685,7 @@
         <w:trPr/>
         <w:tc>
           <w:tcPr>
-            <w:tcW w:w="2088" w:type="dxa"/>
+            <w:tcW w:w="3874" w:type="dxa"/>
             <w:tcBorders/>
             <w:vAlign w:val="center"/>
           </w:tcPr>
@@ -2567,7 +2707,7 @@
         </w:tc>
         <w:tc>
           <w:tcPr>
-            <w:tcW w:w="5272" w:type="dxa"/>
+            <w:tcW w:w="15989" w:type="dxa"/>
             <w:tcBorders/>
             <w:vAlign w:val="center"/>
           </w:tcPr>
@@ -2607,7 +2747,7 @@
         </w:tc>
         <w:tc>
           <w:tcPr>
-            <w:tcW w:w="1622" w:type="dxa"/>
+            <w:tcW w:w="3203" w:type="dxa"/>
             <w:tcBorders/>
             <w:vAlign w:val="center"/>
           </w:tcPr>
@@ -2630,7 +2770,7 @@
         <w:trPr/>
         <w:tc>
           <w:tcPr>
-            <w:tcW w:w="2088" w:type="dxa"/>
+            <w:tcW w:w="3874" w:type="dxa"/>
             <w:tcBorders/>
             <w:vAlign w:val="center"/>
           </w:tcPr>
@@ -2652,7 +2792,7 @@
         </w:tc>
         <w:tc>
           <w:tcPr>
-            <w:tcW w:w="5272" w:type="dxa"/>
+            <w:tcW w:w="15989" w:type="dxa"/>
             <w:tcBorders/>
             <w:vAlign w:val="center"/>
           </w:tcPr>
@@ -2672,7 +2812,7 @@
         </w:tc>
         <w:tc>
           <w:tcPr>
-            <w:tcW w:w="1622" w:type="dxa"/>
+            <w:tcW w:w="3203" w:type="dxa"/>
             <w:tcBorders/>
             <w:vAlign w:val="center"/>
           </w:tcPr>
@@ -2695,7 +2835,7 @@
         <w:trPr/>
         <w:tc>
           <w:tcPr>
-            <w:tcW w:w="2088" w:type="dxa"/>
+            <w:tcW w:w="3874" w:type="dxa"/>
             <w:tcBorders/>
             <w:vAlign w:val="center"/>
           </w:tcPr>
@@ -2717,7 +2857,7 @@
         </w:tc>
         <w:tc>
           <w:tcPr>
-            <w:tcW w:w="5272" w:type="dxa"/>
+            <w:tcW w:w="15989" w:type="dxa"/>
             <w:tcBorders/>
             <w:vAlign w:val="center"/>
           </w:tcPr>
@@ -2737,7 +2877,7 @@
         </w:tc>
         <w:tc>
           <w:tcPr>
-            <w:tcW w:w="1622" w:type="dxa"/>
+            <w:tcW w:w="3203" w:type="dxa"/>
             <w:tcBorders/>
             <w:vAlign w:val="center"/>
           </w:tcPr>
@@ -3107,7 +3247,7 @@
     </w:p>
     <w:tbl>
       <w:tblPr>
-        <w:tblW w:w="8262" w:type="dxa"/>
+        <w:tblW w:w="27915" w:type="dxa"/>
         <w:jc w:val="left"/>
         <w:tblInd w:w="388" w:type="dxa"/>
         <w:tblLayout w:type="fixed"/>
@@ -3120,8 +3260,8 @@
       </w:tblPr>
       <w:tblGrid>
         <w:gridCol w:w="837"/>
-        <w:gridCol w:w="1950"/>
-        <w:gridCol w:w="5475"/>
+        <w:gridCol w:w="4040"/>
+        <w:gridCol w:w="23038"/>
       </w:tblGrid>
       <w:tr>
         <w:trPr/>
@@ -3148,7 +3288,7 @@
         </w:tc>
         <w:tc>
           <w:tcPr>
-            <w:tcW w:w="1950" w:type="dxa"/>
+            <w:tcW w:w="4040" w:type="dxa"/>
             <w:tcBorders/>
             <w:vAlign w:val="center"/>
           </w:tcPr>
@@ -3169,7 +3309,7 @@
         </w:tc>
         <w:tc>
           <w:tcPr>
-            <w:tcW w:w="5475" w:type="dxa"/>
+            <w:tcW w:w="23038" w:type="dxa"/>
             <w:tcBorders/>
             <w:vAlign w:val="center"/>
           </w:tcPr>
@@ -3213,7 +3353,7 @@
         </w:tc>
         <w:tc>
           <w:tcPr>
-            <w:tcW w:w="1950" w:type="dxa"/>
+            <w:tcW w:w="4040" w:type="dxa"/>
             <w:tcBorders/>
             <w:vAlign w:val="center"/>
           </w:tcPr>
@@ -3243,7 +3383,7 @@
         </w:tc>
         <w:tc>
           <w:tcPr>
-            <w:tcW w:w="5475" w:type="dxa"/>
+            <w:tcW w:w="23038" w:type="dxa"/>
             <w:tcBorders/>
             <w:vAlign w:val="center"/>
           </w:tcPr>
@@ -3286,7 +3426,7 @@
         </w:tc>
         <w:tc>
           <w:tcPr>
-            <w:tcW w:w="1950" w:type="dxa"/>
+            <w:tcW w:w="4040" w:type="dxa"/>
             <w:tcBorders/>
             <w:vAlign w:val="center"/>
           </w:tcPr>
@@ -3306,7 +3446,7 @@
         </w:tc>
         <w:tc>
           <w:tcPr>
-            <w:tcW w:w="5475" w:type="dxa"/>
+            <w:tcW w:w="23038" w:type="dxa"/>
             <w:tcBorders/>
             <w:vAlign w:val="center"/>
           </w:tcPr>
@@ -3359,7 +3499,7 @@
         </w:tc>
         <w:tc>
           <w:tcPr>
-            <w:tcW w:w="1950" w:type="dxa"/>
+            <w:tcW w:w="4040" w:type="dxa"/>
             <w:tcBorders/>
             <w:vAlign w:val="center"/>
           </w:tcPr>
@@ -3381,7 +3521,7 @@
         </w:tc>
         <w:tc>
           <w:tcPr>
-            <w:tcW w:w="5475" w:type="dxa"/>
+            <w:tcW w:w="23038" w:type="dxa"/>
             <w:tcBorders/>
             <w:vAlign w:val="center"/>
           </w:tcPr>
@@ -3424,7 +3564,7 @@
         </w:tc>
         <w:tc>
           <w:tcPr>
-            <w:tcW w:w="1950" w:type="dxa"/>
+            <w:tcW w:w="4040" w:type="dxa"/>
             <w:tcBorders/>
             <w:vAlign w:val="center"/>
           </w:tcPr>
@@ -3450,7 +3590,7 @@
         </w:tc>
         <w:tc>
           <w:tcPr>
-            <w:tcW w:w="5475" w:type="dxa"/>
+            <w:tcW w:w="23038" w:type="dxa"/>
             <w:tcBorders/>
             <w:vAlign w:val="center"/>
           </w:tcPr>
@@ -3796,7 +3936,7 @@
     </w:p>
     <w:tbl>
       <w:tblPr>
-        <w:tblW w:w="8982" w:type="dxa"/>
+        <w:tblW w:w="28635" w:type="dxa"/>
         <w:jc w:val="left"/>
         <w:tblInd w:w="28" w:type="dxa"/>
         <w:tblLayout w:type="fixed"/>
@@ -3808,14 +3948,14 @@
         </w:tblCellMar>
       </w:tblPr>
       <w:tblGrid>
-        <w:gridCol w:w="2112"/>
-        <w:gridCol w:w="6870"/>
+        <w:gridCol w:w="5074"/>
+        <w:gridCol w:w="23561"/>
       </w:tblGrid>
       <w:tr>
         <w:trPr/>
         <w:tc>
           <w:tcPr>
-            <w:tcW w:w="2112" w:type="dxa"/>
+            <w:tcW w:w="5074" w:type="dxa"/>
             <w:tcBorders/>
             <w:vAlign w:val="center"/>
           </w:tcPr>
@@ -3836,7 +3976,7 @@
         </w:tc>
         <w:tc>
           <w:tcPr>
-            <w:tcW w:w="6870" w:type="dxa"/>
+            <w:tcW w:w="23561" w:type="dxa"/>
             <w:tcBorders/>
             <w:vAlign w:val="center"/>
           </w:tcPr>
@@ -3860,7 +4000,7 @@
         <w:trPr/>
         <w:tc>
           <w:tcPr>
-            <w:tcW w:w="2112" w:type="dxa"/>
+            <w:tcW w:w="5074" w:type="dxa"/>
             <w:tcBorders/>
             <w:vAlign w:val="center"/>
           </w:tcPr>
@@ -3890,7 +4030,7 @@
         </w:tc>
         <w:tc>
           <w:tcPr>
-            <w:tcW w:w="6870" w:type="dxa"/>
+            <w:tcW w:w="23561" w:type="dxa"/>
             <w:tcBorders/>
             <w:vAlign w:val="center"/>
           </w:tcPr>
@@ -3913,7 +4053,7 @@
         <w:trPr/>
         <w:tc>
           <w:tcPr>
-            <w:tcW w:w="2112" w:type="dxa"/>
+            <w:tcW w:w="5074" w:type="dxa"/>
             <w:tcBorders/>
             <w:vAlign w:val="center"/>
           </w:tcPr>
@@ -3933,7 +4073,7 @@
         </w:tc>
         <w:tc>
           <w:tcPr>
-            <w:tcW w:w="6870" w:type="dxa"/>
+            <w:tcW w:w="23561" w:type="dxa"/>
             <w:tcBorders/>
             <w:vAlign w:val="center"/>
           </w:tcPr>
@@ -3976,7 +4116,7 @@
         <w:trPr/>
         <w:tc>
           <w:tcPr>
-            <w:tcW w:w="2112" w:type="dxa"/>
+            <w:tcW w:w="5074" w:type="dxa"/>
             <w:tcBorders/>
             <w:vAlign w:val="center"/>
           </w:tcPr>
@@ -3996,7 +4136,7 @@
         </w:tc>
         <w:tc>
           <w:tcPr>
-            <w:tcW w:w="6870" w:type="dxa"/>
+            <w:tcW w:w="23561" w:type="dxa"/>
             <w:tcBorders/>
             <w:vAlign w:val="center"/>
           </w:tcPr>
@@ -4019,7 +4159,7 @@
         <w:trPr/>
         <w:tc>
           <w:tcPr>
-            <w:tcW w:w="2112" w:type="dxa"/>
+            <w:tcW w:w="5074" w:type="dxa"/>
             <w:tcBorders/>
             <w:vAlign w:val="center"/>
           </w:tcPr>
@@ -4039,7 +4179,7 @@
         </w:tc>
         <w:tc>
           <w:tcPr>
-            <w:tcW w:w="6870" w:type="dxa"/>
+            <w:tcW w:w="23561" w:type="dxa"/>
             <w:tcBorders/>
             <w:vAlign w:val="center"/>
           </w:tcPr>
@@ -4616,7 +4756,7 @@
     </w:p>
     <w:tbl>
       <w:tblPr>
-        <w:tblW w:w="8982" w:type="dxa"/>
+        <w:tblW w:w="28635" w:type="dxa"/>
         <w:jc w:val="left"/>
         <w:tblInd w:w="28" w:type="dxa"/>
         <w:tblLayout w:type="fixed"/>
@@ -4628,15 +4768,15 @@
         </w:tblCellMar>
       </w:tblPr>
       <w:tblGrid>
-        <w:gridCol w:w="2259"/>
-        <w:gridCol w:w="3533"/>
-        <w:gridCol w:w="3190"/>
+        <w:gridCol w:w="4394"/>
+        <w:gridCol w:w="12625"/>
+        <w:gridCol w:w="11616"/>
       </w:tblGrid>
       <w:tr>
         <w:trPr/>
         <w:tc>
           <w:tcPr>
-            <w:tcW w:w="2259" w:type="dxa"/>
+            <w:tcW w:w="4394" w:type="dxa"/>
             <w:tcBorders/>
             <w:vAlign w:val="center"/>
           </w:tcPr>
@@ -4657,7 +4797,7 @@
         </w:tc>
         <w:tc>
           <w:tcPr>
-            <w:tcW w:w="3533" w:type="dxa"/>
+            <w:tcW w:w="12625" w:type="dxa"/>
             <w:tcBorders/>
             <w:vAlign w:val="center"/>
           </w:tcPr>
@@ -4678,7 +4818,7 @@
         </w:tc>
         <w:tc>
           <w:tcPr>
-            <w:tcW w:w="3190" w:type="dxa"/>
+            <w:tcW w:w="11616" w:type="dxa"/>
             <w:tcBorders/>
             <w:vAlign w:val="center"/>
           </w:tcPr>
@@ -4702,7 +4842,7 @@
         <w:trPr/>
         <w:tc>
           <w:tcPr>
-            <w:tcW w:w="2259" w:type="dxa"/>
+            <w:tcW w:w="4394" w:type="dxa"/>
             <w:tcBorders/>
             <w:vAlign w:val="center"/>
           </w:tcPr>
@@ -4722,7 +4862,7 @@
         </w:tc>
         <w:tc>
           <w:tcPr>
-            <w:tcW w:w="3533" w:type="dxa"/>
+            <w:tcW w:w="12625" w:type="dxa"/>
             <w:tcBorders/>
             <w:vAlign w:val="center"/>
           </w:tcPr>
@@ -4742,7 +4882,7 @@
         </w:tc>
         <w:tc>
           <w:tcPr>
-            <w:tcW w:w="3190" w:type="dxa"/>
+            <w:tcW w:w="11616" w:type="dxa"/>
             <w:tcBorders/>
             <w:vAlign w:val="center"/>
           </w:tcPr>
@@ -4765,7 +4905,7 @@
         <w:trPr/>
         <w:tc>
           <w:tcPr>
-            <w:tcW w:w="2259" w:type="dxa"/>
+            <w:tcW w:w="4394" w:type="dxa"/>
             <w:tcBorders/>
             <w:vAlign w:val="center"/>
           </w:tcPr>
@@ -4785,7 +4925,7 @@
         </w:tc>
         <w:tc>
           <w:tcPr>
-            <w:tcW w:w="3533" w:type="dxa"/>
+            <w:tcW w:w="12625" w:type="dxa"/>
             <w:tcBorders/>
             <w:vAlign w:val="center"/>
           </w:tcPr>
@@ -4805,7 +4945,7 @@
         </w:tc>
         <w:tc>
           <w:tcPr>
-            <w:tcW w:w="3190" w:type="dxa"/>
+            <w:tcW w:w="11616" w:type="dxa"/>
             <w:tcBorders/>
             <w:vAlign w:val="center"/>
           </w:tcPr>
@@ -4828,7 +4968,7 @@
         <w:trPr/>
         <w:tc>
           <w:tcPr>
-            <w:tcW w:w="2259" w:type="dxa"/>
+            <w:tcW w:w="4394" w:type="dxa"/>
             <w:tcBorders/>
             <w:vAlign w:val="center"/>
           </w:tcPr>
@@ -4848,7 +4988,7 @@
         </w:tc>
         <w:tc>
           <w:tcPr>
-            <w:tcW w:w="3533" w:type="dxa"/>
+            <w:tcW w:w="12625" w:type="dxa"/>
             <w:tcBorders/>
             <w:vAlign w:val="center"/>
           </w:tcPr>
@@ -4868,7 +5008,7 @@
         </w:tc>
         <w:tc>
           <w:tcPr>
-            <w:tcW w:w="3190" w:type="dxa"/>
+            <w:tcW w:w="11616" w:type="dxa"/>
             <w:tcBorders/>
             <w:vAlign w:val="center"/>
           </w:tcPr>
@@ -4891,7 +5031,7 @@
         <w:trPr/>
         <w:tc>
           <w:tcPr>
-            <w:tcW w:w="2259" w:type="dxa"/>
+            <w:tcW w:w="4394" w:type="dxa"/>
             <w:tcBorders/>
             <w:vAlign w:val="center"/>
           </w:tcPr>
@@ -4911,7 +5051,7 @@
         </w:tc>
         <w:tc>
           <w:tcPr>
-            <w:tcW w:w="3533" w:type="dxa"/>
+            <w:tcW w:w="12625" w:type="dxa"/>
             <w:tcBorders/>
             <w:vAlign w:val="center"/>
           </w:tcPr>
@@ -4941,7 +5081,7 @@
         </w:tc>
         <w:tc>
           <w:tcPr>
-            <w:tcW w:w="3190" w:type="dxa"/>
+            <w:tcW w:w="11616" w:type="dxa"/>
             <w:tcBorders/>
             <w:vAlign w:val="center"/>
           </w:tcPr>
@@ -4974,7 +5114,7 @@
         <w:trPr/>
         <w:tc>
           <w:tcPr>
-            <w:tcW w:w="2259" w:type="dxa"/>
+            <w:tcW w:w="4394" w:type="dxa"/>
             <w:tcBorders/>
             <w:vAlign w:val="center"/>
           </w:tcPr>
@@ -4994,7 +5134,7 @@
         </w:tc>
         <w:tc>
           <w:tcPr>
-            <w:tcW w:w="3533" w:type="dxa"/>
+            <w:tcW w:w="12625" w:type="dxa"/>
             <w:tcBorders/>
             <w:vAlign w:val="center"/>
           </w:tcPr>
@@ -5024,7 +5164,7 @@
         </w:tc>
         <w:tc>
           <w:tcPr>
-            <w:tcW w:w="3190" w:type="dxa"/>
+            <w:tcW w:w="11616" w:type="dxa"/>
             <w:tcBorders/>
             <w:vAlign w:val="center"/>
           </w:tcPr>
@@ -5047,7 +5187,7 @@
         <w:trPr/>
         <w:tc>
           <w:tcPr>
-            <w:tcW w:w="2259" w:type="dxa"/>
+            <w:tcW w:w="4394" w:type="dxa"/>
             <w:tcBorders/>
             <w:vAlign w:val="center"/>
           </w:tcPr>
@@ -5067,7 +5207,7 @@
         </w:tc>
         <w:tc>
           <w:tcPr>
-            <w:tcW w:w="3533" w:type="dxa"/>
+            <w:tcW w:w="12625" w:type="dxa"/>
             <w:tcBorders/>
             <w:vAlign w:val="center"/>
           </w:tcPr>
@@ -5097,7 +5237,7 @@
         </w:tc>
         <w:tc>
           <w:tcPr>
-            <w:tcW w:w="3190" w:type="dxa"/>
+            <w:tcW w:w="11616" w:type="dxa"/>
             <w:tcBorders/>
             <w:vAlign w:val="center"/>
           </w:tcPr>
@@ -5177,7 +5317,7 @@
     </w:p>
     <w:tbl>
       <w:tblPr>
-        <w:tblW w:w="8982" w:type="dxa"/>
+        <w:tblW w:w="24869" w:type="dxa"/>
         <w:jc w:val="left"/>
         <w:tblInd w:w="28" w:type="dxa"/>
         <w:tblLayout w:type="fixed"/>
@@ -5189,15 +5329,15 @@
         </w:tblCellMar>
       </w:tblPr>
       <w:tblGrid>
-        <w:gridCol w:w="2484"/>
-        <w:gridCol w:w="1917"/>
-        <w:gridCol w:w="4581"/>
+        <w:gridCol w:w="2709"/>
+        <w:gridCol w:w="4698"/>
+        <w:gridCol w:w="17462"/>
       </w:tblGrid>
       <w:tr>
         <w:trPr/>
         <w:tc>
           <w:tcPr>
-            <w:tcW w:w="2484" w:type="dxa"/>
+            <w:tcW w:w="2709" w:type="dxa"/>
             <w:tcBorders/>
             <w:vAlign w:val="center"/>
           </w:tcPr>
@@ -5218,7 +5358,7 @@
         </w:tc>
         <w:tc>
           <w:tcPr>
-            <w:tcW w:w="1917" w:type="dxa"/>
+            <w:tcW w:w="4698" w:type="dxa"/>
             <w:tcBorders/>
             <w:vAlign w:val="center"/>
           </w:tcPr>
@@ -5239,7 +5379,7 @@
         </w:tc>
         <w:tc>
           <w:tcPr>
-            <w:tcW w:w="4581" w:type="dxa"/>
+            <w:tcW w:w="17462" w:type="dxa"/>
             <w:tcBorders/>
             <w:vAlign w:val="center"/>
           </w:tcPr>
@@ -5263,7 +5403,7 @@
         <w:trPr/>
         <w:tc>
           <w:tcPr>
-            <w:tcW w:w="2484" w:type="dxa"/>
+            <w:tcW w:w="2709" w:type="dxa"/>
             <w:tcBorders/>
             <w:vAlign w:val="center"/>
           </w:tcPr>
@@ -5283,7 +5423,7 @@
         </w:tc>
         <w:tc>
           <w:tcPr>
-            <w:tcW w:w="1917" w:type="dxa"/>
+            <w:tcW w:w="4698" w:type="dxa"/>
             <w:tcBorders/>
             <w:vAlign w:val="center"/>
           </w:tcPr>
@@ -5303,7 +5443,7 @@
         </w:tc>
         <w:tc>
           <w:tcPr>
-            <w:tcW w:w="4581" w:type="dxa"/>
+            <w:tcW w:w="17462" w:type="dxa"/>
             <w:tcBorders/>
             <w:vAlign w:val="center"/>
           </w:tcPr>
@@ -5326,7 +5466,7 @@
         <w:trPr/>
         <w:tc>
           <w:tcPr>
-            <w:tcW w:w="2484" w:type="dxa"/>
+            <w:tcW w:w="2709" w:type="dxa"/>
             <w:tcBorders/>
             <w:vAlign w:val="center"/>
           </w:tcPr>
@@ -5346,7 +5486,7 @@
         </w:tc>
         <w:tc>
           <w:tcPr>
-            <w:tcW w:w="1917" w:type="dxa"/>
+            <w:tcW w:w="4698" w:type="dxa"/>
             <w:tcBorders/>
             <w:vAlign w:val="center"/>
           </w:tcPr>
@@ -5366,7 +5506,7 @@
         </w:tc>
         <w:tc>
           <w:tcPr>
-            <w:tcW w:w="4581" w:type="dxa"/>
+            <w:tcW w:w="17462" w:type="dxa"/>
             <w:tcBorders/>
             <w:vAlign w:val="center"/>
           </w:tcPr>
@@ -5389,7 +5529,7 @@
         <w:trPr/>
         <w:tc>
           <w:tcPr>
-            <w:tcW w:w="2484" w:type="dxa"/>
+            <w:tcW w:w="2709" w:type="dxa"/>
             <w:tcBorders/>
             <w:vAlign w:val="center"/>
           </w:tcPr>
@@ -5415,7 +5555,7 @@
         </w:tc>
         <w:tc>
           <w:tcPr>
-            <w:tcW w:w="1917" w:type="dxa"/>
+            <w:tcW w:w="4698" w:type="dxa"/>
             <w:tcBorders/>
             <w:vAlign w:val="center"/>
           </w:tcPr>
@@ -5435,7 +5575,7 @@
         </w:tc>
         <w:tc>
           <w:tcPr>
-            <w:tcW w:w="4581" w:type="dxa"/>
+            <w:tcW w:w="17462" w:type="dxa"/>
             <w:tcBorders/>
             <w:vAlign w:val="center"/>
           </w:tcPr>
@@ -5458,7 +5598,7 @@
         <w:trPr/>
         <w:tc>
           <w:tcPr>
-            <w:tcW w:w="2484" w:type="dxa"/>
+            <w:tcW w:w="2709" w:type="dxa"/>
             <w:tcBorders/>
             <w:vAlign w:val="center"/>
           </w:tcPr>
@@ -5484,7 +5624,7 @@
         </w:tc>
         <w:tc>
           <w:tcPr>
-            <w:tcW w:w="1917" w:type="dxa"/>
+            <w:tcW w:w="4698" w:type="dxa"/>
             <w:tcBorders/>
             <w:vAlign w:val="center"/>
           </w:tcPr>
@@ -5504,7 +5644,7 @@
         </w:tc>
         <w:tc>
           <w:tcPr>
-            <w:tcW w:w="4581" w:type="dxa"/>
+            <w:tcW w:w="17462" w:type="dxa"/>
             <w:tcBorders/>
             <w:vAlign w:val="center"/>
           </w:tcPr>
@@ -5527,7 +5667,7 @@
         <w:trPr/>
         <w:tc>
           <w:tcPr>
-            <w:tcW w:w="2484" w:type="dxa"/>
+            <w:tcW w:w="2709" w:type="dxa"/>
             <w:tcBorders/>
             <w:vAlign w:val="center"/>
           </w:tcPr>
@@ -5553,7 +5693,7 @@
         </w:tc>
         <w:tc>
           <w:tcPr>
-            <w:tcW w:w="1917" w:type="dxa"/>
+            <w:tcW w:w="4698" w:type="dxa"/>
             <w:tcBorders/>
             <w:vAlign w:val="center"/>
           </w:tcPr>
@@ -5573,7 +5713,7 @@
         </w:tc>
         <w:tc>
           <w:tcPr>
-            <w:tcW w:w="4581" w:type="dxa"/>
+            <w:tcW w:w="17462" w:type="dxa"/>
             <w:tcBorders/>
             <w:vAlign w:val="center"/>
           </w:tcPr>
@@ -5691,7 +5831,7 @@
     </w:p>
     <w:tbl>
       <w:tblPr>
-        <w:tblW w:w="8982" w:type="dxa"/>
+        <w:tblW w:w="12271" w:type="dxa"/>
         <w:jc w:val="left"/>
         <w:tblInd w:w="28" w:type="dxa"/>
         <w:tblLayout w:type="fixed"/>
@@ -5705,7 +5845,7 @@
       <w:tblGrid>
         <w:gridCol w:w="2432"/>
         <w:gridCol w:w="1686"/>
-        <w:gridCol w:w="4864"/>
+        <w:gridCol w:w="8153"/>
       </w:tblGrid>
       <w:tr>
         <w:trPr/>
@@ -5753,7 +5893,7 @@
         </w:tc>
         <w:tc>
           <w:tcPr>
-            <w:tcW w:w="4864" w:type="dxa"/>
+            <w:tcW w:w="8153" w:type="dxa"/>
             <w:tcBorders/>
             <w:vAlign w:val="center"/>
           </w:tcPr>
@@ -5819,7 +5959,7 @@
         </w:tc>
         <w:tc>
           <w:tcPr>
-            <w:tcW w:w="4864" w:type="dxa"/>
+            <w:tcW w:w="8153" w:type="dxa"/>
             <w:tcBorders/>
             <w:vAlign w:val="center"/>
           </w:tcPr>
@@ -5884,7 +6024,7 @@
         </w:tc>
         <w:tc>
           <w:tcPr>
-            <w:tcW w:w="4864" w:type="dxa"/>
+            <w:tcW w:w="8153" w:type="dxa"/>
             <w:tcBorders/>
             <w:vAlign w:val="center"/>
           </w:tcPr>
@@ -5949,7 +6089,7 @@
         </w:tc>
         <w:tc>
           <w:tcPr>
-            <w:tcW w:w="4864" w:type="dxa"/>
+            <w:tcW w:w="8153" w:type="dxa"/>
             <w:tcBorders/>
             <w:vAlign w:val="center"/>
           </w:tcPr>
@@ -6019,7 +6159,7 @@
         </w:tc>
         <w:tc>
           <w:tcPr>
-            <w:tcW w:w="4864" w:type="dxa"/>
+            <w:tcW w:w="8153" w:type="dxa"/>
             <w:tcBorders/>
             <w:vAlign w:val="center"/>
           </w:tcPr>
@@ -6084,7 +6224,7 @@
         </w:tc>
         <w:tc>
           <w:tcPr>
-            <w:tcW w:w="4864" w:type="dxa"/>
+            <w:tcW w:w="8153" w:type="dxa"/>
             <w:tcBorders/>
             <w:vAlign w:val="center"/>
           </w:tcPr>
@@ -6149,7 +6289,7 @@
         </w:tc>
         <w:tc>
           <w:tcPr>
-            <w:tcW w:w="4864" w:type="dxa"/>
+            <w:tcW w:w="8153" w:type="dxa"/>
             <w:tcBorders/>
             <w:vAlign w:val="center"/>
           </w:tcPr>
@@ -6219,7 +6359,7 @@
         </w:tc>
         <w:tc>
           <w:tcPr>
-            <w:tcW w:w="4864" w:type="dxa"/>
+            <w:tcW w:w="8153" w:type="dxa"/>
             <w:tcBorders/>
             <w:vAlign w:val="center"/>
           </w:tcPr>
@@ -6284,7 +6424,7 @@
         </w:tc>
         <w:tc>
           <w:tcPr>
-            <w:tcW w:w="4864" w:type="dxa"/>
+            <w:tcW w:w="8153" w:type="dxa"/>
             <w:tcBorders/>
             <w:vAlign w:val="center"/>
           </w:tcPr>
@@ -6354,7 +6494,7 @@
         </w:tc>
         <w:tc>
           <w:tcPr>
-            <w:tcW w:w="4864" w:type="dxa"/>
+            <w:tcW w:w="8153" w:type="dxa"/>
             <w:tcBorders/>
             <w:vAlign w:val="center"/>
           </w:tcPr>
@@ -6424,7 +6564,7 @@
         </w:tc>
         <w:tc>
           <w:tcPr>
-            <w:tcW w:w="4864" w:type="dxa"/>
+            <w:tcW w:w="8153" w:type="dxa"/>
             <w:tcBorders/>
             <w:vAlign w:val="center"/>
           </w:tcPr>
@@ -6489,7 +6629,7 @@
         </w:tc>
         <w:tc>
           <w:tcPr>
-            <w:tcW w:w="4864" w:type="dxa"/>
+            <w:tcW w:w="8153" w:type="dxa"/>
             <w:tcBorders/>
             <w:vAlign w:val="center"/>
           </w:tcPr>
@@ -6554,7 +6694,7 @@
         </w:tc>
         <w:tc>
           <w:tcPr>
-            <w:tcW w:w="4864" w:type="dxa"/>
+            <w:tcW w:w="8153" w:type="dxa"/>
             <w:tcBorders/>
             <w:vAlign w:val="center"/>
           </w:tcPr>
@@ -6619,7 +6759,7 @@
         </w:tc>
         <w:tc>
           <w:tcPr>
-            <w:tcW w:w="4864" w:type="dxa"/>
+            <w:tcW w:w="8153" w:type="dxa"/>
             <w:tcBorders/>
             <w:vAlign w:val="center"/>
           </w:tcPr>
@@ -6684,7 +6824,7 @@
         </w:tc>
         <w:tc>
           <w:tcPr>
-            <w:tcW w:w="4864" w:type="dxa"/>
+            <w:tcW w:w="8153" w:type="dxa"/>
             <w:tcBorders/>
             <w:vAlign w:val="center"/>
           </w:tcPr>
@@ -6756,7 +6896,7 @@
     </w:p>
     <w:tbl>
       <w:tblPr>
-        <w:tblW w:w="8982" w:type="dxa"/>
+        <w:tblW w:w="12921" w:type="dxa"/>
         <w:jc w:val="left"/>
         <w:tblInd w:w="28" w:type="dxa"/>
         <w:tblLayout w:type="fixed"/>
@@ -6768,14 +6908,14 @@
         </w:tblCellMar>
       </w:tblPr>
       <w:tblGrid>
-        <w:gridCol w:w="1739"/>
-        <w:gridCol w:w="7243"/>
+        <w:gridCol w:w="2314"/>
+        <w:gridCol w:w="10607"/>
       </w:tblGrid>
       <w:tr>
         <w:trPr/>
         <w:tc>
           <w:tcPr>
-            <w:tcW w:w="1739" w:type="dxa"/>
+            <w:tcW w:w="2314" w:type="dxa"/>
             <w:tcBorders/>
             <w:vAlign w:val="center"/>
           </w:tcPr>
@@ -6796,7 +6936,7 @@
         </w:tc>
         <w:tc>
           <w:tcPr>
-            <w:tcW w:w="7243" w:type="dxa"/>
+            <w:tcW w:w="10607" w:type="dxa"/>
             <w:tcBorders/>
             <w:vAlign w:val="center"/>
           </w:tcPr>
@@ -6820,7 +6960,7 @@
         <w:trPr/>
         <w:tc>
           <w:tcPr>
-            <w:tcW w:w="1739" w:type="dxa"/>
+            <w:tcW w:w="2314" w:type="dxa"/>
             <w:tcBorders/>
             <w:vAlign w:val="center"/>
           </w:tcPr>
@@ -6840,7 +6980,7 @@
         </w:tc>
         <w:tc>
           <w:tcPr>
-            <w:tcW w:w="7243" w:type="dxa"/>
+            <w:tcW w:w="10607" w:type="dxa"/>
             <w:tcBorders/>
             <w:vAlign w:val="center"/>
           </w:tcPr>
@@ -6869,7 +7009,7 @@
         <w:trPr/>
         <w:tc>
           <w:tcPr>
-            <w:tcW w:w="1739" w:type="dxa"/>
+            <w:tcW w:w="2314" w:type="dxa"/>
             <w:tcBorders/>
             <w:vAlign w:val="center"/>
           </w:tcPr>
@@ -6889,7 +7029,7 @@
         </w:tc>
         <w:tc>
           <w:tcPr>
-            <w:tcW w:w="7243" w:type="dxa"/>
+            <w:tcW w:w="10607" w:type="dxa"/>
             <w:tcBorders/>
             <w:vAlign w:val="center"/>
           </w:tcPr>
@@ -6948,7 +7088,7 @@
         <w:trPr/>
         <w:tc>
           <w:tcPr>
-            <w:tcW w:w="1739" w:type="dxa"/>
+            <w:tcW w:w="2314" w:type="dxa"/>
             <w:tcBorders/>
             <w:vAlign w:val="center"/>
           </w:tcPr>
@@ -6968,7 +7108,7 @@
         </w:tc>
         <w:tc>
           <w:tcPr>
-            <w:tcW w:w="7243" w:type="dxa"/>
+            <w:tcW w:w="10607" w:type="dxa"/>
             <w:tcBorders/>
             <w:vAlign w:val="center"/>
           </w:tcPr>
@@ -6997,7 +7137,7 @@
         <w:trPr/>
         <w:tc>
           <w:tcPr>
-            <w:tcW w:w="1739" w:type="dxa"/>
+            <w:tcW w:w="2314" w:type="dxa"/>
             <w:tcBorders/>
             <w:vAlign w:val="center"/>
           </w:tcPr>
@@ -7017,7 +7157,7 @@
         </w:tc>
         <w:tc>
           <w:tcPr>
-            <w:tcW w:w="7243" w:type="dxa"/>
+            <w:tcW w:w="10607" w:type="dxa"/>
             <w:tcBorders/>
             <w:vAlign w:val="center"/>
           </w:tcPr>
@@ -7042,7 +7182,7 @@
         <w:trPr/>
         <w:tc>
           <w:tcPr>
-            <w:tcW w:w="1739" w:type="dxa"/>
+            <w:tcW w:w="2314" w:type="dxa"/>
             <w:tcBorders/>
             <w:vAlign w:val="center"/>
           </w:tcPr>
@@ -7062,7 +7202,7 @@
         </w:tc>
         <w:tc>
           <w:tcPr>
-            <w:tcW w:w="7243" w:type="dxa"/>
+            <w:tcW w:w="10607" w:type="dxa"/>
             <w:tcBorders/>
             <w:vAlign w:val="center"/>
           </w:tcPr>
@@ -7085,7 +7225,7 @@
         <w:trPr/>
         <w:tc>
           <w:tcPr>
-            <w:tcW w:w="1739" w:type="dxa"/>
+            <w:tcW w:w="2314" w:type="dxa"/>
             <w:tcBorders/>
             <w:vAlign w:val="center"/>
           </w:tcPr>
@@ -7105,7 +7245,7 @@
         </w:tc>
         <w:tc>
           <w:tcPr>
-            <w:tcW w:w="7243" w:type="dxa"/>
+            <w:tcW w:w="10607" w:type="dxa"/>
             <w:tcBorders/>
             <w:vAlign w:val="center"/>
           </w:tcPr>
@@ -7151,7 +7291,7 @@
     </w:p>
     <w:tbl>
       <w:tblPr>
-        <w:tblW w:w="8982" w:type="dxa"/>
+        <w:tblW w:w="24078" w:type="dxa"/>
         <w:jc w:val="left"/>
         <w:tblInd w:w="28" w:type="dxa"/>
         <w:tblLayout w:type="fixed"/>
@@ -7164,8 +7304,8 @@
       </w:tblPr>
       <w:tblGrid>
         <w:gridCol w:w="426"/>
-        <w:gridCol w:w="4407"/>
-        <w:gridCol w:w="4149"/>
+        <w:gridCol w:w="12393"/>
+        <w:gridCol w:w="11259"/>
       </w:tblGrid>
       <w:tr>
         <w:trPr/>
@@ -7192,7 +7332,7 @@
         </w:tc>
         <w:tc>
           <w:tcPr>
-            <w:tcW w:w="4407" w:type="dxa"/>
+            <w:tcW w:w="12393" w:type="dxa"/>
             <w:tcBorders/>
             <w:vAlign w:val="center"/>
           </w:tcPr>
@@ -7213,7 +7353,7 @@
         </w:tc>
         <w:tc>
           <w:tcPr>
-            <w:tcW w:w="4149" w:type="dxa"/>
+            <w:tcW w:w="11259" w:type="dxa"/>
             <w:tcBorders/>
             <w:vAlign w:val="center"/>
           </w:tcPr>
@@ -7257,7 +7397,7 @@
         </w:tc>
         <w:tc>
           <w:tcPr>
-            <w:tcW w:w="4407" w:type="dxa"/>
+            <w:tcW w:w="12393" w:type="dxa"/>
             <w:tcBorders/>
             <w:vAlign w:val="center"/>
           </w:tcPr>
@@ -7287,7 +7427,7 @@
         </w:tc>
         <w:tc>
           <w:tcPr>
-            <w:tcW w:w="4149" w:type="dxa"/>
+            <w:tcW w:w="11259" w:type="dxa"/>
             <w:tcBorders/>
             <w:vAlign w:val="center"/>
           </w:tcPr>
@@ -7330,7 +7470,7 @@
         </w:tc>
         <w:tc>
           <w:tcPr>
-            <w:tcW w:w="4407" w:type="dxa"/>
+            <w:tcW w:w="12393" w:type="dxa"/>
             <w:tcBorders/>
             <w:vAlign w:val="center"/>
           </w:tcPr>
@@ -7350,7 +7490,7 @@
         </w:tc>
         <w:tc>
           <w:tcPr>
-            <w:tcW w:w="4149" w:type="dxa"/>
+            <w:tcW w:w="11259" w:type="dxa"/>
             <w:tcBorders/>
             <w:vAlign w:val="center"/>
           </w:tcPr>
@@ -7393,7 +7533,7 @@
         </w:tc>
         <w:tc>
           <w:tcPr>
-            <w:tcW w:w="4407" w:type="dxa"/>
+            <w:tcW w:w="12393" w:type="dxa"/>
             <w:tcBorders/>
             <w:vAlign w:val="center"/>
           </w:tcPr>
@@ -7423,7 +7563,7 @@
         </w:tc>
         <w:tc>
           <w:tcPr>
-            <w:tcW w:w="4149" w:type="dxa"/>
+            <w:tcW w:w="11259" w:type="dxa"/>
             <w:tcBorders/>
             <w:vAlign w:val="center"/>
           </w:tcPr>
@@ -7466,7 +7606,7 @@
         </w:tc>
         <w:tc>
           <w:tcPr>
-            <w:tcW w:w="4407" w:type="dxa"/>
+            <w:tcW w:w="12393" w:type="dxa"/>
             <w:tcBorders/>
             <w:vAlign w:val="center"/>
           </w:tcPr>
@@ -7496,7 +7636,7 @@
         </w:tc>
         <w:tc>
           <w:tcPr>
-            <w:tcW w:w="4149" w:type="dxa"/>
+            <w:tcW w:w="11259" w:type="dxa"/>
             <w:tcBorders/>
             <w:vAlign w:val="center"/>
           </w:tcPr>
@@ -7539,7 +7679,7 @@
         </w:tc>
         <w:tc>
           <w:tcPr>
-            <w:tcW w:w="4407" w:type="dxa"/>
+            <w:tcW w:w="12393" w:type="dxa"/>
             <w:tcBorders/>
             <w:vAlign w:val="center"/>
           </w:tcPr>
@@ -7559,7 +7699,7 @@
         </w:tc>
         <w:tc>
           <w:tcPr>
-            <w:tcW w:w="4149" w:type="dxa"/>
+            <w:tcW w:w="11259" w:type="dxa"/>
             <w:tcBorders/>
             <w:vAlign w:val="center"/>
           </w:tcPr>
@@ -7602,7 +7742,7 @@
         </w:tc>
         <w:tc>
           <w:tcPr>
-            <w:tcW w:w="4407" w:type="dxa"/>
+            <w:tcW w:w="12393" w:type="dxa"/>
             <w:tcBorders/>
             <w:vAlign w:val="center"/>
           </w:tcPr>
@@ -7632,7 +7772,7 @@
         </w:tc>
         <w:tc>
           <w:tcPr>
-            <w:tcW w:w="4149" w:type="dxa"/>
+            <w:tcW w:w="11259" w:type="dxa"/>
             <w:tcBorders/>
             <w:vAlign w:val="center"/>
           </w:tcPr>
@@ -7675,7 +7815,7 @@
         </w:tc>
         <w:tc>
           <w:tcPr>
-            <w:tcW w:w="4407" w:type="dxa"/>
+            <w:tcW w:w="12393" w:type="dxa"/>
             <w:tcBorders/>
             <w:vAlign w:val="center"/>
           </w:tcPr>
@@ -7701,7 +7841,7 @@
         </w:tc>
         <w:tc>
           <w:tcPr>
-            <w:tcW w:w="4149" w:type="dxa"/>
+            <w:tcW w:w="11259" w:type="dxa"/>
             <w:tcBorders/>
             <w:vAlign w:val="center"/>
           </w:tcPr>
@@ -7744,7 +7884,7 @@
         </w:tc>
         <w:tc>
           <w:tcPr>
-            <w:tcW w:w="4407" w:type="dxa"/>
+            <w:tcW w:w="12393" w:type="dxa"/>
             <w:tcBorders/>
             <w:vAlign w:val="center"/>
           </w:tcPr>
@@ -7770,7 +7910,7 @@
         </w:tc>
         <w:tc>
           <w:tcPr>
-            <w:tcW w:w="4149" w:type="dxa"/>
+            <w:tcW w:w="11259" w:type="dxa"/>
             <w:tcBorders/>
             <w:vAlign w:val="center"/>
           </w:tcPr>
@@ -7813,7 +7953,7 @@
         </w:tc>
         <w:tc>
           <w:tcPr>
-            <w:tcW w:w="4407" w:type="dxa"/>
+            <w:tcW w:w="12393" w:type="dxa"/>
             <w:tcBorders/>
             <w:vAlign w:val="center"/>
           </w:tcPr>
@@ -7833,7 +7973,7 @@
         </w:tc>
         <w:tc>
           <w:tcPr>
-            <w:tcW w:w="4149" w:type="dxa"/>
+            <w:tcW w:w="11259" w:type="dxa"/>
             <w:tcBorders/>
             <w:vAlign w:val="center"/>
           </w:tcPr>
@@ -7876,7 +8016,7 @@
         </w:tc>
         <w:tc>
           <w:tcPr>
-            <w:tcW w:w="4407" w:type="dxa"/>
+            <w:tcW w:w="12393" w:type="dxa"/>
             <w:tcBorders/>
             <w:vAlign w:val="center"/>
           </w:tcPr>
@@ -7896,7 +8036,7 @@
         </w:tc>
         <w:tc>
           <w:tcPr>
-            <w:tcW w:w="4149" w:type="dxa"/>
+            <w:tcW w:w="11259" w:type="dxa"/>
             <w:tcBorders/>
             <w:vAlign w:val="center"/>
           </w:tcPr>
@@ -8327,7 +8467,7 @@
     </w:p>
     <w:tbl>
       <w:tblPr>
-        <w:tblW w:w="8982" w:type="dxa"/>
+        <w:tblW w:w="20742" w:type="dxa"/>
         <w:jc w:val="left"/>
         <w:tblInd w:w="28" w:type="dxa"/>
         <w:tblLayout w:type="fixed"/>
@@ -8339,14 +8479,14 @@
         </w:tblCellMar>
       </w:tblPr>
       <w:tblGrid>
-        <w:gridCol w:w="4423"/>
-        <w:gridCol w:w="4559"/>
+        <w:gridCol w:w="8365"/>
+        <w:gridCol w:w="12377"/>
       </w:tblGrid>
       <w:tr>
         <w:trPr/>
         <w:tc>
           <w:tcPr>
-            <w:tcW w:w="4423" w:type="dxa"/>
+            <w:tcW w:w="8365" w:type="dxa"/>
             <w:tcBorders/>
             <w:vAlign w:val="center"/>
           </w:tcPr>
@@ -8367,7 +8507,7 @@
         </w:tc>
         <w:tc>
           <w:tcPr>
-            <w:tcW w:w="4559" w:type="dxa"/>
+            <w:tcW w:w="12377" w:type="dxa"/>
             <w:tcBorders/>
             <w:vAlign w:val="center"/>
           </w:tcPr>
@@ -8391,7 +8531,7 @@
         <w:trPr/>
         <w:tc>
           <w:tcPr>
-            <w:tcW w:w="4423" w:type="dxa"/>
+            <w:tcW w:w="8365" w:type="dxa"/>
             <w:tcBorders/>
             <w:vAlign w:val="center"/>
           </w:tcPr>
@@ -8418,7 +8558,7 @@
         </w:tc>
         <w:tc>
           <w:tcPr>
-            <w:tcW w:w="4559" w:type="dxa"/>
+            <w:tcW w:w="12377" w:type="dxa"/>
             <w:tcBorders/>
             <w:vAlign w:val="center"/>
           </w:tcPr>
@@ -8448,7 +8588,7 @@
         <w:trPr/>
         <w:tc>
           <w:tcPr>
-            <w:tcW w:w="4423" w:type="dxa"/>
+            <w:tcW w:w="8365" w:type="dxa"/>
             <w:tcBorders/>
             <w:vAlign w:val="center"/>
           </w:tcPr>
@@ -8468,7 +8608,7 @@
         </w:tc>
         <w:tc>
           <w:tcPr>
-            <w:tcW w:w="4559" w:type="dxa"/>
+            <w:tcW w:w="12377" w:type="dxa"/>
             <w:tcBorders/>
             <w:vAlign w:val="center"/>
           </w:tcPr>
@@ -8509,7 +8649,7 @@
     </w:p>
     <w:tbl>
       <w:tblPr>
-        <w:tblW w:w="8982" w:type="dxa"/>
+        <w:tblW w:w="28635" w:type="dxa"/>
         <w:jc w:val="left"/>
         <w:tblInd w:w="28" w:type="dxa"/>
         <w:tblLayout w:type="fixed"/>
@@ -8521,14 +8661,14 @@
         </w:tblCellMar>
       </w:tblPr>
       <w:tblGrid>
-        <w:gridCol w:w="1657"/>
-        <w:gridCol w:w="7325"/>
+        <w:gridCol w:w="2470"/>
+        <w:gridCol w:w="26165"/>
       </w:tblGrid>
       <w:tr>
         <w:trPr/>
         <w:tc>
           <w:tcPr>
-            <w:tcW w:w="1657" w:type="dxa"/>
+            <w:tcW w:w="2470" w:type="dxa"/>
             <w:tcBorders/>
             <w:vAlign w:val="center"/>
           </w:tcPr>
@@ -8549,7 +8689,7 @@
         </w:tc>
         <w:tc>
           <w:tcPr>
-            <w:tcW w:w="7325" w:type="dxa"/>
+            <w:tcW w:w="26165" w:type="dxa"/>
             <w:tcBorders/>
             <w:vAlign w:val="center"/>
           </w:tcPr>
@@ -8573,7 +8713,7 @@
         <w:trPr/>
         <w:tc>
           <w:tcPr>
-            <w:tcW w:w="1657" w:type="dxa"/>
+            <w:tcW w:w="2470" w:type="dxa"/>
             <w:tcBorders/>
             <w:vAlign w:val="center"/>
           </w:tcPr>
@@ -8593,7 +8733,7 @@
         </w:tc>
         <w:tc>
           <w:tcPr>
-            <w:tcW w:w="7325" w:type="dxa"/>
+            <w:tcW w:w="26165" w:type="dxa"/>
             <w:tcBorders/>
             <w:vAlign w:val="center"/>
           </w:tcPr>
@@ -8616,7 +8756,7 @@
         <w:trPr/>
         <w:tc>
           <w:tcPr>
-            <w:tcW w:w="1657" w:type="dxa"/>
+            <w:tcW w:w="2470" w:type="dxa"/>
             <w:tcBorders/>
             <w:vAlign w:val="center"/>
           </w:tcPr>
@@ -8636,7 +8776,7 @@
         </w:tc>
         <w:tc>
           <w:tcPr>
-            <w:tcW w:w="7325" w:type="dxa"/>
+            <w:tcW w:w="26165" w:type="dxa"/>
             <w:tcBorders/>
             <w:vAlign w:val="center"/>
           </w:tcPr>
@@ -8689,7 +8829,7 @@
         <w:trPr/>
         <w:tc>
           <w:tcPr>
-            <w:tcW w:w="1657" w:type="dxa"/>
+            <w:tcW w:w="2470" w:type="dxa"/>
             <w:tcBorders/>
             <w:vAlign w:val="center"/>
           </w:tcPr>
@@ -8709,7 +8849,7 @@
         </w:tc>
         <w:tc>
           <w:tcPr>
-            <w:tcW w:w="7325" w:type="dxa"/>
+            <w:tcW w:w="26165" w:type="dxa"/>
             <w:tcBorders/>
             <w:vAlign w:val="center"/>
           </w:tcPr>
@@ -8732,7 +8872,7 @@
         <w:trPr/>
         <w:tc>
           <w:tcPr>
-            <w:tcW w:w="1657" w:type="dxa"/>
+            <w:tcW w:w="2470" w:type="dxa"/>
             <w:tcBorders/>
             <w:vAlign w:val="center"/>
           </w:tcPr>
@@ -8758,7 +8898,7 @@
         </w:tc>
         <w:tc>
           <w:tcPr>
-            <w:tcW w:w="7325" w:type="dxa"/>
+            <w:tcW w:w="26165" w:type="dxa"/>
             <w:tcBorders/>
             <w:vAlign w:val="center"/>
           </w:tcPr>
@@ -9975,7 +10115,7 @@
     </w:p>
     <w:tbl>
       <w:tblPr>
-        <w:tblW w:w="8982" w:type="dxa"/>
+        <w:tblW w:w="11259" w:type="dxa"/>
         <w:jc w:val="left"/>
         <w:tblInd w:w="28" w:type="dxa"/>
         <w:tblLayout w:type="fixed"/>
@@ -9987,15 +10127,15 @@
         </w:tblCellMar>
       </w:tblPr>
       <w:tblGrid>
-        <w:gridCol w:w="2131"/>
-        <w:gridCol w:w="3114"/>
-        <w:gridCol w:w="3737"/>
+        <w:gridCol w:w="2434"/>
+        <w:gridCol w:w="3949"/>
+        <w:gridCol w:w="4876"/>
       </w:tblGrid>
       <w:tr>
         <w:trPr/>
         <w:tc>
           <w:tcPr>
-            <w:tcW w:w="2131" w:type="dxa"/>
+            <w:tcW w:w="2434" w:type="dxa"/>
             <w:tcBorders/>
             <w:vAlign w:val="center"/>
           </w:tcPr>
@@ -10016,7 +10156,7 @@
         </w:tc>
         <w:tc>
           <w:tcPr>
-            <w:tcW w:w="3114" w:type="dxa"/>
+            <w:tcW w:w="3949" w:type="dxa"/>
             <w:tcBorders/>
             <w:vAlign w:val="center"/>
           </w:tcPr>
@@ -10037,7 +10177,7 @@
         </w:tc>
         <w:tc>
           <w:tcPr>
-            <w:tcW w:w="3737" w:type="dxa"/>
+            <w:tcW w:w="4876" w:type="dxa"/>
             <w:tcBorders/>
             <w:vAlign w:val="center"/>
           </w:tcPr>
@@ -10061,7 +10201,7 @@
         <w:trPr/>
         <w:tc>
           <w:tcPr>
-            <w:tcW w:w="2131" w:type="dxa"/>
+            <w:tcW w:w="2434" w:type="dxa"/>
             <w:vMerge w:val="restart"/>
             <w:tcBorders/>
             <w:vAlign w:val="center"/>
@@ -10114,7 +10254,7 @@
         </w:tc>
         <w:tc>
           <w:tcPr>
-            <w:tcW w:w="3114" w:type="dxa"/>
+            <w:tcW w:w="3949" w:type="dxa"/>
             <w:tcBorders/>
             <w:vAlign w:val="center"/>
           </w:tcPr>
@@ -10147,7 +10287,7 @@
         </w:tc>
         <w:tc>
           <w:tcPr>
-            <w:tcW w:w="3737" w:type="dxa"/>
+            <w:tcW w:w="4876" w:type="dxa"/>
             <w:tcBorders/>
             <w:vAlign w:val="center"/>
           </w:tcPr>
@@ -10176,7 +10316,7 @@
         <w:trPr/>
         <w:tc>
           <w:tcPr>
-            <w:tcW w:w="2131" w:type="dxa"/>
+            <w:tcW w:w="2434" w:type="dxa"/>
             <w:vMerge w:val="continue"/>
             <w:tcBorders/>
             <w:vAlign w:val="center"/>
@@ -10202,7 +10342,7 @@
         </w:tc>
         <w:tc>
           <w:tcPr>
-            <w:tcW w:w="3114" w:type="dxa"/>
+            <w:tcW w:w="3949" w:type="dxa"/>
             <w:tcBorders/>
             <w:vAlign w:val="center"/>
           </w:tcPr>
@@ -10224,7 +10364,7 @@
         </w:tc>
         <w:tc>
           <w:tcPr>
-            <w:tcW w:w="3737" w:type="dxa"/>
+            <w:tcW w:w="4876" w:type="dxa"/>
             <w:tcBorders/>
             <w:vAlign w:val="center"/>
           </w:tcPr>
@@ -10249,7 +10389,7 @@
         <w:trPr/>
         <w:tc>
           <w:tcPr>
-            <w:tcW w:w="2131" w:type="dxa"/>
+            <w:tcW w:w="2434" w:type="dxa"/>
             <w:vMerge w:val="continue"/>
             <w:tcBorders/>
             <w:vAlign w:val="center"/>
@@ -10275,7 +10415,7 @@
         </w:tc>
         <w:tc>
           <w:tcPr>
-            <w:tcW w:w="3114" w:type="dxa"/>
+            <w:tcW w:w="3949" w:type="dxa"/>
             <w:tcBorders/>
             <w:vAlign w:val="center"/>
           </w:tcPr>
@@ -10297,7 +10437,7 @@
         </w:tc>
         <w:tc>
           <w:tcPr>
-            <w:tcW w:w="3737" w:type="dxa"/>
+            <w:tcW w:w="4876" w:type="dxa"/>
             <w:tcBorders/>
             <w:vAlign w:val="center"/>
           </w:tcPr>
@@ -10322,7 +10462,7 @@
         <w:trPr/>
         <w:tc>
           <w:tcPr>
-            <w:tcW w:w="2131" w:type="dxa"/>
+            <w:tcW w:w="2434" w:type="dxa"/>
             <w:vMerge w:val="continue"/>
             <w:tcBorders/>
             <w:vAlign w:val="center"/>
@@ -10348,7 +10488,7 @@
         </w:tc>
         <w:tc>
           <w:tcPr>
-            <w:tcW w:w="3114" w:type="dxa"/>
+            <w:tcW w:w="3949" w:type="dxa"/>
             <w:tcBorders/>
             <w:vAlign w:val="center"/>
           </w:tcPr>
@@ -10370,7 +10510,7 @@
         </w:tc>
         <w:tc>
           <w:tcPr>
-            <w:tcW w:w="3737" w:type="dxa"/>
+            <w:tcW w:w="4876" w:type="dxa"/>
             <w:tcBorders/>
             <w:vAlign w:val="center"/>
           </w:tcPr>
@@ -10822,7 +10962,7 @@
     </w:p>
     <w:tbl>
       <w:tblPr>
-        <w:tblW w:w="8982" w:type="dxa"/>
+        <w:tblW w:w="28635" w:type="dxa"/>
         <w:jc w:val="left"/>
         <w:tblInd w:w="28" w:type="dxa"/>
         <w:tblLayout w:type="fixed"/>
@@ -10834,14 +10974,14 @@
         </w:tblCellMar>
       </w:tblPr>
       <w:tblGrid>
-        <w:gridCol w:w="2074"/>
-        <w:gridCol w:w="6908"/>
+        <w:gridCol w:w="4611"/>
+        <w:gridCol w:w="24024"/>
       </w:tblGrid>
       <w:tr>
         <w:trPr/>
         <w:tc>
           <w:tcPr>
-            <w:tcW w:w="2074" w:type="dxa"/>
+            <w:tcW w:w="4611" w:type="dxa"/>
             <w:tcBorders/>
             <w:vAlign w:val="center"/>
           </w:tcPr>
@@ -10862,7 +11002,7 @@
         </w:tc>
         <w:tc>
           <w:tcPr>
-            <w:tcW w:w="6908" w:type="dxa"/>
+            <w:tcW w:w="24024" w:type="dxa"/>
             <w:tcBorders/>
             <w:vAlign w:val="center"/>
           </w:tcPr>
@@ -10886,7 +11026,7 @@
         <w:trPr/>
         <w:tc>
           <w:tcPr>
-            <w:tcW w:w="2074" w:type="dxa"/>
+            <w:tcW w:w="4611" w:type="dxa"/>
             <w:tcBorders/>
             <w:vAlign w:val="center"/>
           </w:tcPr>
@@ -10916,7 +11056,7 @@
         </w:tc>
         <w:tc>
           <w:tcPr>
-            <w:tcW w:w="6908" w:type="dxa"/>
+            <w:tcW w:w="24024" w:type="dxa"/>
             <w:tcBorders/>
             <w:vAlign w:val="center"/>
           </w:tcPr>
@@ -10985,7 +11125,7 @@
         <w:trPr/>
         <w:tc>
           <w:tcPr>
-            <w:tcW w:w="2074" w:type="dxa"/>
+            <w:tcW w:w="4611" w:type="dxa"/>
             <w:tcBorders/>
             <w:vAlign w:val="center"/>
           </w:tcPr>
@@ -11005,7 +11145,7 @@
         </w:tc>
         <w:tc>
           <w:tcPr>
-            <w:tcW w:w="6908" w:type="dxa"/>
+            <w:tcW w:w="24024" w:type="dxa"/>
             <w:tcBorders/>
             <w:vAlign w:val="center"/>
           </w:tcPr>
@@ -11038,7 +11178,7 @@
         <w:trPr/>
         <w:tc>
           <w:tcPr>
-            <w:tcW w:w="2074" w:type="dxa"/>
+            <w:tcW w:w="4611" w:type="dxa"/>
             <w:tcBorders/>
             <w:vAlign w:val="center"/>
           </w:tcPr>
@@ -11058,7 +11198,7 @@
         </w:tc>
         <w:tc>
           <w:tcPr>
-            <w:tcW w:w="6908" w:type="dxa"/>
+            <w:tcW w:w="24024" w:type="dxa"/>
             <w:tcBorders/>
             <w:vAlign w:val="center"/>
           </w:tcPr>
@@ -11081,7 +11221,7 @@
         <w:trPr/>
         <w:tc>
           <w:tcPr>
-            <w:tcW w:w="2074" w:type="dxa"/>
+            <w:tcW w:w="4611" w:type="dxa"/>
             <w:tcBorders/>
             <w:vAlign w:val="center"/>
           </w:tcPr>
@@ -11111,7 +11251,7 @@
         </w:tc>
         <w:tc>
           <w:tcPr>
-            <w:tcW w:w="6908" w:type="dxa"/>
+            <w:tcW w:w="24024" w:type="dxa"/>
             <w:tcBorders/>
             <w:vAlign w:val="center"/>
           </w:tcPr>
@@ -11182,7 +11322,7 @@
     </w:p>
     <w:tbl>
       <w:tblPr>
-        <w:tblW w:w="8982" w:type="dxa"/>
+        <w:tblW w:w="17036" w:type="dxa"/>
         <w:jc w:val="left"/>
         <w:tblInd w:w="28" w:type="dxa"/>
         <w:tblLayout w:type="fixed"/>
@@ -11194,15 +11334,15 @@
         </w:tblCellMar>
       </w:tblPr>
       <w:tblGrid>
-        <w:gridCol w:w="2511"/>
-        <w:gridCol w:w="4551"/>
-        <w:gridCol w:w="1920"/>
+        <w:gridCol w:w="4378"/>
+        <w:gridCol w:w="9424"/>
+        <w:gridCol w:w="3234"/>
       </w:tblGrid>
       <w:tr>
         <w:trPr/>
         <w:tc>
           <w:tcPr>
-            <w:tcW w:w="2511" w:type="dxa"/>
+            <w:tcW w:w="4378" w:type="dxa"/>
             <w:tcBorders/>
             <w:vAlign w:val="center"/>
           </w:tcPr>
@@ -11223,7 +11363,7 @@
         </w:tc>
         <w:tc>
           <w:tcPr>
-            <w:tcW w:w="4551" w:type="dxa"/>
+            <w:tcW w:w="9424" w:type="dxa"/>
             <w:tcBorders/>
             <w:vAlign w:val="center"/>
           </w:tcPr>
@@ -11244,7 +11384,7 @@
         </w:tc>
         <w:tc>
           <w:tcPr>
-            <w:tcW w:w="1920" w:type="dxa"/>
+            <w:tcW w:w="3234" w:type="dxa"/>
             <w:tcBorders/>
             <w:vAlign w:val="center"/>
           </w:tcPr>
@@ -11268,7 +11408,7 @@
         <w:trPr/>
         <w:tc>
           <w:tcPr>
-            <w:tcW w:w="2511" w:type="dxa"/>
+            <w:tcW w:w="4378" w:type="dxa"/>
             <w:tcBorders/>
             <w:vAlign w:val="center"/>
           </w:tcPr>
@@ -11290,7 +11430,7 @@
         </w:tc>
         <w:tc>
           <w:tcPr>
-            <w:tcW w:w="4551" w:type="dxa"/>
+            <w:tcW w:w="9424" w:type="dxa"/>
             <w:tcBorders/>
             <w:vAlign w:val="center"/>
           </w:tcPr>
@@ -11311,7 +11451,7 @@
         </w:tc>
         <w:tc>
           <w:tcPr>
-            <w:tcW w:w="1920" w:type="dxa"/>
+            <w:tcW w:w="3234" w:type="dxa"/>
             <w:tcBorders/>
             <w:vAlign w:val="center"/>
           </w:tcPr>
@@ -11338,7 +11478,7 @@
         <w:trPr/>
         <w:tc>
           <w:tcPr>
-            <w:tcW w:w="2511" w:type="dxa"/>
+            <w:tcW w:w="4378" w:type="dxa"/>
             <w:tcBorders/>
             <w:vAlign w:val="center"/>
           </w:tcPr>
@@ -11360,7 +11500,7 @@
         </w:tc>
         <w:tc>
           <w:tcPr>
-            <w:tcW w:w="4551" w:type="dxa"/>
+            <w:tcW w:w="9424" w:type="dxa"/>
             <w:tcBorders/>
             <w:vAlign w:val="center"/>
           </w:tcPr>
@@ -11380,7 +11520,7 @@
         </w:tc>
         <w:tc>
           <w:tcPr>
-            <w:tcW w:w="1920" w:type="dxa"/>
+            <w:tcW w:w="3234" w:type="dxa"/>
             <w:tcBorders/>
             <w:vAlign w:val="center"/>
           </w:tcPr>
@@ -11408,7 +11548,7 @@
         <w:trPr/>
         <w:tc>
           <w:tcPr>
-            <w:tcW w:w="2511" w:type="dxa"/>
+            <w:tcW w:w="4378" w:type="dxa"/>
             <w:tcBorders/>
             <w:vAlign w:val="center"/>
           </w:tcPr>
@@ -11430,7 +11570,7 @@
         </w:tc>
         <w:tc>
           <w:tcPr>
-            <w:tcW w:w="4551" w:type="dxa"/>
+            <w:tcW w:w="9424" w:type="dxa"/>
             <w:tcBorders/>
             <w:vAlign w:val="center"/>
           </w:tcPr>
@@ -11450,7 +11590,7 @@
         </w:tc>
         <w:tc>
           <w:tcPr>
-            <w:tcW w:w="1920" w:type="dxa"/>
+            <w:tcW w:w="3234" w:type="dxa"/>
             <w:tcBorders/>
             <w:vAlign w:val="center"/>
           </w:tcPr>
@@ -11521,7 +11661,7 @@
     </w:p>
     <w:tbl>
       <w:tblPr>
-        <w:tblW w:w="8982" w:type="dxa"/>
+        <w:tblW w:w="28635" w:type="dxa"/>
         <w:jc w:val="left"/>
         <w:tblInd w:w="28" w:type="dxa"/>
         <w:tblLayout w:type="fixed"/>
@@ -11533,14 +11673,14 @@
         </w:tblCellMar>
       </w:tblPr>
       <w:tblGrid>
-        <w:gridCol w:w="2202"/>
-        <w:gridCol w:w="6780"/>
+        <w:gridCol w:w="5233"/>
+        <w:gridCol w:w="23402"/>
       </w:tblGrid>
       <w:tr>
         <w:trPr/>
         <w:tc>
           <w:tcPr>
-            <w:tcW w:w="2202" w:type="dxa"/>
+            <w:tcW w:w="5233" w:type="dxa"/>
             <w:tcBorders/>
             <w:vAlign w:val="center"/>
           </w:tcPr>
@@ -11561,7 +11701,7 @@
         </w:tc>
         <w:tc>
           <w:tcPr>
-            <w:tcW w:w="6780" w:type="dxa"/>
+            <w:tcW w:w="23402" w:type="dxa"/>
             <w:tcBorders/>
             <w:vAlign w:val="center"/>
           </w:tcPr>
@@ -11585,7 +11725,7 @@
         <w:trPr/>
         <w:tc>
           <w:tcPr>
-            <w:tcW w:w="2202" w:type="dxa"/>
+            <w:tcW w:w="5233" w:type="dxa"/>
             <w:tcBorders/>
             <w:vAlign w:val="center"/>
           </w:tcPr>
@@ -11605,7 +11745,7 @@
         </w:tc>
         <w:tc>
           <w:tcPr>
-            <w:tcW w:w="6780" w:type="dxa"/>
+            <w:tcW w:w="23402" w:type="dxa"/>
             <w:tcBorders/>
             <w:vAlign w:val="center"/>
           </w:tcPr>
@@ -11628,7 +11768,7 @@
         <w:trPr/>
         <w:tc>
           <w:tcPr>
-            <w:tcW w:w="2202" w:type="dxa"/>
+            <w:tcW w:w="5233" w:type="dxa"/>
             <w:tcBorders/>
             <w:vAlign w:val="center"/>
           </w:tcPr>
@@ -11648,7 +11788,7 @@
         </w:tc>
         <w:tc>
           <w:tcPr>
-            <w:tcW w:w="6780" w:type="dxa"/>
+            <w:tcW w:w="23402" w:type="dxa"/>
             <w:tcBorders/>
             <w:vAlign w:val="center"/>
           </w:tcPr>
@@ -11723,7 +11863,7 @@
     </w:p>
     <w:tbl>
       <w:tblPr>
-        <w:tblW w:w="8982" w:type="dxa"/>
+        <w:tblW w:w="28635" w:type="dxa"/>
         <w:jc w:val="left"/>
         <w:tblInd w:w="28" w:type="dxa"/>
         <w:tblLayout w:type="fixed"/>
@@ -11736,8 +11876,8 @@
       </w:tblPr>
       <w:tblGrid>
         <w:gridCol w:w="322"/>
-        <w:gridCol w:w="5364"/>
-        <w:gridCol w:w="3296"/>
+        <w:gridCol w:w="19163"/>
+        <w:gridCol w:w="9150"/>
       </w:tblGrid>
       <w:tr>
         <w:trPr/>
@@ -11764,7 +11904,7 @@
         </w:tc>
         <w:tc>
           <w:tcPr>
-            <w:tcW w:w="5364" w:type="dxa"/>
+            <w:tcW w:w="19163" w:type="dxa"/>
             <w:tcBorders/>
             <w:vAlign w:val="center"/>
           </w:tcPr>
@@ -11785,7 +11925,7 @@
         </w:tc>
         <w:tc>
           <w:tcPr>
-            <w:tcW w:w="3296" w:type="dxa"/>
+            <w:tcW w:w="9150" w:type="dxa"/>
             <w:tcBorders/>
             <w:vAlign w:val="center"/>
           </w:tcPr>
@@ -11829,7 +11969,7 @@
         </w:tc>
         <w:tc>
           <w:tcPr>
-            <w:tcW w:w="5364" w:type="dxa"/>
+            <w:tcW w:w="19163" w:type="dxa"/>
             <w:tcBorders/>
             <w:vAlign w:val="center"/>
           </w:tcPr>
@@ -11869,7 +12009,7 @@
         </w:tc>
         <w:tc>
           <w:tcPr>
-            <w:tcW w:w="3296" w:type="dxa"/>
+            <w:tcW w:w="9150" w:type="dxa"/>
             <w:tcBorders/>
             <w:vAlign w:val="center"/>
           </w:tcPr>
@@ -11912,7 +12052,7 @@
         </w:tc>
         <w:tc>
           <w:tcPr>
-            <w:tcW w:w="5364" w:type="dxa"/>
+            <w:tcW w:w="19163" w:type="dxa"/>
             <w:tcBorders/>
             <w:vAlign w:val="center"/>
           </w:tcPr>
@@ -11952,7 +12092,7 @@
         </w:tc>
         <w:tc>
           <w:tcPr>
-            <w:tcW w:w="3296" w:type="dxa"/>
+            <w:tcW w:w="9150" w:type="dxa"/>
             <w:tcBorders/>
             <w:vAlign w:val="center"/>
           </w:tcPr>
@@ -11995,7 +12135,7 @@
         </w:tc>
         <w:tc>
           <w:tcPr>
-            <w:tcW w:w="5364" w:type="dxa"/>
+            <w:tcW w:w="19163" w:type="dxa"/>
             <w:tcBorders/>
             <w:vAlign w:val="center"/>
           </w:tcPr>
@@ -12022,7 +12162,7 @@
         </w:tc>
         <w:tc>
           <w:tcPr>
-            <w:tcW w:w="3296" w:type="dxa"/>
+            <w:tcW w:w="9150" w:type="dxa"/>
             <w:tcBorders/>
             <w:vAlign w:val="center"/>
           </w:tcPr>
@@ -12065,7 +12205,7 @@
         </w:tc>
         <w:tc>
           <w:tcPr>
-            <w:tcW w:w="5364" w:type="dxa"/>
+            <w:tcW w:w="19163" w:type="dxa"/>
             <w:tcBorders/>
             <w:vAlign w:val="center"/>
           </w:tcPr>
@@ -12105,7 +12245,7 @@
         </w:tc>
         <w:tc>
           <w:tcPr>
-            <w:tcW w:w="3296" w:type="dxa"/>
+            <w:tcW w:w="9150" w:type="dxa"/>
             <w:tcBorders/>
             <w:vAlign w:val="center"/>
           </w:tcPr>
@@ -12148,7 +12288,7 @@
         </w:tc>
         <w:tc>
           <w:tcPr>
-            <w:tcW w:w="5364" w:type="dxa"/>
+            <w:tcW w:w="19163" w:type="dxa"/>
             <w:tcBorders/>
             <w:vAlign w:val="center"/>
           </w:tcPr>
@@ -12188,7 +12328,7 @@
         </w:tc>
         <w:tc>
           <w:tcPr>
-            <w:tcW w:w="3296" w:type="dxa"/>
+            <w:tcW w:w="9150" w:type="dxa"/>
             <w:tcBorders/>
             <w:vAlign w:val="center"/>
           </w:tcPr>
@@ -12231,7 +12371,7 @@
         </w:tc>
         <w:tc>
           <w:tcPr>
-            <w:tcW w:w="5364" w:type="dxa"/>
+            <w:tcW w:w="19163" w:type="dxa"/>
             <w:tcBorders/>
             <w:vAlign w:val="center"/>
           </w:tcPr>
@@ -12251,7 +12391,7 @@
         </w:tc>
         <w:tc>
           <w:tcPr>
-            <w:tcW w:w="3296" w:type="dxa"/>
+            <w:tcW w:w="9150" w:type="dxa"/>
             <w:tcBorders/>
             <w:vAlign w:val="center"/>
           </w:tcPr>
@@ -12294,7 +12434,7 @@
         </w:tc>
         <w:tc>
           <w:tcPr>
-            <w:tcW w:w="5364" w:type="dxa"/>
+            <w:tcW w:w="19163" w:type="dxa"/>
             <w:tcBorders/>
             <w:vAlign w:val="center"/>
           </w:tcPr>
@@ -12334,7 +12474,7 @@
         </w:tc>
         <w:tc>
           <w:tcPr>
-            <w:tcW w:w="3296" w:type="dxa"/>
+            <w:tcW w:w="9150" w:type="dxa"/>
             <w:tcBorders/>
             <w:vAlign w:val="center"/>
           </w:tcPr>
@@ -12754,7 +12894,7 @@
     </w:p>
     <w:tbl>
       <w:tblPr>
-        <w:tblW w:w="8982" w:type="dxa"/>
+        <w:tblW w:w="28635" w:type="dxa"/>
         <w:jc w:val="left"/>
         <w:tblInd w:w="28" w:type="dxa"/>
         <w:tblLayout w:type="fixed"/>
@@ -12766,15 +12906,15 @@
         </w:tblCellMar>
       </w:tblPr>
       <w:tblGrid>
-        <w:gridCol w:w="2191"/>
-        <w:gridCol w:w="2229"/>
-        <w:gridCol w:w="4562"/>
+        <w:gridCol w:w="5344"/>
+        <w:gridCol w:w="5990"/>
+        <w:gridCol w:w="17301"/>
       </w:tblGrid>
       <w:tr>
         <w:trPr/>
         <w:tc>
           <w:tcPr>
-            <w:tcW w:w="2191" w:type="dxa"/>
+            <w:tcW w:w="5344" w:type="dxa"/>
             <w:tcBorders/>
             <w:vAlign w:val="center"/>
           </w:tcPr>
@@ -12795,7 +12935,7 @@
         </w:tc>
         <w:tc>
           <w:tcPr>
-            <w:tcW w:w="2229" w:type="dxa"/>
+            <w:tcW w:w="5990" w:type="dxa"/>
             <w:tcBorders/>
             <w:vAlign w:val="center"/>
           </w:tcPr>
@@ -12816,7 +12956,7 @@
         </w:tc>
         <w:tc>
           <w:tcPr>
-            <w:tcW w:w="4562" w:type="dxa"/>
+            <w:tcW w:w="17301" w:type="dxa"/>
             <w:tcBorders/>
             <w:vAlign w:val="center"/>
           </w:tcPr>
@@ -12840,7 +12980,7 @@
         <w:trPr/>
         <w:tc>
           <w:tcPr>
-            <w:tcW w:w="2191" w:type="dxa"/>
+            <w:tcW w:w="5344" w:type="dxa"/>
             <w:tcBorders/>
             <w:vAlign w:val="center"/>
           </w:tcPr>
@@ -12860,7 +13000,7 @@
         </w:tc>
         <w:tc>
           <w:tcPr>
-            <w:tcW w:w="2229" w:type="dxa"/>
+            <w:tcW w:w="5990" w:type="dxa"/>
             <w:tcBorders/>
             <w:vAlign w:val="center"/>
           </w:tcPr>
@@ -12880,7 +13020,7 @@
         </w:tc>
         <w:tc>
           <w:tcPr>
-            <w:tcW w:w="4562" w:type="dxa"/>
+            <w:tcW w:w="17301" w:type="dxa"/>
             <w:tcBorders/>
             <w:vAlign w:val="center"/>
           </w:tcPr>
@@ -12910,7 +13050,7 @@
         <w:trPr/>
         <w:tc>
           <w:tcPr>
-            <w:tcW w:w="2191" w:type="dxa"/>
+            <w:tcW w:w="5344" w:type="dxa"/>
             <w:tcBorders/>
             <w:vAlign w:val="center"/>
           </w:tcPr>
@@ -12930,7 +13070,7 @@
         </w:tc>
         <w:tc>
           <w:tcPr>
-            <w:tcW w:w="2229" w:type="dxa"/>
+            <w:tcW w:w="5990" w:type="dxa"/>
             <w:tcBorders/>
             <w:vAlign w:val="center"/>
           </w:tcPr>
@@ -12950,7 +13090,7 @@
         </w:tc>
         <w:tc>
           <w:tcPr>
-            <w:tcW w:w="4562" w:type="dxa"/>
+            <w:tcW w:w="17301" w:type="dxa"/>
             <w:tcBorders/>
             <w:vAlign w:val="center"/>
           </w:tcPr>
@@ -12980,7 +13120,7 @@
         <w:trPr/>
         <w:tc>
           <w:tcPr>
-            <w:tcW w:w="2191" w:type="dxa"/>
+            <w:tcW w:w="5344" w:type="dxa"/>
             <w:tcBorders/>
             <w:vAlign w:val="center"/>
           </w:tcPr>
@@ -13010,7 +13150,7 @@
         </w:tc>
         <w:tc>
           <w:tcPr>
-            <w:tcW w:w="2229" w:type="dxa"/>
+            <w:tcW w:w="5990" w:type="dxa"/>
             <w:tcBorders/>
             <w:vAlign w:val="center"/>
           </w:tcPr>
@@ -13040,7 +13180,7 @@
         </w:tc>
         <w:tc>
           <w:tcPr>
-            <w:tcW w:w="4562" w:type="dxa"/>
+            <w:tcW w:w="17301" w:type="dxa"/>
             <w:tcBorders/>
             <w:vAlign w:val="center"/>
           </w:tcPr>
@@ -13146,7 +13286,7 @@
     </w:p>
     <w:tbl>
       <w:tblPr>
-        <w:tblW w:w="8982" w:type="dxa"/>
+        <w:tblW w:w="18887" w:type="dxa"/>
         <w:jc w:val="left"/>
         <w:tblInd w:w="28" w:type="dxa"/>
         <w:tblLayout w:type="fixed"/>
@@ -13158,15 +13298,15 @@
         </w:tblCellMar>
       </w:tblPr>
       <w:tblGrid>
-        <w:gridCol w:w="1718"/>
-        <w:gridCol w:w="5014"/>
-        <w:gridCol w:w="2250"/>
+        <w:gridCol w:w="2903"/>
+        <w:gridCol w:w="11639"/>
+        <w:gridCol w:w="4345"/>
       </w:tblGrid>
       <w:tr>
         <w:trPr/>
         <w:tc>
           <w:tcPr>
-            <w:tcW w:w="1718" w:type="dxa"/>
+            <w:tcW w:w="2903" w:type="dxa"/>
             <w:tcBorders/>
             <w:vAlign w:val="center"/>
           </w:tcPr>
@@ -13187,7 +13327,7 @@
         </w:tc>
         <w:tc>
           <w:tcPr>
-            <w:tcW w:w="5014" w:type="dxa"/>
+            <w:tcW w:w="11639" w:type="dxa"/>
             <w:tcBorders/>
             <w:vAlign w:val="center"/>
           </w:tcPr>
@@ -13214,7 +13354,7 @@
         </w:tc>
         <w:tc>
           <w:tcPr>
-            <w:tcW w:w="2250" w:type="dxa"/>
+            <w:tcW w:w="4345" w:type="dxa"/>
             <w:tcBorders/>
             <w:vAlign w:val="center"/>
           </w:tcPr>
@@ -13238,7 +13378,7 @@
         <w:trPr/>
         <w:tc>
           <w:tcPr>
-            <w:tcW w:w="1718" w:type="dxa"/>
+            <w:tcW w:w="2903" w:type="dxa"/>
             <w:tcBorders/>
             <w:vAlign w:val="center"/>
           </w:tcPr>
@@ -13258,7 +13398,7 @@
         </w:tc>
         <w:tc>
           <w:tcPr>
-            <w:tcW w:w="5014" w:type="dxa"/>
+            <w:tcW w:w="11639" w:type="dxa"/>
             <w:tcBorders/>
             <w:vAlign w:val="center"/>
           </w:tcPr>
@@ -13278,7 +13418,7 @@
         </w:tc>
         <w:tc>
           <w:tcPr>
-            <w:tcW w:w="2250" w:type="dxa"/>
+            <w:tcW w:w="4345" w:type="dxa"/>
             <w:tcBorders/>
             <w:vAlign w:val="center"/>
           </w:tcPr>
@@ -13301,7 +13441,7 @@
         <w:trPr/>
         <w:tc>
           <w:tcPr>
-            <w:tcW w:w="1718" w:type="dxa"/>
+            <w:tcW w:w="2903" w:type="dxa"/>
             <w:tcBorders/>
             <w:vAlign w:val="center"/>
           </w:tcPr>
@@ -13322,7 +13462,7 @@
         </w:tc>
         <w:tc>
           <w:tcPr>
-            <w:tcW w:w="5014" w:type="dxa"/>
+            <w:tcW w:w="11639" w:type="dxa"/>
             <w:tcBorders/>
             <w:vAlign w:val="center"/>
           </w:tcPr>
@@ -13346,7 +13486,7 @@
         </w:tc>
         <w:tc>
           <w:tcPr>
-            <w:tcW w:w="2250" w:type="dxa"/>
+            <w:tcW w:w="4345" w:type="dxa"/>
             <w:tcBorders/>
             <w:vAlign w:val="center"/>
           </w:tcPr>
@@ -13374,7 +13514,7 @@
         <w:trPr/>
         <w:tc>
           <w:tcPr>
-            <w:tcW w:w="1718" w:type="dxa"/>
+            <w:tcW w:w="2903" w:type="dxa"/>
             <w:tcBorders/>
             <w:vAlign w:val="center"/>
           </w:tcPr>
@@ -13410,7 +13550,7 @@
         </w:tc>
         <w:tc>
           <w:tcPr>
-            <w:tcW w:w="5014" w:type="dxa"/>
+            <w:tcW w:w="11639" w:type="dxa"/>
             <w:tcBorders/>
             <w:vAlign w:val="center"/>
           </w:tcPr>
@@ -13437,7 +13577,7 @@
         </w:tc>
         <w:tc>
           <w:tcPr>
-            <w:tcW w:w="2250" w:type="dxa"/>
+            <w:tcW w:w="4345" w:type="dxa"/>
             <w:tcBorders/>
             <w:vAlign w:val="center"/>
           </w:tcPr>
@@ -13654,7 +13794,7 @@
     </w:p>
     <w:tbl>
       <w:tblPr>
-        <w:tblW w:w="8982" w:type="dxa"/>
+        <w:tblW w:w="28635" w:type="dxa"/>
         <w:jc w:val="left"/>
         <w:tblInd w:w="28" w:type="dxa"/>
         <w:tblLayout w:type="fixed"/>
@@ -13666,14 +13806,14 @@
         </w:tblCellMar>
       </w:tblPr>
       <w:tblGrid>
-        <w:gridCol w:w="2226"/>
-        <w:gridCol w:w="6756"/>
+        <w:gridCol w:w="3082"/>
+        <w:gridCol w:w="25553"/>
       </w:tblGrid>
       <w:tr>
         <w:trPr/>
         <w:tc>
           <w:tcPr>
-            <w:tcW w:w="2226" w:type="dxa"/>
+            <w:tcW w:w="3082" w:type="dxa"/>
             <w:tcBorders/>
             <w:vAlign w:val="center"/>
           </w:tcPr>
@@ -13694,7 +13834,7 @@
         </w:tc>
         <w:tc>
           <w:tcPr>
-            <w:tcW w:w="6756" w:type="dxa"/>
+            <w:tcW w:w="25553" w:type="dxa"/>
             <w:tcBorders/>
             <w:vAlign w:val="center"/>
           </w:tcPr>
@@ -13718,7 +13858,7 @@
         <w:trPr/>
         <w:tc>
           <w:tcPr>
-            <w:tcW w:w="2226" w:type="dxa"/>
+            <w:tcW w:w="3082" w:type="dxa"/>
             <w:tcBorders/>
             <w:vAlign w:val="center"/>
           </w:tcPr>
@@ -13740,7 +13880,7 @@
         </w:tc>
         <w:tc>
           <w:tcPr>
-            <w:tcW w:w="6756" w:type="dxa"/>
+            <w:tcW w:w="25553" w:type="dxa"/>
             <w:tcBorders/>
             <w:vAlign w:val="center"/>
           </w:tcPr>
@@ -13763,7 +13903,7 @@
         <w:trPr/>
         <w:tc>
           <w:tcPr>
-            <w:tcW w:w="2226" w:type="dxa"/>
+            <w:tcW w:w="3082" w:type="dxa"/>
             <w:tcBorders/>
             <w:vAlign w:val="center"/>
           </w:tcPr>
@@ -13785,7 +13925,7 @@
         </w:tc>
         <w:tc>
           <w:tcPr>
-            <w:tcW w:w="6756" w:type="dxa"/>
+            <w:tcW w:w="25553" w:type="dxa"/>
             <w:tcBorders/>
             <w:vAlign w:val="center"/>
           </w:tcPr>
@@ -13858,7 +13998,7 @@
     </w:p>
     <w:tbl>
       <w:tblPr>
-        <w:tblW w:w="8982" w:type="dxa"/>
+        <w:tblW w:w="28635" w:type="dxa"/>
         <w:jc w:val="left"/>
         <w:tblInd w:w="28" w:type="dxa"/>
         <w:tblLayout w:type="fixed"/>
@@ -13870,14 +14010,14 @@
         </w:tblCellMar>
       </w:tblPr>
       <w:tblGrid>
-        <w:gridCol w:w="1456"/>
-        <w:gridCol w:w="7526"/>
+        <w:gridCol w:w="2521"/>
+        <w:gridCol w:w="26114"/>
       </w:tblGrid>
       <w:tr>
         <w:trPr/>
         <w:tc>
           <w:tcPr>
-            <w:tcW w:w="1456" w:type="dxa"/>
+            <w:tcW w:w="2521" w:type="dxa"/>
             <w:tcBorders/>
             <w:vAlign w:val="center"/>
           </w:tcPr>
@@ -13898,7 +14038,7 @@
         </w:tc>
         <w:tc>
           <w:tcPr>
-            <w:tcW w:w="7526" w:type="dxa"/>
+            <w:tcW w:w="26114" w:type="dxa"/>
             <w:tcBorders/>
             <w:vAlign w:val="center"/>
           </w:tcPr>
@@ -13922,7 +14062,7 @@
         <w:trPr/>
         <w:tc>
           <w:tcPr>
-            <w:tcW w:w="1456" w:type="dxa"/>
+            <w:tcW w:w="2521" w:type="dxa"/>
             <w:tcBorders/>
             <w:vAlign w:val="center"/>
           </w:tcPr>
@@ -13942,7 +14082,7 @@
         </w:tc>
         <w:tc>
           <w:tcPr>
-            <w:tcW w:w="7526" w:type="dxa"/>
+            <w:tcW w:w="26114" w:type="dxa"/>
             <w:tcBorders/>
             <w:vAlign w:val="center"/>
           </w:tcPr>
@@ -14005,7 +14145,7 @@
         <w:trPr/>
         <w:tc>
           <w:tcPr>
-            <w:tcW w:w="1456" w:type="dxa"/>
+            <w:tcW w:w="2521" w:type="dxa"/>
             <w:tcBorders/>
             <w:vAlign w:val="center"/>
           </w:tcPr>
@@ -14025,7 +14165,7 @@
         </w:tc>
         <w:tc>
           <w:tcPr>
-            <w:tcW w:w="7526" w:type="dxa"/>
+            <w:tcW w:w="26114" w:type="dxa"/>
             <w:tcBorders/>
             <w:vAlign w:val="center"/>
           </w:tcPr>
@@ -14136,7 +14276,7 @@
     </w:p>
     <w:tbl>
       <w:tblPr>
-        <w:tblW w:w="8982" w:type="dxa"/>
+        <w:tblW w:w="28427" w:type="dxa"/>
         <w:jc w:val="left"/>
         <w:tblInd w:w="28" w:type="dxa"/>
         <w:tblLayout w:type="fixed"/>
@@ -14149,7 +14289,7 @@
       </w:tblPr>
       <w:tblGrid>
         <w:gridCol w:w="1323"/>
-        <w:gridCol w:w="7659"/>
+        <w:gridCol w:w="27104"/>
       </w:tblGrid>
       <w:tr>
         <w:trPr/>
@@ -14176,7 +14316,7 @@
         </w:tc>
         <w:tc>
           <w:tcPr>
-            <w:tcW w:w="7659" w:type="dxa"/>
+            <w:tcW w:w="27104" w:type="dxa"/>
             <w:tcBorders/>
             <w:vAlign w:val="center"/>
           </w:tcPr>
@@ -14222,7 +14362,7 @@
         </w:tc>
         <w:tc>
           <w:tcPr>
-            <w:tcW w:w="7659" w:type="dxa"/>
+            <w:tcW w:w="27104" w:type="dxa"/>
             <w:tcBorders/>
             <w:vAlign w:val="center"/>
           </w:tcPr>
@@ -14277,7 +14417,7 @@
         </w:tc>
         <w:tc>
           <w:tcPr>
-            <w:tcW w:w="7659" w:type="dxa"/>
+            <w:tcW w:w="27104" w:type="dxa"/>
             <w:tcBorders/>
             <w:vAlign w:val="center"/>
           </w:tcPr>
@@ -14529,7 +14669,7 @@
     </w:p>
     <w:tbl>
       <w:tblPr>
-        <w:tblW w:w="8982" w:type="dxa"/>
+        <w:tblW w:w="15678" w:type="dxa"/>
         <w:jc w:val="left"/>
         <w:tblInd w:w="28" w:type="dxa"/>
         <w:tblLayout w:type="fixed"/>
@@ -14541,14 +14681,14 @@
         </w:tblCellMar>
       </w:tblPr>
       <w:tblGrid>
-        <w:gridCol w:w="2917"/>
-        <w:gridCol w:w="6065"/>
+        <w:gridCol w:w="4464"/>
+        <w:gridCol w:w="11214"/>
       </w:tblGrid>
       <w:tr>
         <w:trPr/>
         <w:tc>
           <w:tcPr>
-            <w:tcW w:w="2917" w:type="dxa"/>
+            <w:tcW w:w="4464" w:type="dxa"/>
             <w:tcBorders/>
             <w:vAlign w:val="center"/>
           </w:tcPr>
@@ -14569,7 +14709,7 @@
         </w:tc>
         <w:tc>
           <w:tcPr>
-            <w:tcW w:w="6065" w:type="dxa"/>
+            <w:tcW w:w="11214" w:type="dxa"/>
             <w:tcBorders/>
             <w:vAlign w:val="center"/>
           </w:tcPr>
@@ -14593,7 +14733,7 @@
         <w:trPr/>
         <w:tc>
           <w:tcPr>
-            <w:tcW w:w="2917" w:type="dxa"/>
+            <w:tcW w:w="4464" w:type="dxa"/>
             <w:tcBorders/>
             <w:vAlign w:val="center"/>
           </w:tcPr>
@@ -14619,7 +14759,7 @@
         </w:tc>
         <w:tc>
           <w:tcPr>
-            <w:tcW w:w="6065" w:type="dxa"/>
+            <w:tcW w:w="11214" w:type="dxa"/>
             <w:tcBorders/>
             <w:vAlign w:val="center"/>
           </w:tcPr>
@@ -14642,7 +14782,7 @@
         <w:trPr/>
         <w:tc>
           <w:tcPr>
-            <w:tcW w:w="2917" w:type="dxa"/>
+            <w:tcW w:w="4464" w:type="dxa"/>
             <w:tcBorders/>
             <w:vAlign w:val="center"/>
           </w:tcPr>
@@ -14668,7 +14808,7 @@
         </w:tc>
         <w:tc>
           <w:tcPr>
-            <w:tcW w:w="6065" w:type="dxa"/>
+            <w:tcW w:w="11214" w:type="dxa"/>
             <w:tcBorders/>
             <w:vAlign w:val="center"/>
           </w:tcPr>
@@ -14691,7 +14831,7 @@
         <w:trPr/>
         <w:tc>
           <w:tcPr>
-            <w:tcW w:w="2917" w:type="dxa"/>
+            <w:tcW w:w="4464" w:type="dxa"/>
             <w:tcBorders/>
             <w:vAlign w:val="center"/>
           </w:tcPr>
@@ -14721,7 +14861,7 @@
         </w:tc>
         <w:tc>
           <w:tcPr>
-            <w:tcW w:w="6065" w:type="dxa"/>
+            <w:tcW w:w="11214" w:type="dxa"/>
             <w:tcBorders/>
             <w:vAlign w:val="center"/>
           </w:tcPr>
@@ -14755,7 +14895,7 @@
         <w:trPr/>
         <w:tc>
           <w:tcPr>
-            <w:tcW w:w="2917" w:type="dxa"/>
+            <w:tcW w:w="4464" w:type="dxa"/>
             <w:tcBorders/>
             <w:vAlign w:val="center"/>
           </w:tcPr>
@@ -14779,7 +14919,7 @@
         </w:tc>
         <w:tc>
           <w:tcPr>
-            <w:tcW w:w="6065" w:type="dxa"/>
+            <w:tcW w:w="11214" w:type="dxa"/>
             <w:tcBorders/>
             <w:vAlign w:val="center"/>
           </w:tcPr>
@@ -14982,7 +15122,7 @@
     </w:p>
     <w:tbl>
       <w:tblPr>
-        <w:tblW w:w="8982" w:type="dxa"/>
+        <w:tblW w:w="28635" w:type="dxa"/>
         <w:jc w:val="left"/>
         <w:tblInd w:w="28" w:type="dxa"/>
         <w:tblLayout w:type="fixed"/>
@@ -14994,15 +15134,15 @@
         </w:tblCellMar>
       </w:tblPr>
       <w:tblGrid>
-        <w:gridCol w:w="1262"/>
-        <w:gridCol w:w="5230"/>
-        <w:gridCol w:w="2490"/>
+        <w:gridCol w:w="1783"/>
+        <w:gridCol w:w="20191"/>
+        <w:gridCol w:w="6661"/>
       </w:tblGrid>
       <w:tr>
         <w:trPr/>
         <w:tc>
           <w:tcPr>
-            <w:tcW w:w="1262" w:type="dxa"/>
+            <w:tcW w:w="1783" w:type="dxa"/>
             <w:tcBorders/>
             <w:vAlign w:val="center"/>
           </w:tcPr>
@@ -15023,7 +15163,7 @@
         </w:tc>
         <w:tc>
           <w:tcPr>
-            <w:tcW w:w="5230" w:type="dxa"/>
+            <w:tcW w:w="20191" w:type="dxa"/>
             <w:tcBorders/>
             <w:vAlign w:val="center"/>
           </w:tcPr>
@@ -15044,7 +15184,7 @@
         </w:tc>
         <w:tc>
           <w:tcPr>
-            <w:tcW w:w="2490" w:type="dxa"/>
+            <w:tcW w:w="6661" w:type="dxa"/>
             <w:tcBorders/>
             <w:vAlign w:val="center"/>
           </w:tcPr>
@@ -15068,7 +15208,7 @@
         <w:trPr/>
         <w:tc>
           <w:tcPr>
-            <w:tcW w:w="1262" w:type="dxa"/>
+            <w:tcW w:w="1783" w:type="dxa"/>
             <w:tcBorders/>
             <w:vAlign w:val="center"/>
           </w:tcPr>
@@ -15101,7 +15241,7 @@
         </w:tc>
         <w:tc>
           <w:tcPr>
-            <w:tcW w:w="5230" w:type="dxa"/>
+            <w:tcW w:w="20191" w:type="dxa"/>
             <w:tcBorders/>
             <w:vAlign w:val="center"/>
           </w:tcPr>
@@ -15127,7 +15267,7 @@
         </w:tc>
         <w:tc>
           <w:tcPr>
-            <w:tcW w:w="2490" w:type="dxa"/>
+            <w:tcW w:w="6661" w:type="dxa"/>
             <w:tcBorders/>
             <w:vAlign w:val="center"/>
           </w:tcPr>
@@ -15150,7 +15290,7 @@
         <w:trPr/>
         <w:tc>
           <w:tcPr>
-            <w:tcW w:w="1262" w:type="dxa"/>
+            <w:tcW w:w="1783" w:type="dxa"/>
             <w:tcBorders/>
             <w:vAlign w:val="center"/>
           </w:tcPr>
@@ -15172,7 +15312,7 @@
         </w:tc>
         <w:tc>
           <w:tcPr>
-            <w:tcW w:w="5230" w:type="dxa"/>
+            <w:tcW w:w="20191" w:type="dxa"/>
             <w:tcBorders/>
             <w:vAlign w:val="center"/>
           </w:tcPr>
@@ -15212,7 +15352,7 @@
         </w:tc>
         <w:tc>
           <w:tcPr>
-            <w:tcW w:w="2490" w:type="dxa"/>
+            <w:tcW w:w="6661" w:type="dxa"/>
             <w:tcBorders/>
             <w:vAlign w:val="center"/>
           </w:tcPr>
@@ -15241,7 +15381,7 @@
         <w:trPr/>
         <w:tc>
           <w:tcPr>
-            <w:tcW w:w="1262" w:type="dxa"/>
+            <w:tcW w:w="1783" w:type="dxa"/>
             <w:tcBorders/>
             <w:vAlign w:val="center"/>
           </w:tcPr>
@@ -15263,7 +15403,7 @@
         </w:tc>
         <w:tc>
           <w:tcPr>
-            <w:tcW w:w="5230" w:type="dxa"/>
+            <w:tcW w:w="20191" w:type="dxa"/>
             <w:tcBorders/>
             <w:vAlign w:val="center"/>
           </w:tcPr>
@@ -15283,7 +15423,7 @@
         </w:tc>
         <w:tc>
           <w:tcPr>
-            <w:tcW w:w="2490" w:type="dxa"/>
+            <w:tcW w:w="6661" w:type="dxa"/>
             <w:tcBorders/>
             <w:vAlign w:val="center"/>
           </w:tcPr>
@@ -15848,7 +15988,7 @@
     </w:p>
     <w:tbl>
       <w:tblPr>
-        <w:tblW w:w="8982" w:type="dxa"/>
+        <w:tblW w:w="16698" w:type="dxa"/>
         <w:jc w:val="left"/>
         <w:tblInd w:w="28" w:type="dxa"/>
         <w:tblLayout w:type="fixed"/>
@@ -15860,14 +16000,14 @@
         </w:tblCellMar>
       </w:tblPr>
       <w:tblGrid>
-        <w:gridCol w:w="3068"/>
-        <w:gridCol w:w="5914"/>
+        <w:gridCol w:w="4552"/>
+        <w:gridCol w:w="12146"/>
       </w:tblGrid>
       <w:tr>
         <w:trPr/>
         <w:tc>
           <w:tcPr>
-            <w:tcW w:w="3068" w:type="dxa"/>
+            <w:tcW w:w="4552" w:type="dxa"/>
             <w:tcBorders/>
             <w:vAlign w:val="center"/>
           </w:tcPr>
@@ -15888,7 +16028,7 @@
         </w:tc>
         <w:tc>
           <w:tcPr>
-            <w:tcW w:w="5914" w:type="dxa"/>
+            <w:tcW w:w="12146" w:type="dxa"/>
             <w:tcBorders/>
             <w:vAlign w:val="center"/>
           </w:tcPr>
@@ -15912,7 +16052,7 @@
         <w:trPr/>
         <w:tc>
           <w:tcPr>
-            <w:tcW w:w="3068" w:type="dxa"/>
+            <w:tcW w:w="4552" w:type="dxa"/>
             <w:tcBorders/>
             <w:vAlign w:val="center"/>
           </w:tcPr>
@@ -15938,7 +16078,7 @@
         </w:tc>
         <w:tc>
           <w:tcPr>
-            <w:tcW w:w="5914" w:type="dxa"/>
+            <w:tcW w:w="12146" w:type="dxa"/>
             <w:tcBorders/>
             <w:vAlign w:val="center"/>
           </w:tcPr>
@@ -15961,7 +16101,7 @@
         <w:trPr/>
         <w:tc>
           <w:tcPr>
-            <w:tcW w:w="3068" w:type="dxa"/>
+            <w:tcW w:w="4552" w:type="dxa"/>
             <w:tcBorders/>
             <w:vAlign w:val="center"/>
           </w:tcPr>
@@ -15981,7 +16121,7 @@
         </w:tc>
         <w:tc>
           <w:tcPr>
-            <w:tcW w:w="5914" w:type="dxa"/>
+            <w:tcW w:w="12146" w:type="dxa"/>
             <w:tcBorders/>
             <w:vAlign w:val="center"/>
           </w:tcPr>
@@ -16004,7 +16144,7 @@
         <w:trPr/>
         <w:tc>
           <w:tcPr>
-            <w:tcW w:w="3068" w:type="dxa"/>
+            <w:tcW w:w="4552" w:type="dxa"/>
             <w:tcBorders/>
             <w:vAlign w:val="center"/>
           </w:tcPr>
@@ -16026,7 +16166,7 @@
         </w:tc>
         <w:tc>
           <w:tcPr>
-            <w:tcW w:w="5914" w:type="dxa"/>
+            <w:tcW w:w="12146" w:type="dxa"/>
             <w:tcBorders/>
             <w:vAlign w:val="center"/>
           </w:tcPr>
@@ -16049,7 +16189,7 @@
         <w:trPr/>
         <w:tc>
           <w:tcPr>
-            <w:tcW w:w="3068" w:type="dxa"/>
+            <w:tcW w:w="4552" w:type="dxa"/>
             <w:tcBorders/>
             <w:vAlign w:val="center"/>
           </w:tcPr>
@@ -16069,7 +16209,7 @@
         </w:tc>
         <w:tc>
           <w:tcPr>
-            <w:tcW w:w="5914" w:type="dxa"/>
+            <w:tcW w:w="12146" w:type="dxa"/>
             <w:tcBorders/>
             <w:vAlign w:val="center"/>
           </w:tcPr>
@@ -16103,7 +16243,7 @@
     </w:p>
     <w:tbl>
       <w:tblPr>
-        <w:tblW w:w="8982" w:type="dxa"/>
+        <w:tblW w:w="28635" w:type="dxa"/>
         <w:jc w:val="left"/>
         <w:tblInd w:w="28" w:type="dxa"/>
         <w:tblLayout w:type="fixed"/>
@@ -16115,14 +16255,14 @@
         </w:tblCellMar>
       </w:tblPr>
       <w:tblGrid>
-        <w:gridCol w:w="2166"/>
-        <w:gridCol w:w="6816"/>
+        <w:gridCol w:w="5306"/>
+        <w:gridCol w:w="23329"/>
       </w:tblGrid>
       <w:tr>
         <w:trPr/>
         <w:tc>
           <w:tcPr>
-            <w:tcW w:w="2166" w:type="dxa"/>
+            <w:tcW w:w="5306" w:type="dxa"/>
             <w:tcBorders/>
             <w:vAlign w:val="center"/>
           </w:tcPr>
@@ -16143,7 +16283,7 @@
         </w:tc>
         <w:tc>
           <w:tcPr>
-            <w:tcW w:w="6816" w:type="dxa"/>
+            <w:tcW w:w="23329" w:type="dxa"/>
             <w:tcBorders/>
             <w:vAlign w:val="center"/>
           </w:tcPr>
@@ -16167,7 +16307,7 @@
         <w:trPr/>
         <w:tc>
           <w:tcPr>
-            <w:tcW w:w="2166" w:type="dxa"/>
+            <w:tcW w:w="5306" w:type="dxa"/>
             <w:tcBorders/>
             <w:vAlign w:val="center"/>
           </w:tcPr>
@@ -16218,7 +16358,7 @@
         </w:tc>
         <w:tc>
           <w:tcPr>
-            <w:tcW w:w="6816" w:type="dxa"/>
+            <w:tcW w:w="23329" w:type="dxa"/>
             <w:tcBorders/>
             <w:vAlign w:val="center"/>
           </w:tcPr>
@@ -16256,7 +16396,7 @@
         <w:trPr/>
         <w:tc>
           <w:tcPr>
-            <w:tcW w:w="2166" w:type="dxa"/>
+            <w:tcW w:w="5306" w:type="dxa"/>
             <w:tcBorders/>
             <w:vAlign w:val="center"/>
           </w:tcPr>
@@ -16276,7 +16416,7 @@
         </w:tc>
         <w:tc>
           <w:tcPr>
-            <w:tcW w:w="6816" w:type="dxa"/>
+            <w:tcW w:w="23329" w:type="dxa"/>
             <w:tcBorders/>
             <w:vAlign w:val="center"/>
           </w:tcPr>
@@ -16319,7 +16459,7 @@
         <w:trPr/>
         <w:tc>
           <w:tcPr>
-            <w:tcW w:w="2166" w:type="dxa"/>
+            <w:tcW w:w="5306" w:type="dxa"/>
             <w:tcBorders/>
             <w:vAlign w:val="center"/>
           </w:tcPr>
@@ -16339,7 +16479,7 @@
         </w:tc>
         <w:tc>
           <w:tcPr>
-            <w:tcW w:w="6816" w:type="dxa"/>
+            <w:tcW w:w="23329" w:type="dxa"/>
             <w:tcBorders/>
             <w:vAlign w:val="center"/>
           </w:tcPr>
@@ -16821,7 +16961,7 @@
     </w:p>
     <w:tbl>
       <w:tblPr>
-        <w:tblW w:w="8982" w:type="dxa"/>
+        <w:tblW w:w="28635" w:type="dxa"/>
         <w:jc w:val="left"/>
         <w:tblInd w:w="28" w:type="dxa"/>
         <w:tblLayout w:type="fixed"/>
@@ -16833,14 +16973,14 @@
         </w:tblCellMar>
       </w:tblPr>
       <w:tblGrid>
-        <w:gridCol w:w="2279"/>
-        <w:gridCol w:w="6703"/>
+        <w:gridCol w:w="3284"/>
+        <w:gridCol w:w="25351"/>
       </w:tblGrid>
       <w:tr>
         <w:trPr/>
         <w:tc>
           <w:tcPr>
-            <w:tcW w:w="2279" w:type="dxa"/>
+            <w:tcW w:w="3284" w:type="dxa"/>
             <w:tcBorders/>
             <w:vAlign w:val="center"/>
           </w:tcPr>
@@ -16861,7 +17001,7 @@
         </w:tc>
         <w:tc>
           <w:tcPr>
-            <w:tcW w:w="6703" w:type="dxa"/>
+            <w:tcW w:w="25351" w:type="dxa"/>
             <w:tcBorders/>
             <w:vAlign w:val="center"/>
           </w:tcPr>
@@ -16885,7 +17025,7 @@
         <w:trPr/>
         <w:tc>
           <w:tcPr>
-            <w:tcW w:w="2279" w:type="dxa"/>
+            <w:tcW w:w="3284" w:type="dxa"/>
             <w:tcBorders/>
             <w:vAlign w:val="center"/>
           </w:tcPr>
@@ -16905,7 +17045,7 @@
         </w:tc>
         <w:tc>
           <w:tcPr>
-            <w:tcW w:w="6703" w:type="dxa"/>
+            <w:tcW w:w="25351" w:type="dxa"/>
             <w:tcBorders/>
             <w:vAlign w:val="center"/>
           </w:tcPr>
@@ -16938,7 +17078,7 @@
         <w:trPr/>
         <w:tc>
           <w:tcPr>
-            <w:tcW w:w="2279" w:type="dxa"/>
+            <w:tcW w:w="3284" w:type="dxa"/>
             <w:tcBorders/>
             <w:vAlign w:val="center"/>
           </w:tcPr>
@@ -16958,7 +17098,7 @@
         </w:tc>
         <w:tc>
           <w:tcPr>
-            <w:tcW w:w="6703" w:type="dxa"/>
+            <w:tcW w:w="25351" w:type="dxa"/>
             <w:tcBorders/>
             <w:vAlign w:val="center"/>
           </w:tcPr>
@@ -16991,7 +17131,7 @@
         <w:trPr/>
         <w:tc>
           <w:tcPr>
-            <w:tcW w:w="2279" w:type="dxa"/>
+            <w:tcW w:w="3284" w:type="dxa"/>
             <w:tcBorders/>
             <w:vAlign w:val="center"/>
           </w:tcPr>
@@ -17011,7 +17151,7 @@
         </w:tc>
         <w:tc>
           <w:tcPr>
-            <w:tcW w:w="6703" w:type="dxa"/>
+            <w:tcW w:w="25351" w:type="dxa"/>
             <w:tcBorders/>
             <w:vAlign w:val="center"/>
           </w:tcPr>
@@ -17044,7 +17184,7 @@
         <w:trPr/>
         <w:tc>
           <w:tcPr>
-            <w:tcW w:w="2279" w:type="dxa"/>
+            <w:tcW w:w="3284" w:type="dxa"/>
             <w:tcBorders/>
             <w:vAlign w:val="center"/>
           </w:tcPr>
@@ -17064,7 +17204,7 @@
         </w:tc>
         <w:tc>
           <w:tcPr>
-            <w:tcW w:w="6703" w:type="dxa"/>
+            <w:tcW w:w="25351" w:type="dxa"/>
             <w:tcBorders/>
             <w:vAlign w:val="center"/>
           </w:tcPr>
@@ -17248,7 +17388,7 @@
     </w:p>
     <w:tbl>
       <w:tblPr>
-        <w:tblW w:w="8982" w:type="dxa"/>
+        <w:tblW w:w="28635" w:type="dxa"/>
         <w:jc w:val="left"/>
         <w:tblInd w:w="28" w:type="dxa"/>
         <w:tblLayout w:type="fixed"/>
@@ -17260,14 +17400,14 @@
         </w:tblCellMar>
       </w:tblPr>
       <w:tblGrid>
-        <w:gridCol w:w="2277"/>
-        <w:gridCol w:w="6705"/>
+        <w:gridCol w:w="3863"/>
+        <w:gridCol w:w="24772"/>
       </w:tblGrid>
       <w:tr>
         <w:trPr/>
         <w:tc>
           <w:tcPr>
-            <w:tcW w:w="2277" w:type="dxa"/>
+            <w:tcW w:w="3863" w:type="dxa"/>
             <w:tcBorders/>
             <w:vAlign w:val="center"/>
           </w:tcPr>
@@ -17288,7 +17428,7 @@
         </w:tc>
         <w:tc>
           <w:tcPr>
-            <w:tcW w:w="6705" w:type="dxa"/>
+            <w:tcW w:w="24772" w:type="dxa"/>
             <w:tcBorders/>
             <w:vAlign w:val="center"/>
           </w:tcPr>
@@ -17312,7 +17452,7 @@
         <w:trPr/>
         <w:tc>
           <w:tcPr>
-            <w:tcW w:w="2277" w:type="dxa"/>
+            <w:tcW w:w="3863" w:type="dxa"/>
             <w:tcBorders/>
             <w:vAlign w:val="center"/>
           </w:tcPr>
@@ -17342,7 +17482,7 @@
         </w:tc>
         <w:tc>
           <w:tcPr>
-            <w:tcW w:w="6705" w:type="dxa"/>
+            <w:tcW w:w="24772" w:type="dxa"/>
             <w:tcBorders/>
             <w:vAlign w:val="center"/>
           </w:tcPr>
@@ -17385,7 +17525,7 @@
         <w:trPr/>
         <w:tc>
           <w:tcPr>
-            <w:tcW w:w="2277" w:type="dxa"/>
+            <w:tcW w:w="3863" w:type="dxa"/>
             <w:tcBorders/>
             <w:vAlign w:val="center"/>
           </w:tcPr>
@@ -17405,7 +17545,7 @@
         </w:tc>
         <w:tc>
           <w:tcPr>
-            <w:tcW w:w="6705" w:type="dxa"/>
+            <w:tcW w:w="24772" w:type="dxa"/>
             <w:tcBorders/>
             <w:vAlign w:val="center"/>
           </w:tcPr>
@@ -17438,7 +17578,7 @@
         <w:trPr/>
         <w:tc>
           <w:tcPr>
-            <w:tcW w:w="2277" w:type="dxa"/>
+            <w:tcW w:w="3863" w:type="dxa"/>
             <w:tcBorders/>
             <w:vAlign w:val="center"/>
           </w:tcPr>
@@ -17478,7 +17618,7 @@
         </w:tc>
         <w:tc>
           <w:tcPr>
-            <w:tcW w:w="6705" w:type="dxa"/>
+            <w:tcW w:w="24772" w:type="dxa"/>
             <w:tcBorders/>
             <w:vAlign w:val="center"/>
           </w:tcPr>
@@ -17537,7 +17677,7 @@
         <w:trPr/>
         <w:tc>
           <w:tcPr>
-            <w:tcW w:w="2277" w:type="dxa"/>
+            <w:tcW w:w="3863" w:type="dxa"/>
             <w:tcBorders/>
             <w:vAlign w:val="center"/>
           </w:tcPr>
@@ -17557,7 +17697,7 @@
         </w:tc>
         <w:tc>
           <w:tcPr>
-            <w:tcW w:w="6705" w:type="dxa"/>
+            <w:tcW w:w="24772" w:type="dxa"/>
             <w:tcBorders/>
             <w:vAlign w:val="center"/>
           </w:tcPr>
@@ -17847,7 +17987,7 @@
     </w:p>
     <w:tbl>
       <w:tblPr>
-        <w:tblW w:w="8982" w:type="dxa"/>
+        <w:tblW w:w="28635" w:type="dxa"/>
         <w:jc w:val="left"/>
         <w:tblInd w:w="28" w:type="dxa"/>
         <w:tblLayout w:type="fixed"/>
@@ -17860,8 +18000,8 @@
       </w:tblPr>
       <w:tblGrid>
         <w:gridCol w:w="322"/>
-        <w:gridCol w:w="3476"/>
-        <w:gridCol w:w="5184"/>
+        <w:gridCol w:w="10716"/>
+        <w:gridCol w:w="17597"/>
       </w:tblGrid>
       <w:tr>
         <w:trPr/>
@@ -17888,7 +18028,7 @@
         </w:tc>
         <w:tc>
           <w:tcPr>
-            <w:tcW w:w="3476" w:type="dxa"/>
+            <w:tcW w:w="10716" w:type="dxa"/>
             <w:tcBorders/>
             <w:vAlign w:val="center"/>
           </w:tcPr>
@@ -17909,7 +18049,7 @@
         </w:tc>
         <w:tc>
           <w:tcPr>
-            <w:tcW w:w="5184" w:type="dxa"/>
+            <w:tcW w:w="17597" w:type="dxa"/>
             <w:tcBorders/>
             <w:vAlign w:val="center"/>
           </w:tcPr>
@@ -17953,7 +18093,7 @@
         </w:tc>
         <w:tc>
           <w:tcPr>
-            <w:tcW w:w="3476" w:type="dxa"/>
+            <w:tcW w:w="10716" w:type="dxa"/>
             <w:tcBorders/>
             <w:vAlign w:val="center"/>
           </w:tcPr>
@@ -18000,7 +18140,7 @@
         </w:tc>
         <w:tc>
           <w:tcPr>
-            <w:tcW w:w="5184" w:type="dxa"/>
+            <w:tcW w:w="17597" w:type="dxa"/>
             <w:tcBorders/>
             <w:vAlign w:val="center"/>
           </w:tcPr>
@@ -18059,7 +18199,7 @@
         </w:tc>
         <w:tc>
           <w:tcPr>
-            <w:tcW w:w="3476" w:type="dxa"/>
+            <w:tcW w:w="10716" w:type="dxa"/>
             <w:tcBorders/>
             <w:vAlign w:val="center"/>
           </w:tcPr>
@@ -18085,7 +18225,7 @@
         </w:tc>
         <w:tc>
           <w:tcPr>
-            <w:tcW w:w="5184" w:type="dxa"/>
+            <w:tcW w:w="17597" w:type="dxa"/>
             <w:tcBorders/>
             <w:vAlign w:val="center"/>
           </w:tcPr>
@@ -18128,7 +18268,7 @@
         </w:tc>
         <w:tc>
           <w:tcPr>
-            <w:tcW w:w="3476" w:type="dxa"/>
+            <w:tcW w:w="10716" w:type="dxa"/>
             <w:tcBorders/>
             <w:vAlign w:val="center"/>
           </w:tcPr>
@@ -18158,7 +18298,7 @@
         </w:tc>
         <w:tc>
           <w:tcPr>
-            <w:tcW w:w="5184" w:type="dxa"/>
+            <w:tcW w:w="17597" w:type="dxa"/>
             <w:tcBorders/>
             <w:vAlign w:val="center"/>
           </w:tcPr>
@@ -18211,7 +18351,7 @@
         </w:tc>
         <w:tc>
           <w:tcPr>
-            <w:tcW w:w="3476" w:type="dxa"/>
+            <w:tcW w:w="10716" w:type="dxa"/>
             <w:tcBorders/>
             <w:vAlign w:val="center"/>
           </w:tcPr>
@@ -18237,7 +18377,7 @@
         </w:tc>
         <w:tc>
           <w:tcPr>
-            <w:tcW w:w="5184" w:type="dxa"/>
+            <w:tcW w:w="17597" w:type="dxa"/>
             <w:tcBorders/>
             <w:vAlign w:val="center"/>
           </w:tcPr>
@@ -18280,7 +18420,7 @@
         </w:tc>
         <w:tc>
           <w:tcPr>
-            <w:tcW w:w="3476" w:type="dxa"/>
+            <w:tcW w:w="10716" w:type="dxa"/>
             <w:tcBorders/>
             <w:vAlign w:val="center"/>
           </w:tcPr>
@@ -18316,7 +18456,7 @@
         </w:tc>
         <w:tc>
           <w:tcPr>
-            <w:tcW w:w="5184" w:type="dxa"/>
+            <w:tcW w:w="17597" w:type="dxa"/>
             <w:tcBorders/>
             <w:vAlign w:val="center"/>
           </w:tcPr>
@@ -18369,7 +18509,7 @@
         </w:tc>
         <w:tc>
           <w:tcPr>
-            <w:tcW w:w="3476" w:type="dxa"/>
+            <w:tcW w:w="10716" w:type="dxa"/>
             <w:tcBorders/>
             <w:vAlign w:val="center"/>
           </w:tcPr>
@@ -18405,7 +18545,7 @@
         </w:tc>
         <w:tc>
           <w:tcPr>
-            <w:tcW w:w="5184" w:type="dxa"/>
+            <w:tcW w:w="17597" w:type="dxa"/>
             <w:tcBorders/>
             <w:vAlign w:val="center"/>
           </w:tcPr>
@@ -18459,7 +18599,7 @@
         </w:tc>
         <w:tc>
           <w:tcPr>
-            <w:tcW w:w="3476" w:type="dxa"/>
+            <w:tcW w:w="10716" w:type="dxa"/>
             <w:tcBorders/>
             <w:vAlign w:val="center"/>
           </w:tcPr>
@@ -18485,7 +18625,7 @@
         </w:tc>
         <w:tc>
           <w:tcPr>
-            <w:tcW w:w="5184" w:type="dxa"/>
+            <w:tcW w:w="17597" w:type="dxa"/>
             <w:tcBorders/>
             <w:vAlign w:val="center"/>
           </w:tcPr>
@@ -18528,7 +18668,7 @@
         </w:tc>
         <w:tc>
           <w:tcPr>
-            <w:tcW w:w="3476" w:type="dxa"/>
+            <w:tcW w:w="10716" w:type="dxa"/>
             <w:tcBorders/>
             <w:vAlign w:val="center"/>
           </w:tcPr>
@@ -18554,7 +18694,7 @@
         </w:tc>
         <w:tc>
           <w:tcPr>
-            <w:tcW w:w="5184" w:type="dxa"/>
+            <w:tcW w:w="17597" w:type="dxa"/>
             <w:tcBorders/>
             <w:vAlign w:val="center"/>
           </w:tcPr>
@@ -18708,7 +18848,7 @@
     </w:p>
     <w:tbl>
       <w:tblPr>
-        <w:tblW w:w="8982" w:type="dxa"/>
+        <w:tblW w:w="28635" w:type="dxa"/>
         <w:jc w:val="left"/>
         <w:tblInd w:w="28" w:type="dxa"/>
         <w:tblLayout w:type="fixed"/>
@@ -18720,14 +18860,14 @@
         </w:tblCellMar>
       </w:tblPr>
       <w:tblGrid>
-        <w:gridCol w:w="2578"/>
-        <w:gridCol w:w="6404"/>
+        <w:gridCol w:w="4472"/>
+        <w:gridCol w:w="24163"/>
       </w:tblGrid>
       <w:tr>
         <w:trPr/>
         <w:tc>
           <w:tcPr>
-            <w:tcW w:w="2578" w:type="dxa"/>
+            <w:tcW w:w="4472" w:type="dxa"/>
             <w:tcBorders/>
             <w:vAlign w:val="center"/>
           </w:tcPr>
@@ -18748,7 +18888,7 @@
         </w:tc>
         <w:tc>
           <w:tcPr>
-            <w:tcW w:w="6404" w:type="dxa"/>
+            <w:tcW w:w="24163" w:type="dxa"/>
             <w:tcBorders/>
             <w:vAlign w:val="center"/>
           </w:tcPr>
@@ -18772,7 +18912,7 @@
         <w:trPr/>
         <w:tc>
           <w:tcPr>
-            <w:tcW w:w="2578" w:type="dxa"/>
+            <w:tcW w:w="4472" w:type="dxa"/>
             <w:tcBorders/>
             <w:vAlign w:val="center"/>
           </w:tcPr>
@@ -18798,7 +18938,7 @@
         </w:tc>
         <w:tc>
           <w:tcPr>
-            <w:tcW w:w="6404" w:type="dxa"/>
+            <w:tcW w:w="24163" w:type="dxa"/>
             <w:tcBorders/>
             <w:vAlign w:val="center"/>
           </w:tcPr>
@@ -18872,7 +19012,7 @@
         <w:trPr/>
         <w:tc>
           <w:tcPr>
-            <w:tcW w:w="2578" w:type="dxa"/>
+            <w:tcW w:w="4472" w:type="dxa"/>
             <w:tcBorders/>
             <w:vAlign w:val="center"/>
           </w:tcPr>
@@ -18904,7 +19044,7 @@
         </w:tc>
         <w:tc>
           <w:tcPr>
-            <w:tcW w:w="6404" w:type="dxa"/>
+            <w:tcW w:w="24163" w:type="dxa"/>
             <w:tcBorders/>
             <w:vAlign w:val="center"/>
           </w:tcPr>
@@ -18954,7 +19094,7 @@
         <w:trPr/>
         <w:tc>
           <w:tcPr>
-            <w:tcW w:w="2578" w:type="dxa"/>
+            <w:tcW w:w="4472" w:type="dxa"/>
             <w:tcBorders/>
             <w:vAlign w:val="center"/>
           </w:tcPr>
@@ -18986,7 +19126,7 @@
         </w:tc>
         <w:tc>
           <w:tcPr>
-            <w:tcW w:w="6404" w:type="dxa"/>
+            <w:tcW w:w="24163" w:type="dxa"/>
             <w:tcBorders/>
             <w:vAlign w:val="center"/>
           </w:tcPr>
@@ -19055,7 +19195,7 @@
         <w:trPr/>
         <w:tc>
           <w:tcPr>
-            <w:tcW w:w="2578" w:type="dxa"/>
+            <w:tcW w:w="4472" w:type="dxa"/>
             <w:tcBorders/>
             <w:vAlign w:val="center"/>
           </w:tcPr>
@@ -19087,7 +19227,7 @@
         </w:tc>
         <w:tc>
           <w:tcPr>
-            <w:tcW w:w="6404" w:type="dxa"/>
+            <w:tcW w:w="24163" w:type="dxa"/>
             <w:tcBorders/>
             <w:vAlign w:val="center"/>
           </w:tcPr>
@@ -19131,7 +19271,7 @@
         <w:trPr/>
         <w:tc>
           <w:tcPr>
-            <w:tcW w:w="2578" w:type="dxa"/>
+            <w:tcW w:w="4472" w:type="dxa"/>
             <w:tcBorders/>
             <w:vAlign w:val="center"/>
           </w:tcPr>
@@ -19163,7 +19303,7 @@
         </w:tc>
         <w:tc>
           <w:tcPr>
-            <w:tcW w:w="6404" w:type="dxa"/>
+            <w:tcW w:w="24163" w:type="dxa"/>
             <w:tcBorders/>
             <w:vAlign w:val="center"/>
           </w:tcPr>
@@ -19206,7 +19346,7 @@
         <w:trPr/>
         <w:tc>
           <w:tcPr>
-            <w:tcW w:w="2578" w:type="dxa"/>
+            <w:tcW w:w="4472" w:type="dxa"/>
             <w:tcBorders/>
             <w:vAlign w:val="center"/>
           </w:tcPr>
@@ -19232,7 +19372,7 @@
         </w:tc>
         <w:tc>
           <w:tcPr>
-            <w:tcW w:w="6404" w:type="dxa"/>
+            <w:tcW w:w="24163" w:type="dxa"/>
             <w:tcBorders/>
             <w:vAlign w:val="center"/>
           </w:tcPr>
@@ -19339,7 +19479,7 @@
         <w:trPr/>
         <w:tc>
           <w:tcPr>
-            <w:tcW w:w="2578" w:type="dxa"/>
+            <w:tcW w:w="4472" w:type="dxa"/>
             <w:tcBorders/>
             <w:vAlign w:val="center"/>
           </w:tcPr>
@@ -19365,7 +19505,7 @@
         </w:tc>
         <w:tc>
           <w:tcPr>
-            <w:tcW w:w="6404" w:type="dxa"/>
+            <w:tcW w:w="24163" w:type="dxa"/>
             <w:tcBorders/>
             <w:vAlign w:val="center"/>
           </w:tcPr>
@@ -19487,7 +19627,7 @@
     </w:p>
     <w:tbl>
       <w:tblPr>
-        <w:tblW w:w="8982" w:type="dxa"/>
+        <w:tblW w:w="15494" w:type="dxa"/>
         <w:jc w:val="left"/>
         <w:tblInd w:w="28" w:type="dxa"/>
         <w:tblLayout w:type="fixed"/>
@@ -19499,15 +19639,15 @@
         </w:tblCellMar>
       </w:tblPr>
       <w:tblGrid>
-        <w:gridCol w:w="1541"/>
-        <w:gridCol w:w="4350"/>
-        <w:gridCol w:w="3091"/>
+        <w:gridCol w:w="2026"/>
+        <w:gridCol w:w="8289"/>
+        <w:gridCol w:w="5179"/>
       </w:tblGrid>
       <w:tr>
         <w:trPr/>
         <w:tc>
           <w:tcPr>
-            <w:tcW w:w="1541" w:type="dxa"/>
+            <w:tcW w:w="2026" w:type="dxa"/>
             <w:tcBorders/>
             <w:vAlign w:val="center"/>
           </w:tcPr>
@@ -19532,7 +19672,7 @@
         </w:tc>
         <w:tc>
           <w:tcPr>
-            <w:tcW w:w="4350" w:type="dxa"/>
+            <w:tcW w:w="8289" w:type="dxa"/>
             <w:tcBorders/>
             <w:vAlign w:val="center"/>
           </w:tcPr>
@@ -19553,7 +19693,7 @@
         </w:tc>
         <w:tc>
           <w:tcPr>
-            <w:tcW w:w="3091" w:type="dxa"/>
+            <w:tcW w:w="5179" w:type="dxa"/>
             <w:tcBorders/>
             <w:vAlign w:val="center"/>
           </w:tcPr>
@@ -19577,7 +19717,7 @@
         <w:trPr/>
         <w:tc>
           <w:tcPr>
-            <w:tcW w:w="1541" w:type="dxa"/>
+            <w:tcW w:w="2026" w:type="dxa"/>
             <w:tcBorders/>
             <w:vAlign w:val="center"/>
           </w:tcPr>
@@ -19599,7 +19739,7 @@
         </w:tc>
         <w:tc>
           <w:tcPr>
-            <w:tcW w:w="4350" w:type="dxa"/>
+            <w:tcW w:w="8289" w:type="dxa"/>
             <w:tcBorders/>
             <w:vAlign w:val="center"/>
           </w:tcPr>
@@ -19626,7 +19766,7 @@
         </w:tc>
         <w:tc>
           <w:tcPr>
-            <w:tcW w:w="3091" w:type="dxa"/>
+            <w:tcW w:w="5179" w:type="dxa"/>
             <w:tcBorders/>
             <w:vAlign w:val="center"/>
           </w:tcPr>
@@ -19656,7 +19796,7 @@
         <w:trPr/>
         <w:tc>
           <w:tcPr>
-            <w:tcW w:w="1541" w:type="dxa"/>
+            <w:tcW w:w="2026" w:type="dxa"/>
             <w:tcBorders/>
             <w:vAlign w:val="center"/>
           </w:tcPr>
@@ -19678,7 +19818,7 @@
         </w:tc>
         <w:tc>
           <w:tcPr>
-            <w:tcW w:w="4350" w:type="dxa"/>
+            <w:tcW w:w="8289" w:type="dxa"/>
             <w:tcBorders/>
             <w:vAlign w:val="center"/>
           </w:tcPr>
@@ -19698,7 +19838,7 @@
         </w:tc>
         <w:tc>
           <w:tcPr>
-            <w:tcW w:w="3091" w:type="dxa"/>
+            <w:tcW w:w="5179" w:type="dxa"/>
             <w:tcBorders/>
             <w:vAlign w:val="center"/>
           </w:tcPr>
@@ -19862,7 +20002,7 @@
     </w:p>
     <w:tbl>
       <w:tblPr>
-        <w:tblW w:w="8982" w:type="dxa"/>
+        <w:tblW w:w="23149" w:type="dxa"/>
         <w:jc w:val="left"/>
         <w:tblInd w:w="28" w:type="dxa"/>
         <w:tblLayout w:type="fixed"/>
@@ -19874,14 +20014,14 @@
         </w:tblCellMar>
       </w:tblPr>
       <w:tblGrid>
-        <w:gridCol w:w="1740"/>
-        <w:gridCol w:w="7242"/>
+        <w:gridCol w:w="2401"/>
+        <w:gridCol w:w="20748"/>
       </w:tblGrid>
       <w:tr>
         <w:trPr/>
         <w:tc>
           <w:tcPr>
-            <w:tcW w:w="1740" w:type="dxa"/>
+            <w:tcW w:w="2401" w:type="dxa"/>
             <w:tcBorders/>
             <w:vAlign w:val="center"/>
           </w:tcPr>
@@ -19902,7 +20042,7 @@
         </w:tc>
         <w:tc>
           <w:tcPr>
-            <w:tcW w:w="7242" w:type="dxa"/>
+            <w:tcW w:w="20748" w:type="dxa"/>
             <w:tcBorders/>
             <w:vAlign w:val="center"/>
           </w:tcPr>
@@ -19926,7 +20066,7 @@
         <w:trPr/>
         <w:tc>
           <w:tcPr>
-            <w:tcW w:w="1740" w:type="dxa"/>
+            <w:tcW w:w="2401" w:type="dxa"/>
             <w:tcBorders/>
             <w:vAlign w:val="center"/>
           </w:tcPr>
@@ -19946,7 +20086,7 @@
         </w:tc>
         <w:tc>
           <w:tcPr>
-            <w:tcW w:w="7242" w:type="dxa"/>
+            <w:tcW w:w="20748" w:type="dxa"/>
             <w:tcBorders/>
             <w:vAlign w:val="center"/>
           </w:tcPr>
@@ -19969,7 +20109,7 @@
         <w:trPr/>
         <w:tc>
           <w:tcPr>
-            <w:tcW w:w="1740" w:type="dxa"/>
+            <w:tcW w:w="2401" w:type="dxa"/>
             <w:tcBorders/>
             <w:vAlign w:val="center"/>
           </w:tcPr>
@@ -19989,7 +20129,7 @@
         </w:tc>
         <w:tc>
           <w:tcPr>
-            <w:tcW w:w="7242" w:type="dxa"/>
+            <w:tcW w:w="20748" w:type="dxa"/>
             <w:tcBorders/>
             <w:vAlign w:val="center"/>
           </w:tcPr>
@@ -20019,7 +20159,7 @@
         <w:trPr/>
         <w:tc>
           <w:tcPr>
-            <w:tcW w:w="1740" w:type="dxa"/>
+            <w:tcW w:w="2401" w:type="dxa"/>
             <w:tcBorders/>
             <w:vAlign w:val="center"/>
           </w:tcPr>
@@ -20039,7 +20179,7 @@
         </w:tc>
         <w:tc>
           <w:tcPr>
-            <w:tcW w:w="7242" w:type="dxa"/>
+            <w:tcW w:w="20748" w:type="dxa"/>
             <w:tcBorders/>
             <w:vAlign w:val="center"/>
           </w:tcPr>
@@ -20068,7 +20208,7 @@
         <w:trPr/>
         <w:tc>
           <w:tcPr>
-            <w:tcW w:w="1740" w:type="dxa"/>
+            <w:tcW w:w="2401" w:type="dxa"/>
             <w:tcBorders/>
             <w:vAlign w:val="center"/>
           </w:tcPr>
@@ -20088,7 +20228,7 @@
         </w:tc>
         <w:tc>
           <w:tcPr>
-            <w:tcW w:w="7242" w:type="dxa"/>
+            <w:tcW w:w="20748" w:type="dxa"/>
             <w:tcBorders/>
             <w:vAlign w:val="center"/>
           </w:tcPr>
@@ -20121,7 +20261,7 @@
         <w:trPr/>
         <w:tc>
           <w:tcPr>
-            <w:tcW w:w="1740" w:type="dxa"/>
+            <w:tcW w:w="2401" w:type="dxa"/>
             <w:tcBorders/>
             <w:vAlign w:val="center"/>
           </w:tcPr>
@@ -20141,7 +20281,7 @@
         </w:tc>
         <w:tc>
           <w:tcPr>
-            <w:tcW w:w="7242" w:type="dxa"/>
+            <w:tcW w:w="20748" w:type="dxa"/>
             <w:tcBorders/>
             <w:vAlign w:val="center"/>
           </w:tcPr>
@@ -20174,7 +20314,7 @@
         <w:trPr/>
         <w:tc>
           <w:tcPr>
-            <w:tcW w:w="1740" w:type="dxa"/>
+            <w:tcW w:w="2401" w:type="dxa"/>
             <w:tcBorders/>
             <w:vAlign w:val="center"/>
           </w:tcPr>
@@ -20194,7 +20334,7 @@
         </w:tc>
         <w:tc>
           <w:tcPr>
-            <w:tcW w:w="7242" w:type="dxa"/>
+            <w:tcW w:w="20748" w:type="dxa"/>
             <w:tcBorders/>
             <w:vAlign w:val="center"/>
           </w:tcPr>
@@ -20633,7 +20773,7 @@
     </w:p>
     <w:tbl>
       <w:tblPr>
-        <w:tblW w:w="8982" w:type="dxa"/>
+        <w:tblW w:w="28635" w:type="dxa"/>
         <w:jc w:val="left"/>
         <w:tblInd w:w="28" w:type="dxa"/>
         <w:tblLayout w:type="fixed"/>
@@ -20645,14 +20785,14 @@
         </w:tblCellMar>
       </w:tblPr>
       <w:tblGrid>
-        <w:gridCol w:w="1990"/>
-        <w:gridCol w:w="6992"/>
+        <w:gridCol w:w="4111"/>
+        <w:gridCol w:w="24524"/>
       </w:tblGrid>
       <w:tr>
         <w:trPr/>
         <w:tc>
           <w:tcPr>
-            <w:tcW w:w="1990" w:type="dxa"/>
+            <w:tcW w:w="4111" w:type="dxa"/>
             <w:tcBorders/>
             <w:vAlign w:val="center"/>
           </w:tcPr>
@@ -20673,7 +20813,7 @@
         </w:tc>
         <w:tc>
           <w:tcPr>
-            <w:tcW w:w="6992" w:type="dxa"/>
+            <w:tcW w:w="24524" w:type="dxa"/>
             <w:tcBorders/>
             <w:vAlign w:val="center"/>
           </w:tcPr>
@@ -20697,7 +20837,7 @@
         <w:trPr/>
         <w:tc>
           <w:tcPr>
-            <w:tcW w:w="1990" w:type="dxa"/>
+            <w:tcW w:w="4111" w:type="dxa"/>
             <w:tcBorders/>
             <w:vAlign w:val="center"/>
           </w:tcPr>
@@ -20717,7 +20857,7 @@
         </w:tc>
         <w:tc>
           <w:tcPr>
-            <w:tcW w:w="6992" w:type="dxa"/>
+            <w:tcW w:w="24524" w:type="dxa"/>
             <w:tcBorders/>
             <w:vAlign w:val="center"/>
           </w:tcPr>
@@ -20750,7 +20890,7 @@
         <w:trPr/>
         <w:tc>
           <w:tcPr>
-            <w:tcW w:w="1990" w:type="dxa"/>
+            <w:tcW w:w="4111" w:type="dxa"/>
             <w:tcBorders/>
             <w:vAlign w:val="center"/>
           </w:tcPr>
@@ -20770,7 +20910,7 @@
         </w:tc>
         <w:tc>
           <w:tcPr>
-            <w:tcW w:w="6992" w:type="dxa"/>
+            <w:tcW w:w="24524" w:type="dxa"/>
             <w:tcBorders/>
             <w:vAlign w:val="center"/>
           </w:tcPr>
@@ -20819,7 +20959,7 @@
         <w:trPr/>
         <w:tc>
           <w:tcPr>
-            <w:tcW w:w="1990" w:type="dxa"/>
+            <w:tcW w:w="4111" w:type="dxa"/>
             <w:tcBorders/>
             <w:vAlign w:val="center"/>
           </w:tcPr>
@@ -20839,7 +20979,7 @@
         </w:tc>
         <w:tc>
           <w:tcPr>
-            <w:tcW w:w="6992" w:type="dxa"/>
+            <w:tcW w:w="24524" w:type="dxa"/>
             <w:tcBorders/>
             <w:vAlign w:val="center"/>
           </w:tcPr>
@@ -20872,7 +21012,7 @@
         <w:trPr/>
         <w:tc>
           <w:tcPr>
-            <w:tcW w:w="1990" w:type="dxa"/>
+            <w:tcW w:w="4111" w:type="dxa"/>
             <w:tcBorders/>
             <w:vAlign w:val="center"/>
           </w:tcPr>
@@ -20898,7 +21038,7 @@
         </w:tc>
         <w:tc>
           <w:tcPr>
-            <w:tcW w:w="6992" w:type="dxa"/>
+            <w:tcW w:w="24524" w:type="dxa"/>
             <w:tcBorders/>
             <w:vAlign w:val="center"/>
           </w:tcPr>
@@ -20961,7 +21101,7 @@
         <w:trPr/>
         <w:tc>
           <w:tcPr>
-            <w:tcW w:w="1990" w:type="dxa"/>
+            <w:tcW w:w="4111" w:type="dxa"/>
             <w:tcBorders/>
             <w:vAlign w:val="center"/>
           </w:tcPr>
@@ -20987,7 +21127,7 @@
         </w:tc>
         <w:tc>
           <w:tcPr>
-            <w:tcW w:w="6992" w:type="dxa"/>
+            <w:tcW w:w="24524" w:type="dxa"/>
             <w:tcBorders/>
             <w:vAlign w:val="center"/>
           </w:tcPr>
@@ -21117,7 +21257,7 @@
     </w:p>
     <w:tbl>
       <w:tblPr>
-        <w:tblW w:w="8982" w:type="dxa"/>
+        <w:tblW w:w="13586" w:type="dxa"/>
         <w:jc w:val="left"/>
         <w:tblInd w:w="28" w:type="dxa"/>
         <w:tblLayout w:type="fixed"/>
@@ -21130,9 +21270,9 @@
       </w:tblPr>
       <w:tblGrid>
         <w:gridCol w:w="3444"/>
-        <w:gridCol w:w="2128"/>
-        <w:gridCol w:w="1686"/>
-        <w:gridCol w:w="1724"/>
+        <w:gridCol w:w="2480"/>
+        <w:gridCol w:w="2050"/>
+        <w:gridCol w:w="5612"/>
       </w:tblGrid>
       <w:tr>
         <w:trPr/>
@@ -21159,7 +21299,7 @@
         </w:tc>
         <w:tc>
           <w:tcPr>
-            <w:tcW w:w="2128" w:type="dxa"/>
+            <w:tcW w:w="2480" w:type="dxa"/>
             <w:tcBorders/>
             <w:vAlign w:val="center"/>
           </w:tcPr>
@@ -21180,7 +21320,7 @@
         </w:tc>
         <w:tc>
           <w:tcPr>
-            <w:tcW w:w="1686" w:type="dxa"/>
+            <w:tcW w:w="2050" w:type="dxa"/>
             <w:tcBorders/>
             <w:vAlign w:val="center"/>
           </w:tcPr>
@@ -21201,7 +21341,7 @@
         </w:tc>
         <w:tc>
           <w:tcPr>
-            <w:tcW w:w="1724" w:type="dxa"/>
+            <w:tcW w:w="5612" w:type="dxa"/>
             <w:tcBorders/>
             <w:vAlign w:val="center"/>
           </w:tcPr>
@@ -21247,7 +21387,7 @@
         </w:tc>
         <w:tc>
           <w:tcPr>
-            <w:tcW w:w="2128" w:type="dxa"/>
+            <w:tcW w:w="2480" w:type="dxa"/>
             <w:tcBorders/>
             <w:vAlign w:val="center"/>
           </w:tcPr>
@@ -21279,7 +21419,7 @@
         </w:tc>
         <w:tc>
           <w:tcPr>
-            <w:tcW w:w="1686" w:type="dxa"/>
+            <w:tcW w:w="2050" w:type="dxa"/>
             <w:tcBorders/>
             <w:vAlign w:val="center"/>
           </w:tcPr>
@@ -21299,7 +21439,7 @@
         </w:tc>
         <w:tc>
           <w:tcPr>
-            <w:tcW w:w="1724" w:type="dxa"/>
+            <w:tcW w:w="5612" w:type="dxa"/>
             <w:tcBorders/>
             <w:vAlign w:val="center"/>
           </w:tcPr>
@@ -21354,7 +21494,7 @@
         </w:tc>
         <w:tc>
           <w:tcPr>
-            <w:tcW w:w="2128" w:type="dxa"/>
+            <w:tcW w:w="2480" w:type="dxa"/>
             <w:tcBorders/>
             <w:vAlign w:val="center"/>
           </w:tcPr>
@@ -21376,7 +21516,7 @@
         </w:tc>
         <w:tc>
           <w:tcPr>
-            <w:tcW w:w="1686" w:type="dxa"/>
+            <w:tcW w:w="2050" w:type="dxa"/>
             <w:tcBorders/>
             <w:vAlign w:val="center"/>
           </w:tcPr>
@@ -21396,7 +21536,7 @@
         </w:tc>
         <w:tc>
           <w:tcPr>
-            <w:tcW w:w="1724" w:type="dxa"/>
+            <w:tcW w:w="5612" w:type="dxa"/>
             <w:tcBorders/>
             <w:vAlign w:val="center"/>
           </w:tcPr>
@@ -21441,7 +21581,7 @@
         </w:tc>
         <w:tc>
           <w:tcPr>
-            <w:tcW w:w="2128" w:type="dxa"/>
+            <w:tcW w:w="2480" w:type="dxa"/>
             <w:tcBorders/>
             <w:vAlign w:val="center"/>
           </w:tcPr>
@@ -21463,7 +21603,7 @@
         </w:tc>
         <w:tc>
           <w:tcPr>
-            <w:tcW w:w="1686" w:type="dxa"/>
+            <w:tcW w:w="2050" w:type="dxa"/>
             <w:tcBorders/>
             <w:vAlign w:val="center"/>
           </w:tcPr>
@@ -21483,7 +21623,7 @@
         </w:tc>
         <w:tc>
           <w:tcPr>
-            <w:tcW w:w="1724" w:type="dxa"/>
+            <w:tcW w:w="5612" w:type="dxa"/>
             <w:tcBorders/>
             <w:vAlign w:val="center"/>
           </w:tcPr>
@@ -21528,7 +21668,7 @@
         </w:tc>
         <w:tc>
           <w:tcPr>
-            <w:tcW w:w="2128" w:type="dxa"/>
+            <w:tcW w:w="2480" w:type="dxa"/>
             <w:tcBorders/>
             <w:vAlign w:val="center"/>
           </w:tcPr>
@@ -21550,7 +21690,7 @@
         </w:tc>
         <w:tc>
           <w:tcPr>
-            <w:tcW w:w="1686" w:type="dxa"/>
+            <w:tcW w:w="2050" w:type="dxa"/>
             <w:tcBorders/>
             <w:vAlign w:val="center"/>
           </w:tcPr>
@@ -21570,7 +21710,7 @@
         </w:tc>
         <w:tc>
           <w:tcPr>
-            <w:tcW w:w="1724" w:type="dxa"/>
+            <w:tcW w:w="5612" w:type="dxa"/>
             <w:tcBorders/>
             <w:vAlign w:val="center"/>
           </w:tcPr>
@@ -21615,7 +21755,7 @@
         </w:tc>
         <w:tc>
           <w:tcPr>
-            <w:tcW w:w="2128" w:type="dxa"/>
+            <w:tcW w:w="2480" w:type="dxa"/>
             <w:tcBorders/>
             <w:vAlign w:val="center"/>
           </w:tcPr>
@@ -21637,7 +21777,7 @@
         </w:tc>
         <w:tc>
           <w:tcPr>
-            <w:tcW w:w="1686" w:type="dxa"/>
+            <w:tcW w:w="2050" w:type="dxa"/>
             <w:tcBorders/>
             <w:vAlign w:val="center"/>
           </w:tcPr>
@@ -21657,7 +21797,7 @@
         </w:tc>
         <w:tc>
           <w:tcPr>
-            <w:tcW w:w="1724" w:type="dxa"/>
+            <w:tcW w:w="5612" w:type="dxa"/>
             <w:tcBorders/>
             <w:vAlign w:val="center"/>
           </w:tcPr>
@@ -21707,7 +21847,7 @@
         </w:tc>
         <w:tc>
           <w:tcPr>
-            <w:tcW w:w="2128" w:type="dxa"/>
+            <w:tcW w:w="2480" w:type="dxa"/>
             <w:tcBorders/>
             <w:vAlign w:val="center"/>
           </w:tcPr>
@@ -21729,7 +21869,7 @@
         </w:tc>
         <w:tc>
           <w:tcPr>
-            <w:tcW w:w="1686" w:type="dxa"/>
+            <w:tcW w:w="2050" w:type="dxa"/>
             <w:tcBorders/>
             <w:vAlign w:val="center"/>
           </w:tcPr>
@@ -21749,7 +21889,7 @@
         </w:tc>
         <w:tc>
           <w:tcPr>
-            <w:tcW w:w="1724" w:type="dxa"/>
+            <w:tcW w:w="5612" w:type="dxa"/>
             <w:tcBorders/>
             <w:vAlign w:val="center"/>
           </w:tcPr>
@@ -21794,7 +21934,7 @@
         </w:tc>
         <w:tc>
           <w:tcPr>
-            <w:tcW w:w="2128" w:type="dxa"/>
+            <w:tcW w:w="2480" w:type="dxa"/>
             <w:tcBorders/>
             <w:vAlign w:val="center"/>
           </w:tcPr>
@@ -21816,7 +21956,7 @@
         </w:tc>
         <w:tc>
           <w:tcPr>
-            <w:tcW w:w="1686" w:type="dxa"/>
+            <w:tcW w:w="2050" w:type="dxa"/>
             <w:tcBorders/>
             <w:vAlign w:val="center"/>
           </w:tcPr>
@@ -21836,7 +21976,7 @@
         </w:tc>
         <w:tc>
           <w:tcPr>
-            <w:tcW w:w="1724" w:type="dxa"/>
+            <w:tcW w:w="5612" w:type="dxa"/>
             <w:tcBorders/>
             <w:vAlign w:val="center"/>
           </w:tcPr>
@@ -21886,7 +22026,7 @@
         </w:tc>
         <w:tc>
           <w:tcPr>
-            <w:tcW w:w="2128" w:type="dxa"/>
+            <w:tcW w:w="2480" w:type="dxa"/>
             <w:tcBorders/>
             <w:vAlign w:val="center"/>
           </w:tcPr>
@@ -21908,7 +22048,7 @@
         </w:tc>
         <w:tc>
           <w:tcPr>
-            <w:tcW w:w="1686" w:type="dxa"/>
+            <w:tcW w:w="2050" w:type="dxa"/>
             <w:tcBorders/>
             <w:vAlign w:val="center"/>
           </w:tcPr>
@@ -21928,7 +22068,7 @@
         </w:tc>
         <w:tc>
           <w:tcPr>
-            <w:tcW w:w="1724" w:type="dxa"/>
+            <w:tcW w:w="5612" w:type="dxa"/>
             <w:tcBorders/>
             <w:vAlign w:val="center"/>
           </w:tcPr>
@@ -21978,7 +22118,7 @@
         </w:tc>
         <w:tc>
           <w:tcPr>
-            <w:tcW w:w="2128" w:type="dxa"/>
+            <w:tcW w:w="2480" w:type="dxa"/>
             <w:tcBorders/>
             <w:vAlign w:val="center"/>
           </w:tcPr>
@@ -22000,7 +22140,7 @@
         </w:tc>
         <w:tc>
           <w:tcPr>
-            <w:tcW w:w="1686" w:type="dxa"/>
+            <w:tcW w:w="2050" w:type="dxa"/>
             <w:tcBorders/>
             <w:vAlign w:val="center"/>
           </w:tcPr>
@@ -22020,7 +22160,7 @@
         </w:tc>
         <w:tc>
           <w:tcPr>
-            <w:tcW w:w="1724" w:type="dxa"/>
+            <w:tcW w:w="5612" w:type="dxa"/>
             <w:tcBorders/>
             <w:vAlign w:val="center"/>
           </w:tcPr>
@@ -22070,7 +22210,7 @@
         </w:tc>
         <w:tc>
           <w:tcPr>
-            <w:tcW w:w="2128" w:type="dxa"/>
+            <w:tcW w:w="2480" w:type="dxa"/>
             <w:tcBorders/>
             <w:vAlign w:val="center"/>
           </w:tcPr>
@@ -22092,7 +22232,7 @@
         </w:tc>
         <w:tc>
           <w:tcPr>
-            <w:tcW w:w="1686" w:type="dxa"/>
+            <w:tcW w:w="2050" w:type="dxa"/>
             <w:tcBorders/>
             <w:vAlign w:val="center"/>
           </w:tcPr>
@@ -22112,7 +22252,7 @@
         </w:tc>
         <w:tc>
           <w:tcPr>
-            <w:tcW w:w="1724" w:type="dxa"/>
+            <w:tcW w:w="5612" w:type="dxa"/>
             <w:tcBorders/>
             <w:vAlign w:val="center"/>
           </w:tcPr>
@@ -22162,7 +22302,7 @@
         </w:tc>
         <w:tc>
           <w:tcPr>
-            <w:tcW w:w="2128" w:type="dxa"/>
+            <w:tcW w:w="2480" w:type="dxa"/>
             <w:tcBorders/>
             <w:vAlign w:val="center"/>
           </w:tcPr>
@@ -22184,7 +22324,7 @@
         </w:tc>
         <w:tc>
           <w:tcPr>
-            <w:tcW w:w="1686" w:type="dxa"/>
+            <w:tcW w:w="2050" w:type="dxa"/>
             <w:tcBorders/>
             <w:vAlign w:val="center"/>
           </w:tcPr>
@@ -22204,7 +22344,7 @@
         </w:tc>
         <w:tc>
           <w:tcPr>
-            <w:tcW w:w="1724" w:type="dxa"/>
+            <w:tcW w:w="5612" w:type="dxa"/>
             <w:tcBorders/>
             <w:vAlign w:val="center"/>
           </w:tcPr>
@@ -22249,7 +22389,7 @@
         </w:tc>
         <w:tc>
           <w:tcPr>
-            <w:tcW w:w="2128" w:type="dxa"/>
+            <w:tcW w:w="2480" w:type="dxa"/>
             <w:tcBorders/>
             <w:vAlign w:val="center"/>
           </w:tcPr>
@@ -22271,7 +22411,7 @@
         </w:tc>
         <w:tc>
           <w:tcPr>
-            <w:tcW w:w="1686" w:type="dxa"/>
+            <w:tcW w:w="2050" w:type="dxa"/>
             <w:tcBorders/>
             <w:vAlign w:val="center"/>
           </w:tcPr>
@@ -22291,7 +22431,7 @@
         </w:tc>
         <w:tc>
           <w:tcPr>
-            <w:tcW w:w="1724" w:type="dxa"/>
+            <w:tcW w:w="5612" w:type="dxa"/>
             <w:tcBorders/>
             <w:vAlign w:val="center"/>
           </w:tcPr>
@@ -22325,7 +22465,7 @@
     </w:p>
     <w:tbl>
       <w:tblPr>
-        <w:tblW w:w="8982" w:type="dxa"/>
+        <w:tblW w:w="28635" w:type="dxa"/>
         <w:jc w:val="left"/>
         <w:tblInd w:w="28" w:type="dxa"/>
         <w:tblLayout w:type="fixed"/>
@@ -22338,7 +22478,7 @@
       </w:tblPr>
       <w:tblGrid>
         <w:gridCol w:w="3299"/>
-        <w:gridCol w:w="5683"/>
+        <w:gridCol w:w="25336"/>
       </w:tblGrid>
       <w:tr>
         <w:trPr/>
@@ -22365,7 +22505,7 @@
         </w:tc>
         <w:tc>
           <w:tcPr>
-            <w:tcW w:w="5683" w:type="dxa"/>
+            <w:tcW w:w="25336" w:type="dxa"/>
             <w:tcBorders/>
             <w:vAlign w:val="center"/>
           </w:tcPr>
@@ -22411,7 +22551,7 @@
         </w:tc>
         <w:tc>
           <w:tcPr>
-            <w:tcW w:w="5683" w:type="dxa"/>
+            <w:tcW w:w="25336" w:type="dxa"/>
             <w:tcBorders/>
             <w:vAlign w:val="center"/>
           </w:tcPr>
@@ -22468,7 +22608,7 @@
         </w:tc>
         <w:tc>
           <w:tcPr>
-            <w:tcW w:w="5683" w:type="dxa"/>
+            <w:tcW w:w="25336" w:type="dxa"/>
             <w:tcBorders/>
             <w:vAlign w:val="center"/>
           </w:tcPr>
@@ -22513,7 +22653,7 @@
         </w:tc>
         <w:tc>
           <w:tcPr>
-            <w:tcW w:w="5683" w:type="dxa"/>
+            <w:tcW w:w="25336" w:type="dxa"/>
             <w:tcBorders/>
             <w:vAlign w:val="center"/>
           </w:tcPr>
@@ -22605,7 +22745,7 @@
         </w:tc>
         <w:tc>
           <w:tcPr>
-            <w:tcW w:w="5683" w:type="dxa"/>
+            <w:tcW w:w="25336" w:type="dxa"/>
             <w:tcBorders/>
             <w:vAlign w:val="center"/>
           </w:tcPr>
@@ -22656,7 +22796,7 @@
         </w:tc>
         <w:tc>
           <w:tcPr>
-            <w:tcW w:w="5683" w:type="dxa"/>
+            <w:tcW w:w="25336" w:type="dxa"/>
             <w:tcBorders/>
             <w:vAlign w:val="center"/>
           </w:tcPr>
@@ -22738,7 +22878,7 @@
     </w:p>
     <w:tbl>
       <w:tblPr>
-        <w:tblW w:w="8982" w:type="dxa"/>
+        <w:tblW w:w="28635" w:type="dxa"/>
         <w:jc w:val="left"/>
         <w:tblInd w:w="28" w:type="dxa"/>
         <w:tblLayout w:type="fixed"/>
@@ -22750,15 +22890,15 @@
         </w:tblCellMar>
       </w:tblPr>
       <w:tblGrid>
-        <w:gridCol w:w="2842"/>
-        <w:gridCol w:w="1571"/>
-        <w:gridCol w:w="4569"/>
+        <w:gridCol w:w="3896"/>
+        <w:gridCol w:w="1907"/>
+        <w:gridCol w:w="22832"/>
       </w:tblGrid>
       <w:tr>
         <w:trPr/>
         <w:tc>
           <w:tcPr>
-            <w:tcW w:w="2842" w:type="dxa"/>
+            <w:tcW w:w="3896" w:type="dxa"/>
             <w:tcBorders/>
             <w:vAlign w:val="center"/>
           </w:tcPr>
@@ -22779,7 +22919,7 @@
         </w:tc>
         <w:tc>
           <w:tcPr>
-            <w:tcW w:w="1571" w:type="dxa"/>
+            <w:tcW w:w="1907" w:type="dxa"/>
             <w:tcBorders/>
             <w:vAlign w:val="center"/>
           </w:tcPr>
@@ -22800,7 +22940,7 @@
         </w:tc>
         <w:tc>
           <w:tcPr>
-            <w:tcW w:w="4569" w:type="dxa"/>
+            <w:tcW w:w="22832" w:type="dxa"/>
             <w:tcBorders/>
             <w:vAlign w:val="center"/>
           </w:tcPr>
@@ -22824,7 +22964,7 @@
         <w:trPr/>
         <w:tc>
           <w:tcPr>
-            <w:tcW w:w="2842" w:type="dxa"/>
+            <w:tcW w:w="3896" w:type="dxa"/>
             <w:tcBorders/>
             <w:vAlign w:val="center"/>
           </w:tcPr>
@@ -22850,7 +22990,7 @@
         </w:tc>
         <w:tc>
           <w:tcPr>
-            <w:tcW w:w="1571" w:type="dxa"/>
+            <w:tcW w:w="1907" w:type="dxa"/>
             <w:tcBorders/>
             <w:vAlign w:val="center"/>
           </w:tcPr>
@@ -22872,7 +23012,7 @@
         </w:tc>
         <w:tc>
           <w:tcPr>
-            <w:tcW w:w="4569" w:type="dxa"/>
+            <w:tcW w:w="22832" w:type="dxa"/>
             <w:tcBorders/>
             <w:vAlign w:val="center"/>
           </w:tcPr>
@@ -22912,7 +23052,7 @@
         <w:trPr/>
         <w:tc>
           <w:tcPr>
-            <w:tcW w:w="2842" w:type="dxa"/>
+            <w:tcW w:w="3896" w:type="dxa"/>
             <w:tcBorders/>
             <w:vAlign w:val="center"/>
           </w:tcPr>
@@ -22932,7 +23072,7 @@
         </w:tc>
         <w:tc>
           <w:tcPr>
-            <w:tcW w:w="1571" w:type="dxa"/>
+            <w:tcW w:w="1907" w:type="dxa"/>
             <w:tcBorders/>
             <w:vAlign w:val="center"/>
           </w:tcPr>
@@ -22954,7 +23094,7 @@
         </w:tc>
         <w:tc>
           <w:tcPr>
-            <w:tcW w:w="4569" w:type="dxa"/>
+            <w:tcW w:w="22832" w:type="dxa"/>
             <w:tcBorders/>
             <w:vAlign w:val="center"/>
           </w:tcPr>
@@ -22977,7 +23117,7 @@
         <w:trPr/>
         <w:tc>
           <w:tcPr>
-            <w:tcW w:w="2842" w:type="dxa"/>
+            <w:tcW w:w="3896" w:type="dxa"/>
             <w:tcBorders/>
             <w:vAlign w:val="center"/>
           </w:tcPr>
@@ -23003,7 +23143,7 @@
         </w:tc>
         <w:tc>
           <w:tcPr>
-            <w:tcW w:w="1571" w:type="dxa"/>
+            <w:tcW w:w="1907" w:type="dxa"/>
             <w:tcBorders/>
             <w:vAlign w:val="center"/>
           </w:tcPr>
@@ -23025,7 +23165,7 @@
         </w:tc>
         <w:tc>
           <w:tcPr>
-            <w:tcW w:w="4569" w:type="dxa"/>
+            <w:tcW w:w="22832" w:type="dxa"/>
             <w:tcBorders/>
             <w:vAlign w:val="center"/>
           </w:tcPr>
@@ -23048,7 +23188,7 @@
         <w:trPr/>
         <w:tc>
           <w:tcPr>
-            <w:tcW w:w="2842" w:type="dxa"/>
+            <w:tcW w:w="3896" w:type="dxa"/>
             <w:tcBorders/>
             <w:vAlign w:val="center"/>
           </w:tcPr>
@@ -23078,7 +23218,7 @@
         </w:tc>
         <w:tc>
           <w:tcPr>
-            <w:tcW w:w="1571" w:type="dxa"/>
+            <w:tcW w:w="1907" w:type="dxa"/>
             <w:tcBorders/>
             <w:vAlign w:val="center"/>
           </w:tcPr>
@@ -23100,7 +23240,7 @@
         </w:tc>
         <w:tc>
           <w:tcPr>
-            <w:tcW w:w="4569" w:type="dxa"/>
+            <w:tcW w:w="22832" w:type="dxa"/>
             <w:tcBorders/>
             <w:vAlign w:val="center"/>
           </w:tcPr>
@@ -23123,7 +23263,7 @@
         <w:trPr/>
         <w:tc>
           <w:tcPr>
-            <w:tcW w:w="2842" w:type="dxa"/>
+            <w:tcW w:w="3896" w:type="dxa"/>
             <w:tcBorders/>
             <w:vAlign w:val="center"/>
           </w:tcPr>
@@ -23143,7 +23283,7 @@
         </w:tc>
         <w:tc>
           <w:tcPr>
-            <w:tcW w:w="1571" w:type="dxa"/>
+            <w:tcW w:w="1907" w:type="dxa"/>
             <w:tcBorders/>
             <w:vAlign w:val="center"/>
           </w:tcPr>
@@ -23165,7 +23305,7 @@
         </w:tc>
         <w:tc>
           <w:tcPr>
-            <w:tcW w:w="4569" w:type="dxa"/>
+            <w:tcW w:w="22832" w:type="dxa"/>
             <w:tcBorders/>
             <w:vAlign w:val="center"/>
           </w:tcPr>
@@ -23237,6 +23377,4236 @@
       <w:r>
         <w:rPr/>
         <w:t xml:space="preserve"> what a cleaning layer is actually for, how to derive a column list from evidence rather than imagination, event time vs processing time, DECIMAL vs DOUBLE for money, and flag-vs-quarantine as a data quality decision driven by measured failure rates.</w:t>
+      </w:r>
+    </w:p>
+    <w:p>
+      <w:pPr>
+        <w:sectPr>
+          <w:type w:val="continuous"/>
+          <w:pgSz w:w="11906" w:h="16838"/>
+          <w:pgMar w:left="1134" w:right="567" w:gutter="0" w:header="0" w:top="567" w:footer="0" w:bottom="567"/>
+          <w:pgNumType w:fmt="decimal"/>
+          <w:formProt w:val="false"/>
+          <w:textDirection w:val="lrTb"/>
+          <w:docGrid w:type="default" w:linePitch="600" w:charSpace="32768"/>
+        </w:sectPr>
+      </w:pPr>
+    </w:p>
+    <w:p>
+      <w:pPr>
+        <w:pStyle w:val="BodyText"/>
+        <w:bidi w:val="0"/>
+        <w:spacing w:before="1080" w:after="283"/>
+        <w:ind w:hanging="0" w:left="0" w:right="0"/>
+        <w:jc w:val="left"/>
+        <w:rPr>
+          <w:b/>
+          <w:color w:val="FFFFFF"/>
+        </w:rPr>
+      </w:pPr>
+      <w:r>
+        <w:rPr>
+          <w:b/>
+          <w:color w:val="FFFFFF"/>
+        </w:rPr>
+        <w:t xml:space="preserve">Note 11 — First Real Commit &amp; Reading GitHub Actions </w:t>
+      </w:r>
+      <w:r>
+        <w:rPr>
+          <w:b w:val="false"/>
+          <w:color w:val="FFFFFF"/>
+        </w:rPr>
+        <w:t>· 28 August 2026</w:t>
+      </w:r>
+    </w:p>
+    <w:p>
+      <w:pPr>
+        <w:sectPr>
+          <w:type w:val="continuous"/>
+          <w:pgSz w:w="11906" w:h="16838"/>
+          <w:pgMar w:left="1134" w:right="567" w:gutter="0" w:header="0" w:top="567" w:footer="0" w:bottom="567"/>
+          <w:formProt w:val="false"/>
+          <w:textDirection w:val="lrTb"/>
+          <w:docGrid w:type="default" w:linePitch="600" w:charSpace="32768"/>
+        </w:sectPr>
+      </w:pPr>
+    </w:p>
+    <w:p>
+      <w:pPr>
+        <w:pStyle w:val="BodyText"/>
+        <w:bidi w:val="0"/>
+        <w:spacing w:before="300" w:after="300"/>
+        <w:ind w:hanging="0" w:left="300" w:right="300"/>
+        <w:jc w:val="left"/>
+        <w:rPr/>
+      </w:pPr>
+      <w:r>
+        <w:rPr>
+          <w:rStyle w:val="Strong"/>
+          <w:bdr w:val="single" w:sz="2" w:space="12" w:color="000000"/>
+        </w:rPr>
+        <w:t>Context:</w:t>
+      </w:r>
+      <w:r>
+        <w:rPr>
+          <w:bdr w:val="single" w:sz="2" w:space="12" w:color="000000"/>
+        </w:rPr>
+        <w:t xml:space="preserve"> the repo had sat at 2 commits since July while all the real work — bronze ingestion, profiling, notes — lived only in the Databricks workspace and on the laptop. </w:t>
+      </w:r>
+      <w:r>
+        <w:rPr>
+          <w:b/>
+          <w:bdr w:val="single" w:sz="2" w:space="12" w:color="000000"/>
+        </w:rPr>
+        <w:t>A repo with no commits reads as abandoned.</w:t>
+      </w:r>
+      <w:r>
+        <w:rPr>
+          <w:bdr w:val="single" w:sz="2" w:space="12" w:color="000000"/>
+        </w:rPr>
+        <w:t xml:space="preserve"> This session put the work into GitHub and, for the first time, watched CI actually run.</w:t>
+      </w:r>
+    </w:p>
+    <w:p>
+      <w:pPr>
+        <w:pStyle w:val="Heading2"/>
+        <w:bidi w:val="0"/>
+        <w:ind w:hanging="0"/>
+        <w:jc w:val="left"/>
+        <w:rPr/>
+      </w:pPr>
+      <w:r>
+        <w:rPr/>
+        <w:t>Part 1 — Getting notebooks out of Databricks</w:t>
+      </w:r>
+    </w:p>
+    <w:p>
+      <w:pPr>
+        <w:pStyle w:val="BodyText"/>
+        <w:bidi w:val="0"/>
+        <w:jc w:val="left"/>
+        <w:rPr/>
+      </w:pPr>
+      <w:r>
+        <w:rPr/>
+        <w:t>Notebooks live in the Databricks workspace, not in the git repo. Two routes:</w:t>
+      </w:r>
+    </w:p>
+    <w:tbl>
+      <w:tblPr>
+        <w:tblW w:w="28635" w:type="dxa"/>
+        <w:jc w:val="left"/>
+        <w:tblInd w:w="28" w:type="dxa"/>
+        <w:tblLayout w:type="fixed"/>
+        <w:tblCellMar>
+          <w:top w:w="28" w:type="dxa"/>
+          <w:left w:w="28" w:type="dxa"/>
+          <w:bottom w:w="28" w:type="dxa"/>
+          <w:right w:w="28" w:type="dxa"/>
+        </w:tblCellMar>
+      </w:tblPr>
+      <w:tblGrid>
+        <w:gridCol w:w="2891"/>
+        <w:gridCol w:w="10853"/>
+        <w:gridCol w:w="14891"/>
+      </w:tblGrid>
+      <w:tr>
+        <w:trPr/>
+        <w:tc>
+          <w:tcPr>
+            <w:tcW w:w="2891" w:type="dxa"/>
+            <w:tcBorders/>
+            <w:vAlign w:val="center"/>
+          </w:tcPr>
+          <w:p>
+            <w:pPr>
+              <w:pStyle w:val="TableHeading"/>
+              <w:suppressLineNumbers/>
+              <w:bidi w:val="0"/>
+              <w:spacing w:before="0" w:after="283"/>
+              <w:jc w:val="left"/>
+              <w:rPr/>
+            </w:pPr>
+            <w:r>
+              <w:rPr/>
+              <w:t>Route</w:t>
+            </w:r>
+          </w:p>
+        </w:tc>
+        <w:tc>
+          <w:tcPr>
+            <w:tcW w:w="10853" w:type="dxa"/>
+            <w:tcBorders/>
+            <w:vAlign w:val="center"/>
+          </w:tcPr>
+          <w:p>
+            <w:pPr>
+              <w:pStyle w:val="TableHeading"/>
+              <w:suppressLineNumbers/>
+              <w:bidi w:val="0"/>
+              <w:spacing w:before="0" w:after="283"/>
+              <w:jc w:val="left"/>
+              <w:rPr/>
+            </w:pPr>
+            <w:r>
+              <w:rPr/>
+              <w:t>How</w:t>
+            </w:r>
+          </w:p>
+        </w:tc>
+        <w:tc>
+          <w:tcPr>
+            <w:tcW w:w="14891" w:type="dxa"/>
+            <w:tcBorders/>
+            <w:vAlign w:val="center"/>
+          </w:tcPr>
+          <w:p>
+            <w:pPr>
+              <w:pStyle w:val="TableHeading"/>
+              <w:suppressLineNumbers/>
+              <w:bidi w:val="0"/>
+              <w:spacing w:before="0" w:after="283"/>
+              <w:jc w:val="left"/>
+              <w:rPr/>
+            </w:pPr>
+            <w:r>
+              <w:rPr/>
+              <w:t>Verdict</w:t>
+            </w:r>
+          </w:p>
+        </w:tc>
+      </w:tr>
+      <w:tr>
+        <w:trPr/>
+        <w:tc>
+          <w:tcPr>
+            <w:tcW w:w="2891" w:type="dxa"/>
+            <w:tcBorders/>
+            <w:vAlign w:val="center"/>
+          </w:tcPr>
+          <w:p>
+            <w:pPr>
+              <w:pStyle w:val="TableContents"/>
+              <w:bidi w:val="0"/>
+              <w:spacing w:before="0" w:after="283"/>
+              <w:ind w:hanging="0" w:left="0" w:right="0"/>
+              <w:jc w:val="left"/>
+              <w:rPr/>
+            </w:pPr>
+            <w:r>
+              <w:rPr>
+                <w:rStyle w:val="Strong"/>
+              </w:rPr>
+              <w:t>Manual export</w:t>
+            </w:r>
+            <w:r>
+              <w:rPr/>
+              <w:t xml:space="preserve"> </w:t>
+            </w:r>
+            <w:r>
+              <w:rPr>
+                <w:color w:val="2E7D32"/>
+              </w:rPr>
+              <w:t>← used</w:t>
+            </w:r>
+          </w:p>
+        </w:tc>
+        <w:tc>
+          <w:tcPr>
+            <w:tcW w:w="10853" w:type="dxa"/>
+            <w:tcBorders/>
+            <w:vAlign w:val="center"/>
+          </w:tcPr>
+          <w:p>
+            <w:pPr>
+              <w:pStyle w:val="TableContents"/>
+              <w:bidi w:val="0"/>
+              <w:spacing w:before="0" w:after="283"/>
+              <w:jc w:val="left"/>
+              <w:rPr/>
+            </w:pPr>
+            <w:r>
+              <w:rPr/>
+              <w:t>File → Export → Source file, per notebook</w:t>
+            </w:r>
+          </w:p>
+        </w:tc>
+        <w:tc>
+          <w:tcPr>
+            <w:tcW w:w="14891" w:type="dxa"/>
+            <w:tcBorders/>
+            <w:vAlign w:val="center"/>
+          </w:tcPr>
+          <w:p>
+            <w:pPr>
+              <w:pStyle w:val="TableContents"/>
+              <w:bidi w:val="0"/>
+              <w:spacing w:before="0" w:after="283"/>
+              <w:jc w:val="left"/>
+              <w:rPr/>
+            </w:pPr>
+            <w:r>
+              <w:rPr/>
+              <w:t xml:space="preserve">Fine for a one-off. Chosen because the goal that night was </w:t>
+            </w:r>
+            <w:r>
+              <w:rPr>
+                <w:rStyle w:val="Emphasis"/>
+              </w:rPr>
+              <w:t>seeing CI run</w:t>
+            </w:r>
+            <w:r>
+              <w:rPr/>
+              <w:t>, not improving workflow.</w:t>
+            </w:r>
+          </w:p>
+        </w:tc>
+      </w:tr>
+      <w:tr>
+        <w:trPr/>
+        <w:tc>
+          <w:tcPr>
+            <w:tcW w:w="2891" w:type="dxa"/>
+            <w:tcBorders/>
+            <w:vAlign w:val="center"/>
+          </w:tcPr>
+          <w:p>
+            <w:pPr>
+              <w:pStyle w:val="TableContents"/>
+              <w:bidi w:val="0"/>
+              <w:spacing w:before="0" w:after="283"/>
+              <w:jc w:val="left"/>
+              <w:rPr/>
+            </w:pPr>
+            <w:r>
+              <w:rPr/>
+              <w:t>CLI export</w:t>
+            </w:r>
+          </w:p>
+        </w:tc>
+        <w:tc>
+          <w:tcPr>
+            <w:tcW w:w="10853" w:type="dxa"/>
+            <w:tcBorders/>
+            <w:vAlign w:val="center"/>
+          </w:tcPr>
+          <w:p>
+            <w:pPr>
+              <w:pStyle w:val="TableContents"/>
+              <w:bidi w:val="0"/>
+              <w:spacing w:before="0" w:after="283"/>
+              <w:jc w:val="left"/>
+              <w:rPr/>
+            </w:pPr>
+            <w:r>
+              <w:rPr>
+                <w:rStyle w:val="SourceText"/>
+              </w:rPr>
+              <w:t>databricks workspace export-dir /Workspace/Users/&lt;user&gt;/&lt;folder&gt; ./notebooks --profile free</w:t>
+            </w:r>
+          </w:p>
+        </w:tc>
+        <w:tc>
+          <w:tcPr>
+            <w:tcW w:w="14891" w:type="dxa"/>
+            <w:tcBorders/>
+            <w:vAlign w:val="center"/>
+          </w:tcPr>
+          <w:p>
+            <w:pPr>
+              <w:pStyle w:val="TableContents"/>
+              <w:bidi w:val="0"/>
+              <w:spacing w:before="0" w:after="283"/>
+              <w:jc w:val="left"/>
+              <w:rPr/>
+            </w:pPr>
+            <w:r>
+              <w:rPr/>
+              <w:t>One command for a whole folder — but still a snapshot; the sync problem returns tomorrow.</w:t>
+            </w:r>
+          </w:p>
+        </w:tc>
+      </w:tr>
+      <w:tr>
+        <w:trPr/>
+        <w:tc>
+          <w:tcPr>
+            <w:tcW w:w="2891" w:type="dxa"/>
+            <w:tcBorders/>
+            <w:vAlign w:val="center"/>
+          </w:tcPr>
+          <w:p>
+            <w:pPr>
+              <w:pStyle w:val="TableContents"/>
+              <w:bidi w:val="0"/>
+              <w:spacing w:before="0" w:after="283"/>
+              <w:jc w:val="left"/>
+              <w:rPr/>
+            </w:pPr>
+            <w:r>
+              <w:rPr>
+                <w:rStyle w:val="Strong"/>
+              </w:rPr>
+              <w:t>Git folder</w:t>
+            </w:r>
+            <w:r>
+              <w:rPr/>
+              <w:t xml:space="preserve"> (proper fix, </w:t>
+            </w:r>
+            <w:r>
+              <w:rPr>
+                <w:rStyle w:val="Emphasis"/>
+              </w:rPr>
+              <w:t>deferred</w:t>
+            </w:r>
+            <w:r>
+              <w:rPr/>
+              <w:t>)</w:t>
+            </w:r>
+          </w:p>
+        </w:tc>
+        <w:tc>
+          <w:tcPr>
+            <w:tcW w:w="10853" w:type="dxa"/>
+            <w:tcBorders/>
+            <w:vAlign w:val="center"/>
+          </w:tcPr>
+          <w:p>
+            <w:pPr>
+              <w:pStyle w:val="TableContents"/>
+              <w:bidi w:val="0"/>
+              <w:spacing w:before="0" w:after="283"/>
+              <w:jc w:val="left"/>
+              <w:rPr/>
+            </w:pPr>
+            <w:r>
+              <w:rPr/>
+              <w:t xml:space="preserve">Link a GitHub PAT in Databricks → Settings → Linked accounts, then clone the repo </w:t>
+            </w:r>
+            <w:r>
+              <w:rPr>
+                <w:rStyle w:val="Emphasis"/>
+              </w:rPr>
+              <w:t>into</w:t>
+            </w:r>
+            <w:r>
+              <w:rPr/>
+              <w:t xml:space="preserve"> the workspace and commit from the Databricks UI</w:t>
+            </w:r>
+          </w:p>
+        </w:tc>
+        <w:tc>
+          <w:tcPr>
+            <w:tcW w:w="14891" w:type="dxa"/>
+            <w:tcBorders/>
+            <w:vAlign w:val="center"/>
+          </w:tcPr>
+          <w:p>
+            <w:pPr>
+              <w:pStyle w:val="TableContents"/>
+              <w:bidi w:val="0"/>
+              <w:spacing w:before="0" w:after="283"/>
+              <w:ind w:hanging="0" w:left="0" w:right="0"/>
+              <w:jc w:val="left"/>
+              <w:rPr/>
+            </w:pPr>
+            <w:r>
+              <w:rPr/>
+              <w:t xml:space="preserve">The real answer, and on DP-750. Deferred deliberately: ~45 min of setup and it would likely break the </w:t>
+            </w:r>
+            <w:r>
+              <w:rPr>
+                <w:rStyle w:val="SourceText"/>
+              </w:rPr>
+              <w:t>%run ../00_common/...</w:t>
+            </w:r>
+            <w:r>
+              <w:rPr/>
+              <w:t xml:space="preserve"> path mid-session. </w:t>
+            </w:r>
+            <w:r>
+              <w:rPr>
+                <w:b/>
+              </w:rPr>
+              <w:t>Workflow improvements are not progress.</w:t>
+            </w:r>
+          </w:p>
+        </w:tc>
+      </w:tr>
+    </w:tbl>
+    <w:p>
+      <w:pPr>
+        <w:pStyle w:val="BodyText"/>
+        <w:bidi w:val="0"/>
+        <w:jc w:val="left"/>
+        <w:rPr/>
+      </w:pPr>
+      <w:r>
+        <w:rPr/>
+        <w:t>Repo structure mirrors the workspace exactly, so the two never drift:</w:t>
+      </w:r>
+    </w:p>
+    <w:p>
+      <w:pPr>
+        <w:pStyle w:val="PreformattedTexttree"/>
+        <w:bidi w:val="0"/>
+        <w:jc w:val="left"/>
+        <w:rPr/>
+      </w:pPr>
+      <w:r>
+        <w:rPr/>
+        <w:t>notebooks/</w:t>
+      </w:r>
+    </w:p>
+    <w:p>
+      <w:pPr>
+        <w:pStyle w:val="PreformattedTexttree"/>
+        <w:bidi w:val="0"/>
+        <w:jc w:val="left"/>
+        <w:rPr/>
+      </w:pPr>
+      <w:r>
+        <w:rPr/>
+        <w:t xml:space="preserve">├── </w:t>
+      </w:r>
+      <w:r>
+        <w:rPr/>
+        <w:t>00_common/01_environment_config.py</w:t>
+      </w:r>
+    </w:p>
+    <w:p>
+      <w:pPr>
+        <w:pStyle w:val="PreformattedTexttree"/>
+        <w:bidi w:val="0"/>
+        <w:jc w:val="left"/>
+        <w:rPr/>
+      </w:pPr>
+      <w:r>
+        <w:rPr/>
+        <w:t xml:space="preserve">├── </w:t>
+      </w:r>
+      <w:r>
+        <w:rPr/>
+        <w:t>01_bronze/01_Ingest_transactions.py</w:t>
+      </w:r>
+    </w:p>
+    <w:p>
+      <w:pPr>
+        <w:pStyle w:val="PreformattedTexttree"/>
+        <w:bidi w:val="0"/>
+        <w:jc w:val="left"/>
+        <w:rPr/>
+      </w:pPr>
+      <w:r>
+        <w:rPr/>
+        <w:t xml:space="preserve">│            </w:t>
+      </w:r>
+      <w:r>
+        <w:rPr/>
+        <w:t>02_profile_bronze.sql</w:t>
+      </w:r>
+    </w:p>
+    <w:p>
+      <w:pPr>
+        <w:pStyle w:val="PreformattedTexttree"/>
+        <w:bidi w:val="0"/>
+        <w:spacing w:before="0" w:after="283"/>
+        <w:jc w:val="left"/>
+        <w:rPr/>
+      </w:pPr>
+      <w:r>
+        <w:rPr/>
+        <w:t xml:space="preserve">└── </w:t>
+      </w:r>
+      <w:r>
+        <w:rPr/>
+        <w:t>02_silver/02_Transform_transactions.py</w:t>
+      </w:r>
+    </w:p>
+    <w:p>
+      <w:pPr>
+        <w:pStyle w:val="BodyText"/>
+        <w:bidi w:val="0"/>
+        <w:jc w:val="left"/>
+        <w:rPr/>
+      </w:pPr>
+      <w:r>
+        <w:rPr>
+          <w:rStyle w:val="Emphasis"/>
+        </w:rPr>
+        <w:t xml:space="preserve">Flattening into one folder would work today and hurt in a month, once bronze/silver/gold/helpers all coexist — and the </w:t>
+      </w:r>
+      <w:r>
+        <w:rPr>
+          <w:rStyle w:val="SourceText"/>
+        </w:rPr>
+        <w:t>%run</w:t>
+      </w:r>
+      <w:r>
+        <w:rPr>
+          <w:rStyle w:val="Emphasis"/>
+        </w:rPr>
+        <w:t xml:space="preserve"> paths would stop matching the repo layout.</w:t>
+      </w:r>
+    </w:p>
+    <w:p>
+      <w:pPr>
+        <w:pStyle w:val="BodyText"/>
+        <w:bidi w:val="0"/>
+        <w:jc w:val="left"/>
+        <w:rPr/>
+      </w:pPr>
+      <w:r>
+        <w:rPr/>
+        <w:drawing>
+          <wp:inline distT="0" distB="0" distL="0" distR="0">
+            <wp:extent cx="8096250" cy="7686675"/>
+            <wp:effectExtent l="0" t="0" r="0" b="0"/>
+            <wp:docPr id="1" name="Image1" descr="Databricks workspace showing Project-financial-pipeline with 00_common, 01_bronze and 02_silver folders"/>
+            <wp:cNvGraphicFramePr>
+              <a:graphicFrameLocks xmlns:a="http://schemas.openxmlformats.org/drawingml/2006/main" noChangeAspect="1"/>
+            </wp:cNvGraphicFramePr>
+            <a:graphic xmlns:a="http://schemas.openxmlformats.org/drawingml/2006/main">
+              <a:graphicData uri="http://schemas.openxmlformats.org/drawingml/2006/picture">
+                <pic:pic xmlns:pic="http://schemas.openxmlformats.org/drawingml/2006/picture">
+                  <pic:nvPicPr>
+                    <pic:cNvPr id="1" name="Image1" descr="Databricks workspace showing Project-financial-pipeline with 00_common, 01_bronze and 02_silver folders"/>
+                    <pic:cNvPicPr>
+                      <a:picLocks noChangeAspect="1" noChangeArrowheads="1"/>
+                    </pic:cNvPicPr>
+                  </pic:nvPicPr>
+                  <pic:blipFill>
+                    <a:blip r:link="rId5"/>
+                    <a:stretch>
+                      <a:fillRect/>
+                    </a:stretch>
+                  </pic:blipFill>
+                  <pic:spPr bwMode="auto">
+                    <a:xfrm>
+                      <a:off x="0" y="0"/>
+                      <a:ext cx="8096250" cy="7686675"/>
+                    </a:xfrm>
+                    <a:prstGeom prst="rect">
+                      <a:avLst/>
+                    </a:prstGeom>
+                    <a:noFill/>
+                  </pic:spPr>
+                </pic:pic>
+              </a:graphicData>
+            </a:graphic>
+          </wp:inline>
+        </w:drawing>
+      </w:r>
+      <w:r>
+        <w:rPr/>
+        <w:t xml:space="preserve"> </w:t>
+      </w:r>
+      <w:r>
+        <w:rPr/>
+        <w:t xml:space="preserve">The Databricks workspace tree the repo structure was copied from. </w:t>
+      </w:r>
+    </w:p>
+    <w:p>
+      <w:pPr>
+        <w:pStyle w:val="Heading2"/>
+        <w:bidi w:val="0"/>
+        <w:jc w:val="left"/>
+        <w:rPr/>
+      </w:pPr>
+      <w:r>
+        <w:rPr/>
+        <w:t>Part 2 — The commit</w:t>
+      </w:r>
+    </w:p>
+    <w:p>
+      <w:pPr>
+        <w:pStyle w:val="Heading3"/>
+        <w:bidi w:val="0"/>
+        <w:jc w:val="left"/>
+        <w:rPr/>
+      </w:pPr>
+      <w:r>
+        <w:rPr/>
+        <w:t xml:space="preserve">Reading </w:t>
+      </w:r>
+      <w:r>
+        <w:rPr>
+          <w:rStyle w:val="SourceText"/>
+        </w:rPr>
+        <w:t>git status</w:t>
+      </w:r>
+    </w:p>
+    <w:p>
+      <w:pPr>
+        <w:pStyle w:val="BodyText"/>
+        <w:bidi w:val="0"/>
+        <w:jc w:val="left"/>
+        <w:rPr/>
+      </w:pPr>
+      <w:r>
+        <w:rPr/>
+        <w:t xml:space="preserve">It answers exactly one question: </w:t>
+      </w:r>
+      <w:r>
+        <w:rPr>
+          <w:rStyle w:val="Strong"/>
+        </w:rPr>
+        <w:t>what is different between my folder and my last commit?</w:t>
+      </w:r>
+      <w:r>
+        <w:rPr/>
+        <w:t xml:space="preserve"> Three sections — </w:t>
+      </w:r>
+      <w:r>
+        <w:rPr>
+          <w:rStyle w:val="Emphasis"/>
+        </w:rPr>
+        <w:t>staged</w:t>
+      </w:r>
+      <w:r>
+        <w:rPr/>
+        <w:t xml:space="preserve"> (after </w:t>
+      </w:r>
+      <w:r>
+        <w:rPr>
+          <w:rStyle w:val="SourceText"/>
+        </w:rPr>
+        <w:t>git add</w:t>
+      </w:r>
+      <w:r>
+        <w:rPr/>
+        <w:t xml:space="preserve">), </w:t>
+      </w:r>
+      <w:r>
+        <w:rPr>
+          <w:rStyle w:val="Emphasis"/>
+        </w:rPr>
+        <w:t>changes not staged</w:t>
+      </w:r>
+      <w:r>
+        <w:rPr/>
+        <w:t xml:space="preserve"> (tracked files you edited), </w:t>
+      </w:r>
+      <w:r>
+        <w:rPr>
+          <w:rStyle w:val="Emphasis"/>
+        </w:rPr>
+        <w:t>untracked</w:t>
+      </w:r>
+      <w:r>
+        <w:rPr/>
+        <w:t xml:space="preserve"> (files git has never seen).</w:t>
+      </w:r>
+    </w:p>
+    <w:p>
+      <w:pPr>
+        <w:pStyle w:val="BodyText"/>
+        <w:bidi w:val="0"/>
+        <w:jc w:val="left"/>
+        <w:rPr/>
+      </w:pPr>
+      <w:r>
+        <w:rPr/>
+        <w:drawing>
+          <wp:inline distT="0" distB="0" distL="0" distR="0">
+            <wp:extent cx="12211050" cy="5095875"/>
+            <wp:effectExtent l="0" t="0" r="0" b="0"/>
+            <wp:docPr id="2" name="Image2" descr="git status output showing modified .gitignore and CLAUDE.md, and untracked docs, notebooks, scripts folders"/>
+            <wp:cNvGraphicFramePr>
+              <a:graphicFrameLocks xmlns:a="http://schemas.openxmlformats.org/drawingml/2006/main" noChangeAspect="1"/>
+            </wp:cNvGraphicFramePr>
+            <a:graphic xmlns:a="http://schemas.openxmlformats.org/drawingml/2006/main">
+              <a:graphicData uri="http://schemas.openxmlformats.org/drawingml/2006/picture">
+                <pic:pic xmlns:pic="http://schemas.openxmlformats.org/drawingml/2006/picture">
+                  <pic:nvPicPr>
+                    <pic:cNvPr id="2" name="Image2" descr="git status output showing modified .gitignore and CLAUDE.md, and untracked docs, notebooks, scripts folders"/>
+                    <pic:cNvPicPr>
+                      <a:picLocks noChangeAspect="1" noChangeArrowheads="1"/>
+                    </pic:cNvPicPr>
+                  </pic:nvPicPr>
+                  <pic:blipFill>
+                    <a:blip r:link="rId6"/>
+                    <a:stretch>
+                      <a:fillRect/>
+                    </a:stretch>
+                  </pic:blipFill>
+                  <pic:spPr bwMode="auto">
+                    <a:xfrm>
+                      <a:off x="0" y="0"/>
+                      <a:ext cx="12211050" cy="5095875"/>
+                    </a:xfrm>
+                    <a:prstGeom prst="rect">
+                      <a:avLst/>
+                    </a:prstGeom>
+                    <a:noFill/>
+                  </pic:spPr>
+                </pic:pic>
+              </a:graphicData>
+            </a:graphic>
+          </wp:inline>
+        </w:drawing>
+      </w:r>
+      <w:r>
+        <w:rPr/>
+        <w:t xml:space="preserve"> </w:t>
+      </w:r>
+      <w:r>
+        <w:rPr>
+          <w:rStyle w:val="SourceText"/>
+        </w:rPr>
+        <w:t>git status</w:t>
+      </w:r>
+      <w:r>
+        <w:rPr/>
+        <w:t xml:space="preserve"> before committing: two modified files, three new folders. </w:t>
+      </w:r>
+    </w:p>
+    <w:p>
+      <w:pPr>
+        <w:pStyle w:val="BodyText"/>
+        <w:bidi w:val="0"/>
+        <w:spacing w:before="300" w:after="300"/>
+        <w:ind w:hanging="0" w:left="300" w:right="300"/>
+        <w:jc w:val="left"/>
+        <w:rPr/>
+      </w:pPr>
+      <w:r>
+        <w:rPr>
+          <w:rStyle w:val="Strong"/>
+          <w:bdr w:val="single" w:sz="2" w:space="12" w:color="000000"/>
+        </w:rPr>
+        <w:t>How to verify it yourself, without asking anyone:</w:t>
+      </w:r>
+    </w:p>
+    <w:p>
+      <w:pPr>
+        <w:pStyle w:val="BodyText"/>
+        <w:bidi w:val="0"/>
+        <w:spacing w:before="300" w:after="300"/>
+        <w:ind w:hanging="0" w:left="300" w:right="300"/>
+        <w:jc w:val="left"/>
+        <w:rPr/>
+      </w:pPr>
+      <w:r>
+        <w:rPr>
+          <w:bdr w:val="single" w:sz="2" w:space="12" w:color="000000"/>
+        </w:rPr>
+        <w:t xml:space="preserve">1. </w:t>
+      </w:r>
+      <w:r>
+        <w:rPr>
+          <w:rStyle w:val="Strong"/>
+          <w:bdr w:val="single" w:sz="2" w:space="12" w:color="000000"/>
+        </w:rPr>
+        <w:t>Mental diff.</w:t>
+      </w:r>
+      <w:r>
+        <w:rPr>
+          <w:bdr w:val="single" w:sz="2" w:space="12" w:color="000000"/>
+        </w:rPr>
+        <w:t xml:space="preserve"> "What have I changed since the last commit?" — edited </w:t>
+      </w:r>
+      <w:r>
+        <w:rPr>
+          <w:rStyle w:val="SourceText"/>
+          <w:bdr w:val="single" w:sz="2" w:space="12" w:color="000000"/>
+        </w:rPr>
+        <w:t>.gitignore</w:t>
+      </w:r>
+      <w:r>
+        <w:rPr>
+          <w:bdr w:val="single" w:sz="2" w:space="12" w:color="000000"/>
+        </w:rPr>
+        <w:t xml:space="preserve">, edited </w:t>
+      </w:r>
+      <w:r>
+        <w:rPr>
+          <w:rStyle w:val="SourceText"/>
+          <w:bdr w:val="single" w:sz="2" w:space="12" w:color="000000"/>
+        </w:rPr>
+        <w:t>CLAUDE.md</w:t>
+      </w:r>
+      <w:r>
+        <w:rPr>
+          <w:bdr w:val="single" w:sz="2" w:space="12" w:color="000000"/>
+        </w:rPr>
+        <w:t>, created three folders. Five things. Git listed five things. Match.</w:t>
+      </w:r>
+    </w:p>
+    <w:p>
+      <w:pPr>
+        <w:pStyle w:val="BodyText"/>
+        <w:bidi w:val="0"/>
+        <w:spacing w:before="300" w:after="300"/>
+        <w:ind w:hanging="0" w:left="300" w:right="300"/>
+        <w:jc w:val="left"/>
+        <w:rPr/>
+      </w:pPr>
+      <w:r>
+        <w:rPr>
+          <w:bdr w:val="single" w:sz="2" w:space="12" w:color="000000"/>
+        </w:rPr>
+        <w:t xml:space="preserve">2. </w:t>
+      </w:r>
+      <w:r>
+        <w:rPr>
+          <w:b/>
+          <w:bdr w:val="single" w:sz="2" w:space="12" w:color="000000"/>
+        </w:rPr>
+        <w:t xml:space="preserve">More important — what should </w:t>
+      </w:r>
+      <w:r>
+        <w:rPr>
+          <w:rStyle w:val="Emphasis"/>
+          <w:b/>
+          <w:bdr w:val="single" w:sz="2" w:space="12" w:color="000000"/>
+        </w:rPr>
+        <w:t>not</w:t>
+      </w:r>
+      <w:r>
+        <w:rPr>
+          <w:b/>
+          <w:bdr w:val="single" w:sz="2" w:space="12" w:color="000000"/>
+        </w:rPr>
+        <w:t xml:space="preserve"> be there?</w:t>
+      </w:r>
+      <w:r>
+        <w:rPr>
+          <w:bdr w:val="single" w:sz="2" w:space="12" w:color="000000"/>
+        </w:rPr>
+        <w:t xml:space="preserve"> </w:t>
+      </w:r>
+      <w:r>
+        <w:rPr>
+          <w:rStyle w:val="SourceText"/>
+          <w:bdr w:val="single" w:sz="2" w:space="12" w:color="000000"/>
+        </w:rPr>
+        <w:t>paysim.csv</w:t>
+      </w:r>
+      <w:r>
+        <w:rPr>
+          <w:bdr w:val="single" w:sz="2" w:space="12" w:color="000000"/>
+        </w:rPr>
+        <w:t xml:space="preserve"> (471 MB) and </w:t>
+      </w:r>
+      <w:r>
+        <w:rPr>
+          <w:rStyle w:val="SourceText"/>
+          <w:bdr w:val="single" w:sz="2" w:space="12" w:color="000000"/>
+        </w:rPr>
+        <w:t>data/</w:t>
+      </w:r>
+      <w:r>
+        <w:rPr>
+          <w:bdr w:val="single" w:sz="2" w:space="12" w:color="000000"/>
+        </w:rPr>
+        <w:t xml:space="preserve"> sit right there in the folder, and neither appears in the list. </w:t>
+      </w:r>
+      <w:r>
+        <w:rPr>
+          <w:rStyle w:val="Strong"/>
+          <w:bdr w:val="single" w:sz="2" w:space="12" w:color="000000"/>
+        </w:rPr>
+        <w:t xml:space="preserve">That absence is </w:t>
+      </w:r>
+      <w:r>
+        <w:rPr>
+          <w:rStyle w:val="SourceText"/>
+          <w:bdr w:val="single" w:sz="2" w:space="12" w:color="000000"/>
+        </w:rPr>
+        <w:t>.gitignore</w:t>
+      </w:r>
+      <w:r>
+        <w:rPr>
+          <w:rStyle w:val="Strong"/>
+          <w:bdr w:val="single" w:sz="2" w:space="12" w:color="000000"/>
+        </w:rPr>
+        <w:t xml:space="preserve"> working.</w:t>
+      </w:r>
+      <w:r>
+        <w:rPr>
+          <w:bdr w:val="single" w:sz="2" w:space="12" w:color="000000"/>
+        </w:rPr>
+        <w:t xml:space="preserve"> If a 471 MB file had appeared, that is the signal to stop before pushing something GitHub would reject.</w:t>
+      </w:r>
+    </w:p>
+    <w:p>
+      <w:pPr>
+        <w:pStyle w:val="Heading3"/>
+        <w:bidi w:val="0"/>
+        <w:ind w:hanging="0"/>
+        <w:jc w:val="left"/>
+        <w:rPr/>
+      </w:pPr>
+      <w:r>
+        <w:rPr/>
+        <w:t>Two problems hit along the way</w:t>
+      </w:r>
+    </w:p>
+    <w:tbl>
+      <w:tblPr>
+        <w:tblW w:w="28635" w:type="dxa"/>
+        <w:jc w:val="left"/>
+        <w:tblInd w:w="28" w:type="dxa"/>
+        <w:tblLayout w:type="fixed"/>
+        <w:tblCellMar>
+          <w:top w:w="28" w:type="dxa"/>
+          <w:left w:w="28" w:type="dxa"/>
+          <w:bottom w:w="28" w:type="dxa"/>
+          <w:right w:w="28" w:type="dxa"/>
+        </w:tblCellMar>
+      </w:tblPr>
+      <w:tblGrid>
+        <w:gridCol w:w="4770"/>
+        <w:gridCol w:w="23865"/>
+      </w:tblGrid>
+      <w:tr>
+        <w:trPr/>
+        <w:tc>
+          <w:tcPr>
+            <w:tcW w:w="4770" w:type="dxa"/>
+            <w:tcBorders/>
+            <w:vAlign w:val="center"/>
+          </w:tcPr>
+          <w:p>
+            <w:pPr>
+              <w:pStyle w:val="TableHeading"/>
+              <w:suppressLineNumbers/>
+              <w:bidi w:val="0"/>
+              <w:spacing w:before="0" w:after="283"/>
+              <w:jc w:val="left"/>
+              <w:rPr/>
+            </w:pPr>
+            <w:r>
+              <w:rPr/>
+              <w:t>Problem</w:t>
+            </w:r>
+          </w:p>
+        </w:tc>
+        <w:tc>
+          <w:tcPr>
+            <w:tcW w:w="23865" w:type="dxa"/>
+            <w:tcBorders/>
+            <w:vAlign w:val="center"/>
+          </w:tcPr>
+          <w:p>
+            <w:pPr>
+              <w:pStyle w:val="TableHeading"/>
+              <w:suppressLineNumbers/>
+              <w:bidi w:val="0"/>
+              <w:spacing w:before="0" w:after="283"/>
+              <w:jc w:val="left"/>
+              <w:rPr/>
+            </w:pPr>
+            <w:r>
+              <w:rPr/>
+              <w:t>Cause &amp; fix</w:t>
+            </w:r>
+          </w:p>
+        </w:tc>
+      </w:tr>
+      <w:tr>
+        <w:trPr/>
+        <w:tc>
+          <w:tcPr>
+            <w:tcW w:w="4770" w:type="dxa"/>
+            <w:tcBorders/>
+            <w:vAlign w:val="center"/>
+          </w:tcPr>
+          <w:p>
+            <w:pPr>
+              <w:pStyle w:val="TableContents"/>
+              <w:bidi w:val="0"/>
+              <w:spacing w:before="0" w:after="283"/>
+              <w:jc w:val="left"/>
+              <w:rPr/>
+            </w:pPr>
+            <w:r>
+              <w:rPr>
+                <w:rStyle w:val="SourceText"/>
+              </w:rPr>
+              <w:t>fatal: Unable to create '.git/index.lock': File exists</w:t>
+            </w:r>
+          </w:p>
+        </w:tc>
+        <w:tc>
+          <w:tcPr>
+            <w:tcW w:w="23865" w:type="dxa"/>
+            <w:tcBorders/>
+            <w:vAlign w:val="center"/>
+          </w:tcPr>
+          <w:p>
+            <w:pPr>
+              <w:pStyle w:val="TableContents"/>
+              <w:bidi w:val="0"/>
+              <w:spacing w:before="0" w:after="283"/>
+              <w:ind w:hanging="0" w:left="0" w:right="0"/>
+              <w:jc w:val="left"/>
+              <w:rPr/>
+            </w:pPr>
+            <w:r>
+              <w:rPr/>
+              <w:t xml:space="preserve">Git creates </w:t>
+            </w:r>
+            <w:r>
+              <w:rPr>
+                <w:rStyle w:val="SourceText"/>
+              </w:rPr>
+              <w:t>index.lock</w:t>
+            </w:r>
+            <w:r>
+              <w:rPr/>
+              <w:t xml:space="preserve"> before modifying the staging index and deletes it when done — a mutex so two git processes cannot corrupt the index at once. A crashed process leaves the lock behind and blocks everything after. Fix: </w:t>
+            </w:r>
+            <w:r>
+              <w:rPr>
+                <w:rStyle w:val="SourceText"/>
+              </w:rPr>
+              <w:t>Remove-Item .git\index.lock -Force</w:t>
+            </w:r>
+            <w:r>
+              <w:rPr/>
+              <w:t xml:space="preserve">, then verify with </w:t>
+            </w:r>
+            <w:r>
+              <w:rPr>
+                <w:rStyle w:val="SourceText"/>
+              </w:rPr>
+              <w:t>Test-Path .git\index.lock</w:t>
+            </w:r>
+            <w:r>
+              <w:rPr/>
+              <w:t xml:space="preserve"> → </w:t>
+            </w:r>
+            <w:r>
+              <w:rPr>
+                <w:rStyle w:val="SourceText"/>
+              </w:rPr>
+              <w:t>False</w:t>
+            </w:r>
+            <w:r>
+              <w:rPr/>
+              <w:t xml:space="preserve">. </w:t>
+            </w:r>
+            <w:r>
+              <w:rPr>
+                <w:b/>
+              </w:rPr>
+              <w:t>Safe only when no git process is genuinely running.</w:t>
+            </w:r>
+          </w:p>
+        </w:tc>
+      </w:tr>
+      <w:tr>
+        <w:trPr/>
+        <w:tc>
+          <w:tcPr>
+            <w:tcW w:w="4770" w:type="dxa"/>
+            <w:tcBorders/>
+            <w:vAlign w:val="center"/>
+          </w:tcPr>
+          <w:p>
+            <w:pPr>
+              <w:pStyle w:val="TableContents"/>
+              <w:bidi w:val="0"/>
+              <w:spacing w:before="0" w:after="283"/>
+              <w:jc w:val="left"/>
+              <w:rPr/>
+            </w:pPr>
+            <w:r>
+              <w:rPr/>
+              <w:t xml:space="preserve">A screenful of </w:t>
+            </w:r>
+            <w:r>
+              <w:rPr>
+                <w:rStyle w:val="SourceText"/>
+              </w:rPr>
+              <w:t>The term 'fatal:' is not recognized…</w:t>
+            </w:r>
+          </w:p>
+        </w:tc>
+        <w:tc>
+          <w:tcPr>
+            <w:tcW w:w="23865" w:type="dxa"/>
+            <w:tcBorders/>
+            <w:vAlign w:val="center"/>
+          </w:tcPr>
+          <w:p>
+            <w:pPr>
+              <w:pStyle w:val="TableContents"/>
+              <w:bidi w:val="0"/>
+              <w:spacing w:before="0" w:after="283"/>
+              <w:jc w:val="left"/>
+              <w:rPr/>
+            </w:pPr>
+            <w:r>
+              <w:rPr/>
+              <w:t xml:space="preserve">Old terminal output was pasted </w:t>
+            </w:r>
+            <w:r>
+              <w:rPr>
+                <w:rStyle w:val="Emphasis"/>
+              </w:rPr>
+              <w:t>back into</w:t>
+            </w:r>
+            <w:r>
+              <w:rPr/>
+              <w:t xml:space="preserve"> the terminal, so PowerShell tried to execute each line — </w:t>
+            </w:r>
+            <w:r>
+              <w:rPr>
+                <w:rStyle w:val="SourceText"/>
+              </w:rPr>
+              <w:t>fatal:</w:t>
+            </w:r>
+            <w:r>
+              <w:rPr/>
+              <w:t xml:space="preserve">, </w:t>
+            </w:r>
+            <w:r>
+              <w:rPr>
+                <w:rStyle w:val="SourceText"/>
+              </w:rPr>
+              <w:t>Another</w:t>
+            </w:r>
+            <w:r>
+              <w:rPr/>
+              <w:t xml:space="preserve">, </w:t>
+            </w:r>
+            <w:r>
+              <w:rPr>
+                <w:rStyle w:val="SourceText"/>
+              </w:rPr>
+              <w:t>an</w:t>
+            </w:r>
+            <w:r>
+              <w:rPr/>
+              <w:t xml:space="preserve">, </w:t>
+            </w:r>
+            <w:r>
+              <w:rPr>
+                <w:rStyle w:val="SourceText"/>
+              </w:rPr>
+              <w:t>are</w:t>
+            </w:r>
+            <w:r>
+              <w:rPr/>
+              <w:t xml:space="preserve"> — as commands. Harmless noise, nothing ran. </w:t>
+            </w:r>
+            <w:r>
+              <w:rPr>
+                <w:rStyle w:val="Strong"/>
+              </w:rPr>
+              <w:t xml:space="preserve">Habit: copy the command, never the </w:t>
+            </w:r>
+            <w:r>
+              <w:rPr>
+                <w:rStyle w:val="SourceText"/>
+              </w:rPr>
+              <w:t>PS C:\…&gt;</w:t>
+            </w:r>
+            <w:r>
+              <w:rPr>
+                <w:rStyle w:val="Strong"/>
+              </w:rPr>
+              <w:t xml:space="preserve"> prompt or the output.</w:t>
+            </w:r>
+          </w:p>
+        </w:tc>
+      </w:tr>
+    </w:tbl>
+    <w:p>
+      <w:pPr>
+        <w:pStyle w:val="BodyText"/>
+        <w:bidi w:val="0"/>
+        <w:jc w:val="left"/>
+        <w:rPr/>
+      </w:pPr>
+      <w:r>
+        <w:rPr/>
+        <w:t xml:space="preserve">Also seen: </w:t>
+      </w:r>
+      <w:r>
+        <w:rPr>
+          <w:rStyle w:val="SourceText"/>
+        </w:rPr>
+        <w:t>warning: LF will be replaced by CRLF</w:t>
+      </w:r>
+      <w:r>
+        <w:rPr/>
+        <w:t xml:space="preserve"> on every file. Windows ends lines with CR+LF, Linux with LF; git normalises on checkout. Cosmetic — it only matters if it ever produces noisy diffs.</w:t>
+      </w:r>
+    </w:p>
+    <w:p>
+      <w:pPr>
+        <w:pStyle w:val="Heading3"/>
+        <w:bidi w:val="0"/>
+        <w:jc w:val="left"/>
+        <w:rPr/>
+      </w:pPr>
+      <w:r>
+        <w:rPr/>
+        <w:t>The commit and push</w:t>
+      </w:r>
+    </w:p>
+    <w:p>
+      <w:pPr>
+        <w:pStyle w:val="PreformattedText"/>
+        <w:bidi w:val="0"/>
+        <w:jc w:val="left"/>
+        <w:rPr/>
+      </w:pPr>
+      <w:r>
+        <w:rPr>
+          <w:rStyle w:val="SourceText"/>
+        </w:rPr>
+        <w:t>git add .</w:t>
+      </w:r>
+    </w:p>
+    <w:p>
+      <w:pPr>
+        <w:pStyle w:val="PreformattedText"/>
+        <w:bidi w:val="0"/>
+        <w:jc w:val="left"/>
+        <w:rPr/>
+      </w:pPr>
+      <w:r>
+        <w:rPr>
+          <w:rStyle w:val="SourceText"/>
+        </w:rPr>
+        <w:t>git commit -m "Add bronze ingestion, profiling queries, and project notes"</w:t>
+      </w:r>
+    </w:p>
+    <w:p>
+      <w:pPr>
+        <w:pStyle w:val="PreformattedText"/>
+        <w:bidi w:val="0"/>
+        <w:spacing w:before="0" w:after="283"/>
+        <w:jc w:val="left"/>
+        <w:rPr/>
+      </w:pPr>
+      <w:r>
+        <w:rPr>
+          <w:rStyle w:val="SourceText"/>
+        </w:rPr>
+        <w:t>git push</w:t>
+      </w:r>
+    </w:p>
+    <w:p>
+      <w:pPr>
+        <w:pStyle w:val="PreformattedText"/>
+        <w:bidi w:val="0"/>
+        <w:jc w:val="left"/>
+        <w:rPr/>
+      </w:pPr>
+      <w:r>
+        <w:rPr>
+          <w:rStyle w:val="SourceText"/>
+        </w:rPr>
+        <w:t>[main 27728d4] Add bronze ingestion, profiling queries, and project notes</w:t>
+      </w:r>
+    </w:p>
+    <w:p>
+      <w:pPr>
+        <w:pStyle w:val="PreformattedText"/>
+        <w:bidi w:val="0"/>
+        <w:jc w:val="left"/>
+        <w:rPr/>
+      </w:pPr>
+      <w:r>
+        <w:rPr>
+          <w:rStyle w:val="SourceText"/>
+        </w:rPr>
+        <w:t xml:space="preserve"> </w:t>
+      </w:r>
+      <w:r>
+        <w:rPr>
+          <w:rStyle w:val="SourceText"/>
+        </w:rPr>
+        <w:t>9 files changed, 1166 insertions(+)</w:t>
+      </w:r>
+    </w:p>
+    <w:p>
+      <w:pPr>
+        <w:pStyle w:val="PreformattedText"/>
+        <w:bidi w:val="0"/>
+        <w:jc w:val="left"/>
+        <w:rPr/>
+      </w:pPr>
+      <w:r>
+        <w:rPr>
+          <w:rStyle w:val="SourceText"/>
+        </w:rPr>
+        <w:t>...</w:t>
+      </w:r>
+    </w:p>
+    <w:p>
+      <w:pPr>
+        <w:pStyle w:val="PreformattedText"/>
+        <w:bidi w:val="0"/>
+        <w:jc w:val="left"/>
+        <w:rPr/>
+      </w:pPr>
+      <w:r>
+        <w:rPr>
+          <w:rStyle w:val="SourceText"/>
+        </w:rPr>
+        <w:t>To https://github.com/yajushi200/databricks-finance-data-pipeline.git</w:t>
+      </w:r>
+    </w:p>
+    <w:p>
+      <w:pPr>
+        <w:pStyle w:val="PreformattedText"/>
+        <w:bidi w:val="0"/>
+        <w:spacing w:before="0" w:after="283"/>
+        <w:jc w:val="left"/>
+        <w:rPr/>
+      </w:pPr>
+      <w:r>
+        <w:rPr>
+          <w:rStyle w:val="SourceText"/>
+        </w:rPr>
+        <w:t xml:space="preserve">   </w:t>
+      </w:r>
+      <w:r>
+        <w:rPr>
+          <w:rStyle w:val="SourceText"/>
+        </w:rPr>
+        <w:t>5e596d5..27728d4  main -&gt; main</w:t>
+      </w:r>
+    </w:p>
+    <w:p>
+      <w:pPr>
+        <w:pStyle w:val="BodyText"/>
+        <w:bidi w:val="0"/>
+        <w:jc w:val="left"/>
+        <w:rPr/>
+      </w:pPr>
+      <w:r>
+        <w:rPr/>
+        <w:drawing>
+          <wp:inline distT="0" distB="0" distL="0" distR="0">
+            <wp:extent cx="18183225" cy="11210925"/>
+            <wp:effectExtent l="0" t="0" r="0" b="0"/>
+            <wp:docPr id="3" name="Image3" descr="VS Code terminal showing successful git commit of 9 files and git push to GitHub"/>
+            <wp:cNvGraphicFramePr>
+              <a:graphicFrameLocks xmlns:a="http://schemas.openxmlformats.org/drawingml/2006/main" noChangeAspect="1"/>
+            </wp:cNvGraphicFramePr>
+            <a:graphic xmlns:a="http://schemas.openxmlformats.org/drawingml/2006/main">
+              <a:graphicData uri="http://schemas.openxmlformats.org/drawingml/2006/picture">
+                <pic:pic xmlns:pic="http://schemas.openxmlformats.org/drawingml/2006/picture">
+                  <pic:nvPicPr>
+                    <pic:cNvPr id="3" name="Image3" descr="VS Code terminal showing successful git commit of 9 files and git push to GitHub"/>
+                    <pic:cNvPicPr>
+                      <a:picLocks noChangeAspect="1" noChangeArrowheads="1"/>
+                    </pic:cNvPicPr>
+                  </pic:nvPicPr>
+                  <pic:blipFill>
+                    <a:blip r:link="rId7"/>
+                    <a:stretch>
+                      <a:fillRect/>
+                    </a:stretch>
+                  </pic:blipFill>
+                  <pic:spPr bwMode="auto">
+                    <a:xfrm>
+                      <a:off x="0" y="0"/>
+                      <a:ext cx="18183225" cy="11210925"/>
+                    </a:xfrm>
+                    <a:prstGeom prst="rect">
+                      <a:avLst/>
+                    </a:prstGeom>
+                    <a:noFill/>
+                  </pic:spPr>
+                </pic:pic>
+              </a:graphicData>
+            </a:graphic>
+          </wp:inline>
+        </w:drawing>
+      </w:r>
+      <w:r>
+        <w:rPr/>
+        <w:t xml:space="preserve"> </w:t>
+      </w:r>
+      <w:r>
+        <w:rPr/>
+        <w:t xml:space="preserve">9 files, 1,166 insertions, pushed. </w:t>
+      </w:r>
+      <w:r>
+        <w:rPr>
+          <w:rStyle w:val="SourceText"/>
+        </w:rPr>
+        <w:t>5e596d5..27728d4</w:t>
+      </w:r>
+      <w:r>
+        <w:rPr/>
+        <w:t xml:space="preserve"> is the proof the remote moved. </w:t>
+      </w:r>
+    </w:p>
+    <w:p>
+      <w:pPr>
+        <w:pStyle w:val="BodyText"/>
+        <w:bidi w:val="0"/>
+        <w:spacing w:before="300" w:after="300"/>
+        <w:ind w:hanging="0" w:left="300" w:right="300"/>
+        <w:jc w:val="left"/>
+        <w:rPr/>
+      </w:pPr>
+      <w:r>
+        <w:rPr>
+          <w:b/>
+          <w:bdr w:val="single" w:sz="2" w:space="12" w:color="000000"/>
+        </w:rPr>
+        <w:t>Verification lesson:</w:t>
+      </w:r>
+      <w:r>
+        <w:rPr>
+          <w:bdr w:val="single" w:sz="2" w:space="12" w:color="000000"/>
+        </w:rPr>
+        <w:t xml:space="preserve"> never judge git state from error messages that scrolled past. After any uncertain command, </w:t>
+      </w:r>
+      <w:r>
+        <w:rPr>
+          <w:rStyle w:val="SourceText"/>
+          <w:bdr w:val="single" w:sz="2" w:space="12" w:color="000000"/>
+        </w:rPr>
+        <w:t>git status</w:t>
+      </w:r>
+      <w:r>
+        <w:rPr>
+          <w:bdr w:val="single" w:sz="2" w:space="12" w:color="000000"/>
+        </w:rPr>
+        <w:t xml:space="preserve"> and </w:t>
+      </w:r>
+      <w:r>
+        <w:rPr>
+          <w:rStyle w:val="SourceText"/>
+          <w:bdr w:val="single" w:sz="2" w:space="12" w:color="000000"/>
+        </w:rPr>
+        <w:t>git log --oneline -3</w:t>
+      </w:r>
+      <w:r>
+        <w:rPr>
+          <w:bdr w:val="single" w:sz="2" w:space="12" w:color="000000"/>
+        </w:rPr>
+        <w:t xml:space="preserve"> report the actual truth. Git only prints a commit hash when a commit really happened; </w:t>
+      </w:r>
+      <w:r>
+        <w:rPr>
+          <w:rStyle w:val="SourceText"/>
+          <w:bdr w:val="single" w:sz="2" w:space="12" w:color="000000"/>
+        </w:rPr>
+        <w:t>git status</w:t>
+      </w:r>
+      <w:r>
+        <w:rPr>
+          <w:bdr w:val="single" w:sz="2" w:space="12" w:color="000000"/>
+        </w:rPr>
+        <w:t xml:space="preserve"> saying </w:t>
+      </w:r>
+      <w:r>
+        <w:rPr>
+          <w:rStyle w:val="Emphasis"/>
+          <w:bdr w:val="single" w:sz="2" w:space="12" w:color="000000"/>
+        </w:rPr>
+        <w:t>"ahead of 'origin/main' by 1 commit"</w:t>
+      </w:r>
+      <w:r>
+        <w:rPr>
+          <w:bdr w:val="single" w:sz="2" w:space="12" w:color="000000"/>
+        </w:rPr>
+        <w:t xml:space="preserve"> is what tells you a push is still owed.</w:t>
+      </w:r>
+    </w:p>
+    <w:p>
+      <w:pPr>
+        <w:pStyle w:val="Heading2"/>
+        <w:bidi w:val="0"/>
+        <w:ind w:hanging="0"/>
+        <w:jc w:val="left"/>
+        <w:rPr/>
+      </w:pPr>
+      <w:r>
+        <w:rPr/>
+        <w:t>Part 3 — What GitHub Actions actually is</w:t>
+      </w:r>
+    </w:p>
+    <w:p>
+      <w:pPr>
+        <w:pStyle w:val="BodyText"/>
+        <w:bidi w:val="0"/>
+        <w:jc w:val="left"/>
+        <w:rPr/>
+      </w:pPr>
+      <w:r>
+        <w:rPr/>
+        <w:t xml:space="preserve">The documentation says: </w:t>
+      </w:r>
+      <w:r>
+        <w:rPr>
+          <w:rStyle w:val="Emphasis"/>
+        </w:rPr>
+        <w:t>"a CI/CD platform that allows you to automate your build, test, and deployment pipeline… workflows that build and test every pull request, or deploy merged pull requests to production."</w:t>
+      </w:r>
+      <w:r>
+        <w:rPr/>
+        <w:t xml:space="preserve"> Mapped onto this project:</w:t>
+      </w:r>
+    </w:p>
+    <w:tbl>
+      <w:tblPr>
+        <w:tblW w:w="28635" w:type="dxa"/>
+        <w:jc w:val="left"/>
+        <w:tblInd w:w="28" w:type="dxa"/>
+        <w:tblLayout w:type="fixed"/>
+        <w:tblCellMar>
+          <w:top w:w="28" w:type="dxa"/>
+          <w:left w:w="28" w:type="dxa"/>
+          <w:bottom w:w="28" w:type="dxa"/>
+          <w:right w:w="28" w:type="dxa"/>
+        </w:tblCellMar>
+      </w:tblPr>
+      <w:tblGrid>
+        <w:gridCol w:w="3418"/>
+        <w:gridCol w:w="25217"/>
+      </w:tblGrid>
+      <w:tr>
+        <w:trPr/>
+        <w:tc>
+          <w:tcPr>
+            <w:tcW w:w="3418" w:type="dxa"/>
+            <w:tcBorders/>
+            <w:vAlign w:val="center"/>
+          </w:tcPr>
+          <w:p>
+            <w:pPr>
+              <w:pStyle w:val="TableHeading"/>
+              <w:suppressLineNumbers/>
+              <w:bidi w:val="0"/>
+              <w:spacing w:before="0" w:after="283"/>
+              <w:jc w:val="left"/>
+              <w:rPr/>
+            </w:pPr>
+            <w:r>
+              <w:rPr/>
+              <w:t>Concept</w:t>
+            </w:r>
+          </w:p>
+        </w:tc>
+        <w:tc>
+          <w:tcPr>
+            <w:tcW w:w="25217" w:type="dxa"/>
+            <w:tcBorders/>
+            <w:vAlign w:val="center"/>
+          </w:tcPr>
+          <w:p>
+            <w:pPr>
+              <w:pStyle w:val="TableHeading"/>
+              <w:suppressLineNumbers/>
+              <w:bidi w:val="0"/>
+              <w:spacing w:before="0" w:after="283"/>
+              <w:jc w:val="left"/>
+              <w:rPr/>
+            </w:pPr>
+            <w:r>
+              <w:rPr/>
+              <w:t>In this repo</w:t>
+            </w:r>
+          </w:p>
+        </w:tc>
+      </w:tr>
+      <w:tr>
+        <w:trPr/>
+        <w:tc>
+          <w:tcPr>
+            <w:tcW w:w="3418" w:type="dxa"/>
+            <w:tcBorders/>
+            <w:vAlign w:val="center"/>
+          </w:tcPr>
+          <w:p>
+            <w:pPr>
+              <w:pStyle w:val="TableContents"/>
+              <w:bidi w:val="0"/>
+              <w:spacing w:before="0" w:after="283"/>
+              <w:jc w:val="left"/>
+              <w:rPr/>
+            </w:pPr>
+            <w:r>
+              <w:rPr>
+                <w:rStyle w:val="Strong"/>
+              </w:rPr>
+              <w:t>CI</w:t>
+            </w:r>
+            <w:r>
+              <w:rPr/>
+              <w:t xml:space="preserve"> — continuous integration</w:t>
+            </w:r>
+          </w:p>
+        </w:tc>
+        <w:tc>
+          <w:tcPr>
+            <w:tcW w:w="25217" w:type="dxa"/>
+            <w:tcBorders/>
+            <w:vAlign w:val="center"/>
+          </w:tcPr>
+          <w:p>
+            <w:pPr>
+              <w:pStyle w:val="TableContents"/>
+              <w:bidi w:val="0"/>
+              <w:spacing w:before="0" w:after="283"/>
+              <w:ind w:hanging="0" w:left="0" w:right="0"/>
+              <w:jc w:val="left"/>
+              <w:rPr/>
+            </w:pPr>
+            <w:r>
+              <w:rPr/>
+              <w:t xml:space="preserve">On every push, automatically </w:t>
+            </w:r>
+            <w:r>
+              <w:rPr>
+                <w:rStyle w:val="Emphasis"/>
+              </w:rPr>
+              <w:t>verify</w:t>
+            </w:r>
+            <w:r>
+              <w:rPr/>
+              <w:t xml:space="preserve">: </w:t>
+            </w:r>
+            <w:r>
+              <w:rPr>
+                <w:rStyle w:val="SourceText"/>
+              </w:rPr>
+              <w:t>ruff</w:t>
+            </w:r>
+            <w:r>
+              <w:rPr/>
+              <w:t xml:space="preserve"> (lint) + </w:t>
+            </w:r>
+            <w:r>
+              <w:rPr>
+                <w:rStyle w:val="SourceText"/>
+              </w:rPr>
+              <w:t>pytest</w:t>
+            </w:r>
+            <w:r>
+              <w:rPr/>
+              <w:t xml:space="preserve">. </w:t>
+            </w:r>
+            <w:r>
+              <w:rPr>
+                <w:color w:val="2E7D32"/>
+              </w:rPr>
+              <w:t>Exists.</w:t>
+            </w:r>
+            <w:r>
+              <w:rPr/>
+              <w:t xml:space="preserve"> Currently tests nothing meaningful because </w:t>
+            </w:r>
+            <w:r>
+              <w:rPr>
+                <w:rStyle w:val="SourceText"/>
+              </w:rPr>
+              <w:t>src/</w:t>
+            </w:r>
+            <w:r>
+              <w:rPr/>
+              <w:t xml:space="preserve"> is empty — it starts earning its keep the moment </w:t>
+            </w:r>
+            <w:r>
+              <w:rPr>
+                <w:rStyle w:val="SourceText"/>
+              </w:rPr>
+              <w:t>to_silver()</w:t>
+            </w:r>
+            <w:r>
+              <w:rPr/>
+              <w:t xml:space="preserve"> has tests.</w:t>
+            </w:r>
+          </w:p>
+        </w:tc>
+      </w:tr>
+      <w:tr>
+        <w:trPr/>
+        <w:tc>
+          <w:tcPr>
+            <w:tcW w:w="3418" w:type="dxa"/>
+            <w:tcBorders/>
+            <w:vAlign w:val="center"/>
+          </w:tcPr>
+          <w:p>
+            <w:pPr>
+              <w:pStyle w:val="TableContents"/>
+              <w:bidi w:val="0"/>
+              <w:spacing w:before="0" w:after="283"/>
+              <w:jc w:val="left"/>
+              <w:rPr/>
+            </w:pPr>
+            <w:r>
+              <w:rPr>
+                <w:rStyle w:val="Strong"/>
+              </w:rPr>
+              <w:t>CD</w:t>
+            </w:r>
+            <w:r>
+              <w:rPr/>
+              <w:t xml:space="preserve"> — continuous deployment</w:t>
+            </w:r>
+          </w:p>
+        </w:tc>
+        <w:tc>
+          <w:tcPr>
+            <w:tcW w:w="25217" w:type="dxa"/>
+            <w:tcBorders/>
+            <w:vAlign w:val="center"/>
+          </w:tcPr>
+          <w:p>
+            <w:pPr>
+              <w:pStyle w:val="TableContents"/>
+              <w:bidi w:val="0"/>
+              <w:spacing w:before="0" w:after="283"/>
+              <w:ind w:hanging="0" w:left="0" w:right="0"/>
+              <w:jc w:val="left"/>
+              <w:rPr/>
+            </w:pPr>
+            <w:r>
+              <w:rPr/>
+              <w:t xml:space="preserve">On merge to main, automatically </w:t>
+            </w:r>
+            <w:r>
+              <w:rPr>
+                <w:rStyle w:val="Emphasis"/>
+              </w:rPr>
+              <w:t>ship</w:t>
+            </w:r>
+            <w:r>
+              <w:rPr/>
+              <w:t xml:space="preserve">: </w:t>
+            </w:r>
+            <w:r>
+              <w:rPr>
+                <w:rStyle w:val="SourceText"/>
+              </w:rPr>
+              <w:t>databricks bundle deploy</w:t>
+            </w:r>
+            <w:r>
+              <w:rPr/>
+              <w:t xml:space="preserve"> run by Actions instead of by hand. </w:t>
+            </w:r>
+            <w:r>
+              <w:rPr>
+                <w:b/>
+              </w:rPr>
+              <w:t>Not built.</w:t>
+            </w:r>
+            <w:r>
+              <w:rPr/>
+              <w:t xml:space="preserve"> Comes after silver + gold + jobs exist — automating deployment of logic that changes daily means rewriting the automation daily.</w:t>
+            </w:r>
+          </w:p>
+        </w:tc>
+      </w:tr>
+      <w:tr>
+        <w:trPr/>
+        <w:tc>
+          <w:tcPr>
+            <w:tcW w:w="3418" w:type="dxa"/>
+            <w:tcBorders/>
+            <w:vAlign w:val="center"/>
+          </w:tcPr>
+          <w:p>
+            <w:pPr>
+              <w:pStyle w:val="TableContents"/>
+              <w:bidi w:val="0"/>
+              <w:spacing w:before="0" w:after="283"/>
+              <w:jc w:val="left"/>
+              <w:rPr/>
+            </w:pPr>
+            <w:r>
+              <w:rPr/>
+              <w:t>Build step</w:t>
+            </w:r>
+          </w:p>
+        </w:tc>
+        <w:tc>
+          <w:tcPr>
+            <w:tcW w:w="25217" w:type="dxa"/>
+            <w:tcBorders/>
+            <w:vAlign w:val="center"/>
+          </w:tcPr>
+          <w:p>
+            <w:pPr>
+              <w:pStyle w:val="TableContents"/>
+              <w:bidi w:val="0"/>
+              <w:spacing w:before="0" w:after="283"/>
+              <w:jc w:val="left"/>
+              <w:rPr/>
+            </w:pPr>
+            <w:r>
+              <w:rPr/>
+              <w:t>None. Python needs no compilation.</w:t>
+            </w:r>
+          </w:p>
+        </w:tc>
+      </w:tr>
+      <w:tr>
+        <w:trPr/>
+        <w:tc>
+          <w:tcPr>
+            <w:tcW w:w="3418" w:type="dxa"/>
+            <w:tcBorders/>
+            <w:vAlign w:val="center"/>
+          </w:tcPr>
+          <w:p>
+            <w:pPr>
+              <w:pStyle w:val="TableContents"/>
+              <w:bidi w:val="0"/>
+              <w:spacing w:before="0" w:after="283"/>
+              <w:jc w:val="left"/>
+              <w:rPr/>
+            </w:pPr>
+            <w:r>
+              <w:rPr/>
+              <w:t>Pull requests</w:t>
+            </w:r>
+          </w:p>
+        </w:tc>
+        <w:tc>
+          <w:tcPr>
+            <w:tcW w:w="25217" w:type="dxa"/>
+            <w:tcBorders/>
+            <w:vAlign w:val="center"/>
+          </w:tcPr>
+          <w:p>
+            <w:pPr>
+              <w:pStyle w:val="TableContents"/>
+              <w:bidi w:val="0"/>
+              <w:spacing w:before="0" w:after="283"/>
+              <w:ind w:hanging="0" w:left="0" w:right="0"/>
+              <w:jc w:val="left"/>
+              <w:rPr/>
+            </w:pPr>
+            <w:r>
+              <w:rPr>
+                <w:rStyle w:val="SourceText"/>
+              </w:rPr>
+              <w:t>ci.yml</w:t>
+            </w:r>
+            <w:r>
+              <w:rPr/>
+              <w:t xml:space="preserve"> already listens for them, but none have been opened — work goes straight to </w:t>
+            </w:r>
+            <w:r>
+              <w:rPr>
+                <w:rStyle w:val="SourceText"/>
+              </w:rPr>
+              <w:t>main</w:t>
+            </w:r>
+            <w:r>
+              <w:rPr/>
+              <w:t xml:space="preserve">. </w:t>
+            </w:r>
+            <w:r>
+              <w:rPr>
+                <w:b/>
+              </w:rPr>
+              <w:t>This is the gap.</w:t>
+            </w:r>
+          </w:p>
+        </w:tc>
+      </w:tr>
+    </w:tbl>
+    <w:p>
+      <w:pPr>
+        <w:pStyle w:val="Heading3"/>
+        <w:bidi w:val="0"/>
+        <w:jc w:val="left"/>
+        <w:rPr/>
+      </w:pPr>
+      <w:r>
+        <w:rPr/>
+        <w:t>Who names what</w:t>
+      </w:r>
+    </w:p>
+    <w:tbl>
+      <w:tblPr>
+        <w:tblW w:w="15597" w:type="dxa"/>
+        <w:jc w:val="left"/>
+        <w:tblInd w:w="28" w:type="dxa"/>
+        <w:tblLayout w:type="fixed"/>
+        <w:tblCellMar>
+          <w:top w:w="28" w:type="dxa"/>
+          <w:left w:w="28" w:type="dxa"/>
+          <w:bottom w:w="28" w:type="dxa"/>
+          <w:right w:w="28" w:type="dxa"/>
+        </w:tblCellMar>
+      </w:tblPr>
+      <w:tblGrid>
+        <w:gridCol w:w="3187"/>
+        <w:gridCol w:w="12410"/>
+      </w:tblGrid>
+      <w:tr>
+        <w:trPr/>
+        <w:tc>
+          <w:tcPr>
+            <w:tcW w:w="3187" w:type="dxa"/>
+            <w:tcBorders/>
+            <w:vAlign w:val="center"/>
+          </w:tcPr>
+          <w:p>
+            <w:pPr>
+              <w:pStyle w:val="TableHeading"/>
+              <w:suppressLineNumbers/>
+              <w:bidi w:val="0"/>
+              <w:spacing w:before="0" w:after="283"/>
+              <w:jc w:val="left"/>
+              <w:rPr/>
+            </w:pPr>
+            <w:r>
+              <w:rPr/>
+              <w:t>Name</w:t>
+            </w:r>
+          </w:p>
+        </w:tc>
+        <w:tc>
+          <w:tcPr>
+            <w:tcW w:w="12410" w:type="dxa"/>
+            <w:tcBorders/>
+            <w:vAlign w:val="center"/>
+          </w:tcPr>
+          <w:p>
+            <w:pPr>
+              <w:pStyle w:val="TableHeading"/>
+              <w:suppressLineNumbers/>
+              <w:bidi w:val="0"/>
+              <w:spacing w:before="0" w:after="283"/>
+              <w:jc w:val="left"/>
+              <w:rPr/>
+            </w:pPr>
+            <w:r>
+              <w:rPr/>
+              <w:t>Decided by</w:t>
+            </w:r>
+          </w:p>
+        </w:tc>
+      </w:tr>
+      <w:tr>
+        <w:trPr/>
+        <w:tc>
+          <w:tcPr>
+            <w:tcW w:w="3187" w:type="dxa"/>
+            <w:tcBorders/>
+            <w:vAlign w:val="center"/>
+          </w:tcPr>
+          <w:p>
+            <w:pPr>
+              <w:pStyle w:val="TableContents"/>
+              <w:bidi w:val="0"/>
+              <w:spacing w:before="0" w:after="283"/>
+              <w:jc w:val="left"/>
+              <w:rPr/>
+            </w:pPr>
+            <w:r>
+              <w:rPr>
+                <w:rStyle w:val="SourceText"/>
+              </w:rPr>
+              <w:t>.github/workflows/</w:t>
+            </w:r>
+          </w:p>
+        </w:tc>
+        <w:tc>
+          <w:tcPr>
+            <w:tcW w:w="12410" w:type="dxa"/>
+            <w:tcBorders/>
+            <w:vAlign w:val="center"/>
+          </w:tcPr>
+          <w:p>
+            <w:pPr>
+              <w:pStyle w:val="TableContents"/>
+              <w:bidi w:val="0"/>
+              <w:spacing w:before="0" w:after="283"/>
+              <w:jc w:val="left"/>
+              <w:rPr/>
+            </w:pPr>
+            <w:r>
+              <w:rPr>
+                <w:rStyle w:val="Strong"/>
+              </w:rPr>
+              <w:t>GitHub — fixed.</w:t>
+            </w:r>
+            <w:r>
+              <w:rPr/>
+              <w:t xml:space="preserve"> This exact path is how workflows are discovered. Anywhere else and nothing runs.</w:t>
+            </w:r>
+          </w:p>
+        </w:tc>
+      </w:tr>
+      <w:tr>
+        <w:trPr/>
+        <w:tc>
+          <w:tcPr>
+            <w:tcW w:w="3187" w:type="dxa"/>
+            <w:tcBorders/>
+            <w:vAlign w:val="center"/>
+          </w:tcPr>
+          <w:p>
+            <w:pPr>
+              <w:pStyle w:val="TableContents"/>
+              <w:bidi w:val="0"/>
+              <w:spacing w:before="0" w:after="283"/>
+              <w:jc w:val="left"/>
+              <w:rPr/>
+            </w:pPr>
+            <w:r>
+              <w:rPr>
+                <w:rStyle w:val="SourceText"/>
+              </w:rPr>
+              <w:t>ci.yml</w:t>
+            </w:r>
+          </w:p>
+        </w:tc>
+        <w:tc>
+          <w:tcPr>
+            <w:tcW w:w="12410" w:type="dxa"/>
+            <w:tcBorders/>
+            <w:vAlign w:val="center"/>
+          </w:tcPr>
+          <w:p>
+            <w:pPr>
+              <w:pStyle w:val="TableContents"/>
+              <w:bidi w:val="0"/>
+              <w:spacing w:before="0" w:after="283"/>
+              <w:jc w:val="left"/>
+              <w:rPr/>
+            </w:pPr>
+            <w:r>
+              <w:rPr/>
+              <w:t xml:space="preserve">Us. Could be </w:t>
+            </w:r>
+            <w:r>
+              <w:rPr>
+                <w:rStyle w:val="SourceText"/>
+              </w:rPr>
+              <w:t>build.yml</w:t>
+            </w:r>
+            <w:r>
+              <w:rPr/>
+              <w:t xml:space="preserve">, </w:t>
+            </w:r>
+            <w:r>
+              <w:rPr>
+                <w:rStyle w:val="SourceText"/>
+              </w:rPr>
+              <w:t>checks.yml</w:t>
+            </w:r>
+            <w:r>
+              <w:rPr/>
+              <w:t xml:space="preserve"> — any </w:t>
+            </w:r>
+            <w:r>
+              <w:rPr>
+                <w:rStyle w:val="SourceText"/>
+              </w:rPr>
+              <w:t>.yml</w:t>
+            </w:r>
+            <w:r>
+              <w:rPr/>
+              <w:t>. Convention only.</w:t>
+            </w:r>
+          </w:p>
+        </w:tc>
+      </w:tr>
+      <w:tr>
+        <w:trPr/>
+        <w:tc>
+          <w:tcPr>
+            <w:tcW w:w="3187" w:type="dxa"/>
+            <w:tcBorders/>
+            <w:vAlign w:val="center"/>
+          </w:tcPr>
+          <w:p>
+            <w:pPr>
+              <w:pStyle w:val="TableContents"/>
+              <w:bidi w:val="0"/>
+              <w:spacing w:before="0" w:after="283"/>
+              <w:jc w:val="left"/>
+              <w:rPr/>
+            </w:pPr>
+            <w:r>
+              <w:rPr>
+                <w:rStyle w:val="SourceText"/>
+              </w:rPr>
+              <w:t>name: CI</w:t>
+            </w:r>
+            <w:r>
+              <w:rPr/>
+              <w:t xml:space="preserve"> (inside the file)</w:t>
+            </w:r>
+          </w:p>
+        </w:tc>
+        <w:tc>
+          <w:tcPr>
+            <w:tcW w:w="12410" w:type="dxa"/>
+            <w:tcBorders/>
+            <w:vAlign w:val="center"/>
+          </w:tcPr>
+          <w:p>
+            <w:pPr>
+              <w:pStyle w:val="TableContents"/>
+              <w:bidi w:val="0"/>
+              <w:spacing w:before="0" w:after="283"/>
+              <w:jc w:val="left"/>
+              <w:rPr/>
+            </w:pPr>
+            <w:r>
+              <w:rPr/>
+              <w:t>Us. This is the title shown in the Actions sidebar.</w:t>
+            </w:r>
+          </w:p>
+        </w:tc>
+      </w:tr>
+      <w:tr>
+        <w:trPr/>
+        <w:tc>
+          <w:tcPr>
+            <w:tcW w:w="3187" w:type="dxa"/>
+            <w:tcBorders/>
+            <w:vAlign w:val="center"/>
+          </w:tcPr>
+          <w:p>
+            <w:pPr>
+              <w:pStyle w:val="TableContents"/>
+              <w:bidi w:val="0"/>
+              <w:spacing w:before="0" w:after="283"/>
+              <w:jc w:val="left"/>
+              <w:rPr/>
+            </w:pPr>
+            <w:r>
+              <w:rPr>
+                <w:rStyle w:val="SourceText"/>
+              </w:rPr>
+              <w:t>lint-and-test</w:t>
+            </w:r>
+          </w:p>
+        </w:tc>
+        <w:tc>
+          <w:tcPr>
+            <w:tcW w:w="12410" w:type="dxa"/>
+            <w:tcBorders/>
+            <w:vAlign w:val="center"/>
+          </w:tcPr>
+          <w:p>
+            <w:pPr>
+              <w:pStyle w:val="TableContents"/>
+              <w:bidi w:val="0"/>
+              <w:spacing w:before="0" w:after="283"/>
+              <w:jc w:val="left"/>
+              <w:rPr/>
+            </w:pPr>
+            <w:r>
+              <w:rPr/>
+              <w:t xml:space="preserve">Us — a job label. Could be </w:t>
+            </w:r>
+            <w:r>
+              <w:rPr>
+                <w:rStyle w:val="SourceText"/>
+              </w:rPr>
+              <w:t>banana</w:t>
+            </w:r>
+            <w:r>
+              <w:rPr/>
+              <w:t xml:space="preserve">; GitHub would show a red X next to </w:t>
+            </w:r>
+            <w:r>
+              <w:rPr>
+                <w:rStyle w:val="SourceText"/>
+              </w:rPr>
+              <w:t>banana</w:t>
+            </w:r>
+            <w:r>
+              <w:rPr/>
+              <w:t>.</w:t>
+            </w:r>
+          </w:p>
+        </w:tc>
+      </w:tr>
+    </w:tbl>
+    <w:p>
+      <w:pPr>
+        <w:pStyle w:val="Heading3"/>
+        <w:bidi w:val="0"/>
+        <w:jc w:val="left"/>
+        <w:rPr/>
+      </w:pPr>
+      <w:r>
+        <w:rPr/>
+        <w:t>The anatomy, against our own file</w:t>
+      </w:r>
+    </w:p>
+    <w:p>
+      <w:pPr>
+        <w:pStyle w:val="PreformattedText"/>
+        <w:bidi w:val="0"/>
+        <w:jc w:val="left"/>
+        <w:rPr/>
+      </w:pPr>
+      <w:r>
+        <w:rPr>
+          <w:rStyle w:val="SourceText"/>
+        </w:rPr>
+        <w:t>name: CI</w:t>
+      </w:r>
+    </w:p>
+    <w:p>
+      <w:pPr>
+        <w:pStyle w:val="PreformattedText"/>
+        <w:bidi w:val="0"/>
+        <w:jc w:val="left"/>
+        <w:rPr/>
+      </w:pPr>
+      <w:r>
+        <w:rPr>
+          <w:rStyle w:val="SourceText"/>
+        </w:rPr>
+        <w:t>on:                                    # EVENT — what triggers a run</w:t>
+      </w:r>
+    </w:p>
+    <w:p>
+      <w:pPr>
+        <w:pStyle w:val="PreformattedText"/>
+        <w:bidi w:val="0"/>
+        <w:jc w:val="left"/>
+        <w:rPr/>
+      </w:pPr>
+      <w:r>
+        <w:rPr>
+          <w:rStyle w:val="SourceText"/>
+        </w:rPr>
+        <w:t xml:space="preserve">  </w:t>
+      </w:r>
+      <w:r>
+        <w:rPr>
+          <w:rStyle w:val="SourceText"/>
+        </w:rPr>
+        <w:t>push:</w:t>
+      </w:r>
+    </w:p>
+    <w:p>
+      <w:pPr>
+        <w:pStyle w:val="PreformattedText"/>
+        <w:bidi w:val="0"/>
+        <w:jc w:val="left"/>
+        <w:rPr/>
+      </w:pPr>
+      <w:r>
+        <w:rPr>
+          <w:rStyle w:val="SourceText"/>
+        </w:rPr>
+        <w:t xml:space="preserve">    </w:t>
+      </w:r>
+      <w:r>
+        <w:rPr>
+          <w:rStyle w:val="SourceText"/>
+        </w:rPr>
+        <w:t>branches: [main]</w:t>
+      </w:r>
+    </w:p>
+    <w:p>
+      <w:pPr>
+        <w:pStyle w:val="PreformattedText"/>
+        <w:bidi w:val="0"/>
+        <w:jc w:val="left"/>
+        <w:rPr/>
+      </w:pPr>
+      <w:r>
+        <w:rPr>
+          <w:rStyle w:val="SourceText"/>
+        </w:rPr>
+        <w:t xml:space="preserve">  </w:t>
+      </w:r>
+      <w:r>
+        <w:rPr>
+          <w:rStyle w:val="SourceText"/>
+        </w:rPr>
+        <w:t>pull_request:</w:t>
+      </w:r>
+    </w:p>
+    <w:p>
+      <w:pPr>
+        <w:pStyle w:val="PreformattedText"/>
+        <w:bidi w:val="0"/>
+        <w:jc w:val="left"/>
+        <w:rPr/>
+      </w:pPr>
+      <w:r>
+        <w:rPr>
+          <w:rStyle w:val="SourceText"/>
+        </w:rPr>
+        <w:t>jobs:</w:t>
+      </w:r>
+    </w:p>
+    <w:p>
+      <w:pPr>
+        <w:pStyle w:val="PreformattedText"/>
+        <w:bidi w:val="0"/>
+        <w:jc w:val="left"/>
+        <w:rPr/>
+      </w:pPr>
+      <w:r>
+        <w:rPr>
+          <w:rStyle w:val="SourceText"/>
+        </w:rPr>
+        <w:t xml:space="preserve">  </w:t>
+      </w:r>
+      <w:r>
+        <w:rPr>
+          <w:rStyle w:val="SourceText"/>
+        </w:rPr>
+        <w:t>lint-and-test:                       # JOB — one; several would run in parallel</w:t>
+      </w:r>
+    </w:p>
+    <w:p>
+      <w:pPr>
+        <w:pStyle w:val="PreformattedText"/>
+        <w:bidi w:val="0"/>
+        <w:jc w:val="left"/>
+        <w:rPr/>
+      </w:pPr>
+      <w:r>
+        <w:rPr>
+          <w:rStyle w:val="SourceText"/>
+        </w:rPr>
+        <w:t xml:space="preserve">    </w:t>
+      </w:r>
+      <w:r>
+        <w:rPr>
+          <w:rStyle w:val="SourceText"/>
+        </w:rPr>
+        <w:t>runs-on: ubuntu-latest             # RUNNER — a fresh Linux VM, destroyed after</w:t>
+      </w:r>
+    </w:p>
+    <w:p>
+      <w:pPr>
+        <w:pStyle w:val="PreformattedText"/>
+        <w:bidi w:val="0"/>
+        <w:jc w:val="left"/>
+        <w:rPr/>
+      </w:pPr>
+      <w:r>
+        <w:rPr>
+          <w:rStyle w:val="SourceText"/>
+        </w:rPr>
+        <w:t xml:space="preserve">    </w:t>
+      </w:r>
+      <w:r>
+        <w:rPr>
+          <w:rStyle w:val="SourceText"/>
+        </w:rPr>
+        <w:t>steps:</w:t>
+      </w:r>
+    </w:p>
+    <w:p>
+      <w:pPr>
+        <w:pStyle w:val="PreformattedText"/>
+        <w:bidi w:val="0"/>
+        <w:jc w:val="left"/>
+        <w:rPr/>
+      </w:pPr>
+      <w:r>
+        <w:rPr>
+          <w:rStyle w:val="SourceText"/>
+        </w:rPr>
+        <w:t xml:space="preserve">      </w:t>
+      </w:r>
+      <w:r>
+        <w:rPr>
+          <w:rStyle w:val="SourceText"/>
+        </w:rPr>
+        <w:t>- uses: actions/checkout@v4      # ACTION — reusable, written by GitHub</w:t>
+      </w:r>
+    </w:p>
+    <w:p>
+      <w:pPr>
+        <w:pStyle w:val="PreformattedText"/>
+        <w:bidi w:val="0"/>
+        <w:jc w:val="left"/>
+        <w:rPr/>
+      </w:pPr>
+      <w:r>
+        <w:rPr>
+          <w:rStyle w:val="SourceText"/>
+        </w:rPr>
+        <w:t xml:space="preserve">      </w:t>
+      </w:r>
+      <w:r>
+        <w:rPr>
+          <w:rStyle w:val="SourceText"/>
+        </w:rPr>
+        <w:t>- uses: actions/setup-python@v5  # ACTION  (@v4 / @v5 are version pins)</w:t>
+      </w:r>
+    </w:p>
+    <w:p>
+      <w:pPr>
+        <w:pStyle w:val="PreformattedText"/>
+        <w:bidi w:val="0"/>
+        <w:jc w:val="left"/>
+        <w:rPr/>
+      </w:pPr>
+      <w:r>
+        <w:rPr>
+          <w:rStyle w:val="SourceText"/>
+        </w:rPr>
+        <w:t xml:space="preserve">        </w:t>
+      </w:r>
+      <w:r>
+        <w:rPr>
+          <w:rStyle w:val="SourceText"/>
+        </w:rPr>
+        <w:t>with:</w:t>
+      </w:r>
+    </w:p>
+    <w:p>
+      <w:pPr>
+        <w:pStyle w:val="PreformattedText"/>
+        <w:bidi w:val="0"/>
+        <w:jc w:val="left"/>
+        <w:rPr/>
+      </w:pPr>
+      <w:r>
+        <w:rPr>
+          <w:rStyle w:val="SourceText"/>
+        </w:rPr>
+        <w:t xml:space="preserve">          </w:t>
+      </w:r>
+      <w:r>
+        <w:rPr>
+          <w:rStyle w:val="SourceText"/>
+        </w:rPr>
+        <w:t>python-version: "3.11"</w:t>
+      </w:r>
+    </w:p>
+    <w:p>
+      <w:pPr>
+        <w:pStyle w:val="PreformattedText"/>
+        <w:bidi w:val="0"/>
+        <w:jc w:val="left"/>
+        <w:rPr/>
+      </w:pPr>
+      <w:r>
+        <w:rPr>
+          <w:rStyle w:val="SourceText"/>
+        </w:rPr>
+        <w:t xml:space="preserve">      </w:t>
+      </w:r>
+      <w:r>
+        <w:rPr>
+          <w:rStyle w:val="SourceText"/>
+        </w:rPr>
+        <w:t>- run: pip install ruff pytest   # SCRIPT — a shell command, same as typing it</w:t>
+      </w:r>
+    </w:p>
+    <w:p>
+      <w:pPr>
+        <w:pStyle w:val="PreformattedText"/>
+        <w:bidi w:val="0"/>
+        <w:jc w:val="left"/>
+        <w:rPr/>
+      </w:pPr>
+      <w:r>
+        <w:rPr>
+          <w:rStyle w:val="SourceText"/>
+        </w:rPr>
+        <w:t xml:space="preserve">      </w:t>
+      </w:r>
+      <w:r>
+        <w:rPr>
+          <w:rStyle w:val="SourceText"/>
+        </w:rPr>
+        <w:t>- run: ruff check .              # SCRIPT</w:t>
+      </w:r>
+    </w:p>
+    <w:p>
+      <w:pPr>
+        <w:pStyle w:val="PreformattedText"/>
+        <w:bidi w:val="0"/>
+        <w:spacing w:before="0" w:after="283"/>
+        <w:jc w:val="left"/>
+        <w:rPr/>
+      </w:pPr>
+      <w:r>
+        <w:rPr>
+          <w:rStyle w:val="SourceText"/>
+        </w:rPr>
+        <w:t xml:space="preserve">      </w:t>
+      </w:r>
+      <w:r>
+        <w:rPr>
+          <w:rStyle w:val="SourceText"/>
+        </w:rPr>
+        <w:t>- run: pytest                    # SCRIPT</w:t>
+      </w:r>
+    </w:p>
+    <w:tbl>
+      <w:tblPr>
+        <w:tblW w:w="26343" w:type="dxa"/>
+        <w:jc w:val="left"/>
+        <w:tblInd w:w="28" w:type="dxa"/>
+        <w:tblLayout w:type="fixed"/>
+        <w:tblCellMar>
+          <w:top w:w="28" w:type="dxa"/>
+          <w:left w:w="28" w:type="dxa"/>
+          <w:bottom w:w="28" w:type="dxa"/>
+          <w:right w:w="28" w:type="dxa"/>
+        </w:tblCellMar>
+      </w:tblPr>
+      <w:tblGrid>
+        <w:gridCol w:w="1860"/>
+        <w:gridCol w:w="24483"/>
+      </w:tblGrid>
+      <w:tr>
+        <w:trPr/>
+        <w:tc>
+          <w:tcPr>
+            <w:tcW w:w="1860" w:type="dxa"/>
+            <w:tcBorders/>
+            <w:vAlign w:val="center"/>
+          </w:tcPr>
+          <w:p>
+            <w:pPr>
+              <w:pStyle w:val="TableHeading"/>
+              <w:suppressLineNumbers/>
+              <w:bidi w:val="0"/>
+              <w:spacing w:before="0" w:after="283"/>
+              <w:jc w:val="left"/>
+              <w:rPr/>
+            </w:pPr>
+            <w:r>
+              <w:rPr/>
+              <w:t>Piece</w:t>
+            </w:r>
+          </w:p>
+        </w:tc>
+        <w:tc>
+          <w:tcPr>
+            <w:tcW w:w="24483" w:type="dxa"/>
+            <w:tcBorders/>
+            <w:vAlign w:val="center"/>
+          </w:tcPr>
+          <w:p>
+            <w:pPr>
+              <w:pStyle w:val="TableHeading"/>
+              <w:suppressLineNumbers/>
+              <w:bidi w:val="0"/>
+              <w:spacing w:before="0" w:after="283"/>
+              <w:jc w:val="left"/>
+              <w:rPr/>
+            </w:pPr>
+            <w:r>
+              <w:rPr/>
+              <w:t>What to understand</w:t>
+            </w:r>
+          </w:p>
+        </w:tc>
+      </w:tr>
+      <w:tr>
+        <w:trPr/>
+        <w:tc>
+          <w:tcPr>
+            <w:tcW w:w="1860" w:type="dxa"/>
+            <w:tcBorders/>
+            <w:vAlign w:val="center"/>
+          </w:tcPr>
+          <w:p>
+            <w:pPr>
+              <w:pStyle w:val="TableContents"/>
+              <w:bidi w:val="0"/>
+              <w:spacing w:before="0" w:after="283"/>
+              <w:jc w:val="left"/>
+              <w:rPr/>
+            </w:pPr>
+            <w:r>
+              <w:rPr>
+                <w:rStyle w:val="Strong"/>
+              </w:rPr>
+              <w:t>Event</w:t>
+            </w:r>
+          </w:p>
+        </w:tc>
+        <w:tc>
+          <w:tcPr>
+            <w:tcW w:w="24483" w:type="dxa"/>
+            <w:tcBorders/>
+            <w:vAlign w:val="center"/>
+          </w:tcPr>
+          <w:p>
+            <w:pPr>
+              <w:pStyle w:val="TableContents"/>
+              <w:bidi w:val="0"/>
+              <w:spacing w:before="0" w:after="283"/>
+              <w:jc w:val="left"/>
+              <w:rPr/>
+            </w:pPr>
+            <w:r>
+              <w:rPr>
+                <w:rStyle w:val="SourceText"/>
+              </w:rPr>
+              <w:t>on: push</w:t>
+            </w:r>
+            <w:r>
+              <w:rPr/>
+              <w:t xml:space="preserve"> means </w:t>
+            </w:r>
+            <w:r>
+              <w:rPr>
+                <w:rStyle w:val="Emphasis"/>
+              </w:rPr>
+              <w:t>pushing is the trigger</w:t>
+            </w:r>
+            <w:r>
+              <w:rPr/>
+              <w:t xml:space="preserve"> — not a schedule, not a button. One push → one run → one verdict. Other events: PRs, issues, releases, cron, manual </w:t>
+            </w:r>
+            <w:r>
+              <w:rPr>
+                <w:rStyle w:val="SourceText"/>
+              </w:rPr>
+              <w:t>workflow_dispatch</w:t>
+            </w:r>
+            <w:r>
+              <w:rPr/>
+              <w:t>.</w:t>
+            </w:r>
+          </w:p>
+        </w:tc>
+      </w:tr>
+      <w:tr>
+        <w:trPr/>
+        <w:tc>
+          <w:tcPr>
+            <w:tcW w:w="1860" w:type="dxa"/>
+            <w:tcBorders/>
+            <w:vAlign w:val="center"/>
+          </w:tcPr>
+          <w:p>
+            <w:pPr>
+              <w:pStyle w:val="TableContents"/>
+              <w:bidi w:val="0"/>
+              <w:spacing w:before="0" w:after="283"/>
+              <w:jc w:val="left"/>
+              <w:rPr/>
+            </w:pPr>
+            <w:r>
+              <w:rPr>
+                <w:rStyle w:val="Strong"/>
+              </w:rPr>
+              <w:t>Jobs</w:t>
+            </w:r>
+          </w:p>
+        </w:tc>
+        <w:tc>
+          <w:tcPr>
+            <w:tcW w:w="24483" w:type="dxa"/>
+            <w:tcBorders/>
+            <w:vAlign w:val="center"/>
+          </w:tcPr>
+          <w:p>
+            <w:pPr>
+              <w:pStyle w:val="TableContents"/>
+              <w:bidi w:val="0"/>
+              <w:spacing w:before="0" w:after="283"/>
+              <w:jc w:val="left"/>
+              <w:rPr/>
+            </w:pPr>
+            <w:r>
+              <w:rPr/>
+              <w:t xml:space="preserve">Multiple jobs run </w:t>
+            </w:r>
+            <w:r>
+              <w:rPr>
+                <w:rStyle w:val="Strong"/>
+              </w:rPr>
+              <w:t>in parallel</w:t>
+            </w:r>
+            <w:r>
+              <w:rPr/>
+              <w:t xml:space="preserve"> by default, each on its own machine. </w:t>
+            </w:r>
+            <w:r>
+              <w:rPr>
+                <w:rStyle w:val="SourceText"/>
+              </w:rPr>
+              <w:t>needs:</w:t>
+            </w:r>
+            <w:r>
+              <w:rPr/>
+              <w:t xml:space="preserve"> forces order — that is how a future deploy job waits for tests to pass.</w:t>
+            </w:r>
+          </w:p>
+        </w:tc>
+      </w:tr>
+      <w:tr>
+        <w:trPr/>
+        <w:tc>
+          <w:tcPr>
+            <w:tcW w:w="1860" w:type="dxa"/>
+            <w:tcBorders/>
+            <w:vAlign w:val="center"/>
+          </w:tcPr>
+          <w:p>
+            <w:pPr>
+              <w:pStyle w:val="TableContents"/>
+              <w:bidi w:val="0"/>
+              <w:spacing w:before="0" w:after="283"/>
+              <w:jc w:val="left"/>
+              <w:rPr/>
+            </w:pPr>
+            <w:r>
+              <w:rPr>
+                <w:rStyle w:val="Strong"/>
+              </w:rPr>
+              <w:t>Runner</w:t>
+            </w:r>
+          </w:p>
+        </w:tc>
+        <w:tc>
+          <w:tcPr>
+            <w:tcW w:w="24483" w:type="dxa"/>
+            <w:tcBorders/>
+            <w:vAlign w:val="center"/>
+          </w:tcPr>
+          <w:p>
+            <w:pPr>
+              <w:pStyle w:val="TableContents"/>
+              <w:bidi w:val="0"/>
+              <w:spacing w:before="0" w:after="283"/>
+              <w:ind w:hanging="0" w:left="0" w:right="0"/>
+              <w:jc w:val="left"/>
+              <w:rPr/>
+            </w:pPr>
+            <w:r>
+              <w:rPr/>
+              <w:t xml:space="preserve">A brand-new VM that </w:t>
+            </w:r>
+            <w:r>
+              <w:rPr>
+                <w:rStyle w:val="Strong"/>
+              </w:rPr>
+              <w:t>starts empty</w:t>
+            </w:r>
+            <w:r>
+              <w:rPr/>
+              <w:t xml:space="preserve"> — which is why step 1 must check out the code. It also has no </w:t>
+            </w:r>
+            <w:r>
+              <w:rPr>
+                <w:rStyle w:val="SourceText"/>
+              </w:rPr>
+              <w:t>paysim.csv</w:t>
+            </w:r>
+            <w:r>
+              <w:rPr/>
+              <w:t xml:space="preserve"> and no Databricks connection, so </w:t>
+            </w:r>
+            <w:r>
+              <w:rPr>
+                <w:b/>
+              </w:rPr>
+              <w:t>CI can only ever test logic, never our actual data.</w:t>
+            </w:r>
+          </w:p>
+        </w:tc>
+      </w:tr>
+      <w:tr>
+        <w:trPr/>
+        <w:tc>
+          <w:tcPr>
+            <w:tcW w:w="1860" w:type="dxa"/>
+            <w:tcBorders/>
+            <w:vAlign w:val="center"/>
+          </w:tcPr>
+          <w:p>
+            <w:pPr>
+              <w:pStyle w:val="TableContents"/>
+              <w:bidi w:val="0"/>
+              <w:spacing w:before="0" w:after="283"/>
+              <w:jc w:val="left"/>
+              <w:rPr/>
+            </w:pPr>
+            <w:r>
+              <w:rPr>
+                <w:rStyle w:val="SourceText"/>
+              </w:rPr>
+              <w:t>uses:</w:t>
+            </w:r>
+            <w:r>
+              <w:rPr>
+                <w:rStyle w:val="Strong"/>
+              </w:rPr>
+              <w:t xml:space="preserve"> vs </w:t>
+            </w:r>
+            <w:r>
+              <w:rPr>
+                <w:rStyle w:val="SourceText"/>
+              </w:rPr>
+              <w:t>run:</w:t>
+            </w:r>
+          </w:p>
+        </w:tc>
+        <w:tc>
+          <w:tcPr>
+            <w:tcW w:w="24483" w:type="dxa"/>
+            <w:tcBorders/>
+            <w:vAlign w:val="center"/>
+          </w:tcPr>
+          <w:p>
+            <w:pPr>
+              <w:pStyle w:val="TableContents"/>
+              <w:bidi w:val="0"/>
+              <w:spacing w:before="0" w:after="283"/>
+              <w:jc w:val="left"/>
+              <w:rPr/>
+            </w:pPr>
+            <w:r>
+              <w:rPr>
+                <w:rStyle w:val="SourceText"/>
+              </w:rPr>
+              <w:t>uses:</w:t>
+            </w:r>
+            <w:r>
+              <w:rPr/>
+              <w:t xml:space="preserve"> pulls in a packaged step from the Actions Marketplace. </w:t>
+            </w:r>
+            <w:r>
+              <w:rPr>
+                <w:rStyle w:val="SourceText"/>
+              </w:rPr>
+              <w:t>run:</w:t>
+            </w:r>
+            <w:r>
+              <w:rPr/>
+              <w:t xml:space="preserve"> is literally a shell command on that VM.</w:t>
+            </w:r>
+          </w:p>
+        </w:tc>
+      </w:tr>
+    </w:tbl>
+    <w:p>
+      <w:pPr>
+        <w:pStyle w:val="BodyText"/>
+        <w:bidi w:val="0"/>
+        <w:jc w:val="left"/>
+        <w:rPr/>
+      </w:pPr>
+      <w:r>
+        <w:rPr>
+          <w:rStyle w:val="Strong"/>
+        </w:rPr>
+        <w:t>Mental model:</w:t>
+      </w:r>
+      <w:r>
+        <w:rPr/>
+        <w:t xml:space="preserve"> event → fresh VM → check out code → install tools → run my commands → report exit codes. A robot running your terminal commands on a clean machine, every push.</w:t>
+      </w:r>
+    </w:p>
+    <w:p>
+      <w:pPr>
+        <w:pStyle w:val="Heading2"/>
+        <w:bidi w:val="0"/>
+        <w:jc w:val="left"/>
+        <w:rPr/>
+      </w:pPr>
+      <w:r>
+        <w:rPr/>
+        <w:t>Part 4 — Run #2 went red</w:t>
+      </w:r>
+    </w:p>
+    <w:p>
+      <w:pPr>
+        <w:pStyle w:val="BodyText"/>
+        <w:bidi w:val="0"/>
+        <w:jc w:val="left"/>
+        <w:rPr/>
+      </w:pPr>
+      <w:r>
+        <w:rPr/>
+        <w:drawing>
+          <wp:inline distT="0" distB="0" distL="0" distR="0">
+            <wp:extent cx="17526000" cy="8829675"/>
+            <wp:effectExtent l="0" t="0" r="0" b="0"/>
+            <wp:docPr id="4" name="Image4" descr="GitHub Actions runs list: CI #1 green for Add project skeleton, CI #2 red for Add bronze ingestion"/>
+            <wp:cNvGraphicFramePr>
+              <a:graphicFrameLocks xmlns:a="http://schemas.openxmlformats.org/drawingml/2006/main" noChangeAspect="1"/>
+            </wp:cNvGraphicFramePr>
+            <a:graphic xmlns:a="http://schemas.openxmlformats.org/drawingml/2006/main">
+              <a:graphicData uri="http://schemas.openxmlformats.org/drawingml/2006/picture">
+                <pic:pic xmlns:pic="http://schemas.openxmlformats.org/drawingml/2006/picture">
+                  <pic:nvPicPr>
+                    <pic:cNvPr id="4" name="Image4" descr="GitHub Actions runs list: CI #1 green for Add project skeleton, CI #2 red for Add bronze ingestion"/>
+                    <pic:cNvPicPr>
+                      <a:picLocks noChangeAspect="1" noChangeArrowheads="1"/>
+                    </pic:cNvPicPr>
+                  </pic:nvPicPr>
+                  <pic:blipFill>
+                    <a:blip r:link="rId8"/>
+                    <a:stretch>
+                      <a:fillRect/>
+                    </a:stretch>
+                  </pic:blipFill>
+                  <pic:spPr bwMode="auto">
+                    <a:xfrm>
+                      <a:off x="0" y="0"/>
+                      <a:ext cx="17526000" cy="8829675"/>
+                    </a:xfrm>
+                    <a:prstGeom prst="rect">
+                      <a:avLst/>
+                    </a:prstGeom>
+                    <a:noFill/>
+                  </pic:spPr>
+                </pic:pic>
+              </a:graphicData>
+            </a:graphic>
+          </wp:inline>
+        </w:drawing>
+      </w:r>
+      <w:r>
+        <w:rPr/>
+        <w:t xml:space="preserve"> </w:t>
+      </w:r>
+      <w:r>
+        <w:rPr/>
+        <w:t xml:space="preserve">Two runs — the entire history of the project. #1 green (nothing to break), #2 red. </w:t>
+      </w:r>
+    </w:p>
+    <w:p>
+      <w:pPr>
+        <w:pStyle w:val="BodyText"/>
+        <w:bidi w:val="0"/>
+        <w:jc w:val="left"/>
+        <w:rPr/>
+      </w:pPr>
+      <w:r>
+        <w:rPr/>
+        <w:t>Each row shows: status · the commit message that triggered it · run number and commit SHA · who pushed · branch · when · duration. That is a permanent audit trail: every push, forever, with its verdict.</w:t>
+      </w:r>
+    </w:p>
+    <w:p>
+      <w:pPr>
+        <w:pStyle w:val="BodyText"/>
+        <w:bidi w:val="0"/>
+        <w:jc w:val="left"/>
+        <w:rPr/>
+      </w:pPr>
+      <w:r>
+        <w:rPr/>
+        <w:drawing>
+          <wp:inline distT="0" distB="0" distL="0" distR="0">
+            <wp:extent cx="16383000" cy="8743950"/>
+            <wp:effectExtent l="0" t="0" r="0" b="0"/>
+            <wp:docPr id="5" name="Image5" descr="GitHub Actions run summary page showing Failure status, 12s duration, triggered via push, and the lint-and-test job"/>
+            <wp:cNvGraphicFramePr>
+              <a:graphicFrameLocks xmlns:a="http://schemas.openxmlformats.org/drawingml/2006/main" noChangeAspect="1"/>
+            </wp:cNvGraphicFramePr>
+            <a:graphic xmlns:a="http://schemas.openxmlformats.org/drawingml/2006/main">
+              <a:graphicData uri="http://schemas.openxmlformats.org/drawingml/2006/picture">
+                <pic:pic xmlns:pic="http://schemas.openxmlformats.org/drawingml/2006/picture">
+                  <pic:nvPicPr>
+                    <pic:cNvPr id="5" name="Image5" descr="GitHub Actions run summary page showing Failure status, 12s duration, triggered via push, and the lint-and-test job"/>
+                    <pic:cNvPicPr>
+                      <a:picLocks noChangeAspect="1" noChangeArrowheads="1"/>
+                    </pic:cNvPicPr>
+                  </pic:nvPicPr>
+                  <pic:blipFill>
+                    <a:blip r:link="rId9"/>
+                    <a:stretch>
+                      <a:fillRect/>
+                    </a:stretch>
+                  </pic:blipFill>
+                  <pic:spPr bwMode="auto">
+                    <a:xfrm>
+                      <a:off x="0" y="0"/>
+                      <a:ext cx="16383000" cy="8743950"/>
+                    </a:xfrm>
+                    <a:prstGeom prst="rect">
+                      <a:avLst/>
+                    </a:prstGeom>
+                    <a:noFill/>
+                  </pic:spPr>
+                </pic:pic>
+              </a:graphicData>
+            </a:graphic>
+          </wp:inline>
+        </w:drawing>
+      </w:r>
+      <w:r>
+        <w:rPr/>
+        <w:t xml:space="preserve"> </w:t>
+      </w:r>
+      <w:r>
+        <w:rPr/>
+        <w:t xml:space="preserve">Run summary: </w:t>
+      </w:r>
+      <w:r>
+        <w:rPr>
+          <w:rStyle w:val="Emphasis"/>
+        </w:rPr>
+        <w:t>"Triggered via push"</w:t>
+      </w:r>
+      <w:r>
+        <w:rPr/>
+        <w:t xml:space="preserve"> is the causal link. </w:t>
+      </w:r>
+      <w:r>
+        <w:rPr>
+          <w:rStyle w:val="Emphasis"/>
+        </w:rPr>
+        <w:t>Re-run jobs</w:t>
+      </w:r>
+      <w:r>
+        <w:rPr/>
+        <w:t xml:space="preserve"> (top right) is for genuine flukes, not for wishing failures away. </w:t>
+      </w:r>
+    </w:p>
+    <w:p>
+      <w:pPr>
+        <w:pStyle w:val="Heading3"/>
+        <w:bidi w:val="0"/>
+        <w:jc w:val="left"/>
+        <w:rPr/>
+      </w:pPr>
+      <w:r>
+        <w:rPr/>
+        <w:t>How to read a failed run</w:t>
+      </w:r>
+    </w:p>
+    <w:tbl>
+      <w:tblPr>
+        <w:tblW w:w="23914" w:type="dxa"/>
+        <w:jc w:val="left"/>
+        <w:tblInd w:w="28" w:type="dxa"/>
+        <w:tblLayout w:type="fixed"/>
+        <w:tblCellMar>
+          <w:top w:w="28" w:type="dxa"/>
+          <w:left w:w="28" w:type="dxa"/>
+          <w:bottom w:w="28" w:type="dxa"/>
+          <w:right w:w="28" w:type="dxa"/>
+        </w:tblCellMar>
+      </w:tblPr>
+      <w:tblGrid>
+        <w:gridCol w:w="2397"/>
+        <w:gridCol w:w="21517"/>
+      </w:tblGrid>
+      <w:tr>
+        <w:trPr/>
+        <w:tc>
+          <w:tcPr>
+            <w:tcW w:w="2397" w:type="dxa"/>
+            <w:tcBorders/>
+            <w:vAlign w:val="center"/>
+          </w:tcPr>
+          <w:p>
+            <w:pPr>
+              <w:pStyle w:val="TableHeading"/>
+              <w:suppressLineNumbers/>
+              <w:bidi w:val="0"/>
+              <w:spacing w:before="0" w:after="283"/>
+              <w:jc w:val="left"/>
+              <w:rPr/>
+            </w:pPr>
+            <w:r>
+              <w:rPr/>
+              <w:t>Icon / element</w:t>
+            </w:r>
+          </w:p>
+        </w:tc>
+        <w:tc>
+          <w:tcPr>
+            <w:tcW w:w="21517" w:type="dxa"/>
+            <w:tcBorders/>
+            <w:vAlign w:val="center"/>
+          </w:tcPr>
+          <w:p>
+            <w:pPr>
+              <w:pStyle w:val="TableHeading"/>
+              <w:suppressLineNumbers/>
+              <w:bidi w:val="0"/>
+              <w:spacing w:before="0" w:after="283"/>
+              <w:jc w:val="left"/>
+              <w:rPr/>
+            </w:pPr>
+            <w:r>
+              <w:rPr/>
+              <w:t>Meaning</w:t>
+            </w:r>
+          </w:p>
+        </w:tc>
+      </w:tr>
+      <w:tr>
+        <w:trPr/>
+        <w:tc>
+          <w:tcPr>
+            <w:tcW w:w="2397" w:type="dxa"/>
+            <w:tcBorders/>
+            <w:vAlign w:val="center"/>
+          </w:tcPr>
+          <w:p>
+            <w:pPr>
+              <w:pStyle w:val="TableContents"/>
+              <w:bidi w:val="0"/>
+              <w:spacing w:before="0" w:after="283"/>
+              <w:jc w:val="left"/>
+              <w:rPr/>
+            </w:pPr>
+            <w:r>
+              <w:rPr/>
+              <w:t xml:space="preserve">✅ </w:t>
+            </w:r>
+            <w:r>
+              <w:rPr/>
+              <w:t>green check</w:t>
+            </w:r>
+          </w:p>
+        </w:tc>
+        <w:tc>
+          <w:tcPr>
+            <w:tcW w:w="21517" w:type="dxa"/>
+            <w:tcBorders/>
+            <w:vAlign w:val="center"/>
+          </w:tcPr>
+          <w:p>
+            <w:pPr>
+              <w:pStyle w:val="TableContents"/>
+              <w:bidi w:val="0"/>
+              <w:spacing w:before="0" w:after="283"/>
+              <w:jc w:val="left"/>
+              <w:rPr/>
+            </w:pPr>
+            <w:r>
+              <w:rPr/>
+              <w:t>Step passed</w:t>
+            </w:r>
+          </w:p>
+        </w:tc>
+      </w:tr>
+      <w:tr>
+        <w:trPr/>
+        <w:tc>
+          <w:tcPr>
+            <w:tcW w:w="2397" w:type="dxa"/>
+            <w:tcBorders/>
+            <w:vAlign w:val="center"/>
+          </w:tcPr>
+          <w:p>
+            <w:pPr>
+              <w:pStyle w:val="TableContents"/>
+              <w:bidi w:val="0"/>
+              <w:spacing w:before="0" w:after="283"/>
+              <w:jc w:val="left"/>
+              <w:rPr/>
+            </w:pPr>
+            <w:r>
+              <w:rPr/>
+              <w:t xml:space="preserve">❌ </w:t>
+            </w:r>
+            <w:r>
+              <w:rPr/>
+              <w:t>red X</w:t>
+            </w:r>
+          </w:p>
+        </w:tc>
+        <w:tc>
+          <w:tcPr>
+            <w:tcW w:w="21517" w:type="dxa"/>
+            <w:tcBorders/>
+            <w:vAlign w:val="center"/>
+          </w:tcPr>
+          <w:p>
+            <w:pPr>
+              <w:pStyle w:val="TableContents"/>
+              <w:bidi w:val="0"/>
+              <w:spacing w:before="0" w:after="283"/>
+              <w:jc w:val="left"/>
+              <w:rPr/>
+            </w:pPr>
+            <w:r>
+              <w:rPr/>
+              <w:t xml:space="preserve">Step failed — </w:t>
+            </w:r>
+            <w:r>
+              <w:rPr>
+                <w:rStyle w:val="Strong"/>
+              </w:rPr>
+              <w:t>this is where to look</w:t>
+            </w:r>
+          </w:p>
+        </w:tc>
+      </w:tr>
+      <w:tr>
+        <w:trPr/>
+        <w:tc>
+          <w:tcPr>
+            <w:tcW w:w="2397" w:type="dxa"/>
+            <w:tcBorders/>
+            <w:vAlign w:val="center"/>
+          </w:tcPr>
+          <w:p>
+            <w:pPr>
+              <w:pStyle w:val="TableContents"/>
+              <w:bidi w:val="0"/>
+              <w:spacing w:before="0" w:after="283"/>
+              <w:jc w:val="left"/>
+              <w:rPr/>
+            </w:pPr>
+            <w:r>
+              <w:rPr/>
+              <w:t xml:space="preserve">⊘ </w:t>
+            </w:r>
+            <w:r>
+              <w:rPr/>
+              <w:t>grey slash</w:t>
+            </w:r>
+          </w:p>
+        </w:tc>
+        <w:tc>
+          <w:tcPr>
+            <w:tcW w:w="21517" w:type="dxa"/>
+            <w:tcBorders/>
+            <w:vAlign w:val="center"/>
+          </w:tcPr>
+          <w:p>
+            <w:pPr>
+              <w:pStyle w:val="TableContents"/>
+              <w:bidi w:val="0"/>
+              <w:spacing w:before="0" w:after="283"/>
+              <w:ind w:hanging="0" w:left="0" w:right="0"/>
+              <w:jc w:val="left"/>
+              <w:rPr/>
+            </w:pPr>
+            <w:r>
+              <w:rPr>
+                <w:rStyle w:val="Strong"/>
+              </w:rPr>
+              <w:t>Skipped.</w:t>
+            </w:r>
+            <w:r>
+              <w:rPr/>
+              <w:t xml:space="preserve"> Pytest showed this because Ruff failed first and steps run in order. </w:t>
+            </w:r>
+            <w:r>
+              <w:rPr>
+                <w:b/>
+              </w:rPr>
+              <w:t>Not a second problem.</w:t>
+            </w:r>
+          </w:p>
+        </w:tc>
+      </w:tr>
+      <w:tr>
+        <w:trPr/>
+        <w:tc>
+          <w:tcPr>
+            <w:tcW w:w="2397" w:type="dxa"/>
+            <w:tcBorders/>
+            <w:vAlign w:val="center"/>
+          </w:tcPr>
+          <w:p>
+            <w:pPr>
+              <w:pStyle w:val="TableContents"/>
+              <w:bidi w:val="0"/>
+              <w:spacing w:before="0" w:after="283"/>
+              <w:jc w:val="left"/>
+              <w:rPr/>
+            </w:pPr>
+            <w:r>
+              <w:rPr/>
+              <w:t>Last line of the log</w:t>
+            </w:r>
+          </w:p>
+        </w:tc>
+        <w:tc>
+          <w:tcPr>
+            <w:tcW w:w="21517" w:type="dxa"/>
+            <w:tcBorders/>
+            <w:vAlign w:val="center"/>
+          </w:tcPr>
+          <w:p>
+            <w:pPr>
+              <w:pStyle w:val="TableContents"/>
+              <w:bidi w:val="0"/>
+              <w:spacing w:before="0" w:after="283"/>
+              <w:jc w:val="left"/>
+              <w:rPr/>
+            </w:pPr>
+            <w:r>
+              <w:rPr>
+                <w:rStyle w:val="SourceText"/>
+              </w:rPr>
+              <w:t>Error: Process completed with exit code 1.</w:t>
+            </w:r>
+            <w:r>
+              <w:rPr/>
+              <w:t xml:space="preserve"> — </w:t>
+            </w:r>
+            <w:r>
+              <w:rPr>
+                <w:rStyle w:val="Strong"/>
+              </w:rPr>
+              <w:t>exit code 0 = success, anything else = failure.</w:t>
+            </w:r>
+            <w:r>
+              <w:rPr/>
+              <w:t xml:space="preserve"> GitHub does not understand ruff or pytest; it only checks the exit code.</w:t>
+            </w:r>
+          </w:p>
+        </w:tc>
+      </w:tr>
+    </w:tbl>
+    <w:p>
+      <w:pPr>
+        <w:pStyle w:val="BodyText"/>
+        <w:bidi w:val="0"/>
+        <w:jc w:val="left"/>
+        <w:rPr/>
+      </w:pPr>
+      <w:r>
+        <w:rPr>
+          <w:rStyle w:val="Strong"/>
+        </w:rPr>
+        <w:t>Two reading rules:</w:t>
+      </w:r>
+      <w:r>
+        <w:rPr/>
+        <w:t xml:space="preserve"> scroll to the </w:t>
+      </w:r>
+      <w:r>
+        <w:rPr>
+          <w:rStyle w:val="Emphasis"/>
+        </w:rPr>
+        <w:t>first</w:t>
+      </w:r>
+      <w:r>
+        <w:rPr/>
+        <w:t xml:space="preserve"> error, not the last (errors cascade; the first is usually the cause); and read the summary line — </w:t>
+      </w:r>
+      <w:r>
+        <w:rPr>
+          <w:rStyle w:val="SourceText"/>
+        </w:rPr>
+        <w:t>Found 13 errors. [*] 2 fixable with the --fix option.</w:t>
+      </w:r>
+      <w:r>
+        <w:rPr/>
+        <w:t xml:space="preserve"> gives scale and options in one line.</w:t>
+      </w:r>
+    </w:p>
+    <w:p>
+      <w:pPr>
+        <w:pStyle w:val="BodyText"/>
+        <w:bidi w:val="0"/>
+        <w:jc w:val="left"/>
+        <w:rPr/>
+      </w:pPr>
+      <w:r>
+        <w:rPr/>
+        <w:drawing>
+          <wp:inline distT="0" distB="0" distL="0" distR="0">
+            <wp:extent cx="8096250" cy="7686675"/>
+            <wp:effectExtent l="0" t="0" r="0" b="0"/>
+            <wp:docPr id="6" name="Image6" descr="GitHub Actions log showing F821 Undefined name spark errors from ruff, 13 errors found, exit code 1"/>
+            <wp:cNvGraphicFramePr>
+              <a:graphicFrameLocks xmlns:a="http://schemas.openxmlformats.org/drawingml/2006/main" noChangeAspect="1"/>
+            </wp:cNvGraphicFramePr>
+            <a:graphic xmlns:a="http://schemas.openxmlformats.org/drawingml/2006/main">
+              <a:graphicData uri="http://schemas.openxmlformats.org/drawingml/2006/picture">
+                <pic:pic xmlns:pic="http://schemas.openxmlformats.org/drawingml/2006/picture">
+                  <pic:nvPicPr>
+                    <pic:cNvPr id="6" name="Image6" descr="GitHub Actions log showing F821 Undefined name spark errors from ruff, 13 errors found, exit code 1"/>
+                    <pic:cNvPicPr>
+                      <a:picLocks noChangeAspect="1" noChangeArrowheads="1"/>
+                    </pic:cNvPicPr>
+                  </pic:nvPicPr>
+                  <pic:blipFill>
+                    <a:blip r:link="rId10"/>
+                    <a:stretch>
+                      <a:fillRect/>
+                    </a:stretch>
+                  </pic:blipFill>
+                  <pic:spPr bwMode="auto">
+                    <a:xfrm>
+                      <a:off x="0" y="0"/>
+                      <a:ext cx="8096250" cy="7686675"/>
+                    </a:xfrm>
+                    <a:prstGeom prst="rect">
+                      <a:avLst/>
+                    </a:prstGeom>
+                    <a:noFill/>
+                  </pic:spPr>
+                </pic:pic>
+              </a:graphicData>
+            </a:graphic>
+          </wp:inline>
+        </w:drawing>
+      </w:r>
+      <w:r>
+        <w:rPr/>
+        <w:t xml:space="preserve"> </w:t>
+      </w:r>
+      <w:r>
+        <w:rPr/>
+        <w:t xml:space="preserve">The failure: </w:t>
+      </w:r>
+      <w:r>
+        <w:rPr>
+          <w:rStyle w:val="SourceText"/>
+        </w:rPr>
+        <w:t>F821 Undefined name 'spark'</w:t>
+      </w:r>
+      <w:r>
+        <w:rPr/>
+        <w:t xml:space="preserve"> — 13 times. </w:t>
+      </w:r>
+    </w:p>
+    <w:p>
+      <w:pPr>
+        <w:pStyle w:val="Heading3"/>
+        <w:bidi w:val="0"/>
+        <w:jc w:val="left"/>
+        <w:rPr/>
+      </w:pPr>
+      <w:r>
+        <w:rPr/>
+        <w:t>The actual failure, and why it is interesting</w:t>
+      </w:r>
+    </w:p>
+    <w:p>
+      <w:pPr>
+        <w:pStyle w:val="BodyText"/>
+        <w:bidi w:val="0"/>
+        <w:spacing w:before="300" w:after="300"/>
+        <w:ind w:hanging="0" w:left="300" w:right="300"/>
+        <w:jc w:val="left"/>
+        <w:rPr/>
+      </w:pPr>
+      <w:r>
+        <w:rPr>
+          <w:rStyle w:val="SourceText"/>
+          <w:bdr w:val="single" w:sz="2" w:space="12" w:color="000000"/>
+        </w:rPr>
+        <w:t>F821 Undefined name 'spark'</w:t>
+      </w:r>
+      <w:r>
+        <w:rPr>
+          <w:bdr w:val="single" w:sz="2" w:space="12" w:color="000000"/>
+        </w:rPr>
+        <w:t xml:space="preserve"> at </w:t>
+      </w:r>
+      <w:r>
+        <w:rPr>
+          <w:rStyle w:val="SourceText"/>
+          <w:bdr w:val="single" w:sz="2" w:space="12" w:color="000000"/>
+        </w:rPr>
+        <w:t>notebooks/01_bronze/01_Ingest_transactions.py:98:9</w:t>
+      </w:r>
+      <w:r>
+        <w:rPr>
+          <w:bdr w:val="single" w:sz="2" w:space="12" w:color="000000"/>
+        </w:rPr>
+        <w:t>.</w:t>
+      </w:r>
+    </w:p>
+    <w:p>
+      <w:pPr>
+        <w:pStyle w:val="BodyText"/>
+        <w:bidi w:val="0"/>
+        <w:spacing w:before="300" w:after="300"/>
+        <w:ind w:hanging="0" w:left="300" w:right="300"/>
+        <w:jc w:val="left"/>
+        <w:rPr/>
+      </w:pPr>
+      <w:r>
+        <w:rPr>
+          <w:rStyle w:val="Strong"/>
+          <w:bdr w:val="single" w:sz="2" w:space="12" w:color="000000"/>
+        </w:rPr>
+        <w:t>This is not a bug in the code.</w:t>
+      </w:r>
+      <w:r>
+        <w:rPr>
+          <w:bdr w:val="single" w:sz="2" w:space="12" w:color="000000"/>
+        </w:rPr>
+        <w:t xml:space="preserve"> The notebook runs perfectly in Databricks, because the runtime </w:t>
+      </w:r>
+      <w:r>
+        <w:rPr>
+          <w:rStyle w:val="Emphasis"/>
+          <w:bdr w:val="single" w:sz="2" w:space="12" w:color="000000"/>
+        </w:rPr>
+        <w:t>injects</w:t>
+      </w:r>
+      <w:r>
+        <w:rPr>
+          <w:bdr w:val="single" w:sz="2" w:space="12" w:color="000000"/>
+        </w:rPr>
+        <w:t xml:space="preserve"> </w:t>
+      </w:r>
+      <w:r>
+        <w:rPr>
+          <w:rStyle w:val="SourceText"/>
+          <w:bdr w:val="single" w:sz="2" w:space="12" w:color="000000"/>
+        </w:rPr>
+        <w:t>spark</w:t>
+      </w:r>
+      <w:r>
+        <w:rPr>
+          <w:bdr w:val="single" w:sz="2" w:space="12" w:color="000000"/>
+        </w:rPr>
+        <w:t xml:space="preserve">, </w:t>
+      </w:r>
+      <w:r>
+        <w:rPr>
+          <w:rStyle w:val="SourceText"/>
+          <w:bdr w:val="single" w:sz="2" w:space="12" w:color="000000"/>
+        </w:rPr>
+        <w:t>dbutils</w:t>
+      </w:r>
+      <w:r>
+        <w:rPr>
+          <w:bdr w:val="single" w:sz="2" w:space="12" w:color="000000"/>
+        </w:rPr>
+        <w:t xml:space="preserve"> and </w:t>
+      </w:r>
+      <w:r>
+        <w:rPr>
+          <w:rStyle w:val="SourceText"/>
+          <w:bdr w:val="single" w:sz="2" w:space="12" w:color="000000"/>
+        </w:rPr>
+        <w:t>display</w:t>
+      </w:r>
+      <w:r>
+        <w:rPr>
+          <w:bdr w:val="single" w:sz="2" w:space="12" w:color="000000"/>
+        </w:rPr>
+        <w:t xml:space="preserve"> into every notebook session. Ruff is a plain-Python linter running on a bare VM, where those names genuinely do not exist.</w:t>
+      </w:r>
+    </w:p>
+    <w:p>
+      <w:pPr>
+        <w:pStyle w:val="BodyTextwhy"/>
+        <w:bidi w:val="0"/>
+        <w:spacing w:before="300" w:after="300"/>
+        <w:ind w:hanging="0" w:left="300" w:right="300"/>
+        <w:jc w:val="left"/>
+        <w:rPr>
+          <w:bdr w:val="single" w:sz="2" w:space="12" w:color="000000"/>
+        </w:rPr>
+      </w:pPr>
+      <w:r>
+        <w:rPr>
+          <w:bdr w:val="single" w:sz="2" w:space="12" w:color="000000"/>
+        </w:rPr>
+        <w:t>The real lesson: notebooks are not quite Python, and CI just discovered it. That mismatch is exactly the class of thing CI exists to surface.</w:t>
+      </w:r>
+    </w:p>
+    <w:tbl>
+      <w:tblPr>
+        <w:tblW w:w="24658" w:type="dxa"/>
+        <w:jc w:val="left"/>
+        <w:tblInd w:w="28" w:type="dxa"/>
+        <w:tblLayout w:type="fixed"/>
+        <w:tblCellMar>
+          <w:top w:w="28" w:type="dxa"/>
+          <w:left w:w="28" w:type="dxa"/>
+          <w:bottom w:w="28" w:type="dxa"/>
+          <w:right w:w="28" w:type="dxa"/>
+        </w:tblCellMar>
+      </w:tblPr>
+      <w:tblGrid>
+        <w:gridCol w:w="11242"/>
+        <w:gridCol w:w="13416"/>
+      </w:tblGrid>
+      <w:tr>
+        <w:trPr/>
+        <w:tc>
+          <w:tcPr>
+            <w:tcW w:w="11242" w:type="dxa"/>
+            <w:tcBorders/>
+            <w:vAlign w:val="center"/>
+          </w:tcPr>
+          <w:p>
+            <w:pPr>
+              <w:pStyle w:val="TableHeading"/>
+              <w:suppressLineNumbers/>
+              <w:bidi w:val="0"/>
+              <w:spacing w:before="0" w:after="283"/>
+              <w:jc w:val="left"/>
+              <w:rPr/>
+            </w:pPr>
+            <w:r>
+              <w:rPr/>
+              <w:t>Fix option</w:t>
+            </w:r>
+          </w:p>
+        </w:tc>
+        <w:tc>
+          <w:tcPr>
+            <w:tcW w:w="13416" w:type="dxa"/>
+            <w:tcBorders/>
+            <w:vAlign w:val="center"/>
+          </w:tcPr>
+          <w:p>
+            <w:pPr>
+              <w:pStyle w:val="TableHeading"/>
+              <w:suppressLineNumbers/>
+              <w:bidi w:val="0"/>
+              <w:spacing w:before="0" w:after="283"/>
+              <w:jc w:val="left"/>
+              <w:rPr/>
+            </w:pPr>
+            <w:r>
+              <w:rPr/>
+              <w:t>Trade-off</w:t>
+            </w:r>
+          </w:p>
+        </w:tc>
+      </w:tr>
+      <w:tr>
+        <w:trPr/>
+        <w:tc>
+          <w:tcPr>
+            <w:tcW w:w="11242" w:type="dxa"/>
+            <w:tcBorders/>
+            <w:vAlign w:val="center"/>
+          </w:tcPr>
+          <w:p>
+            <w:pPr>
+              <w:pStyle w:val="TableContents"/>
+              <w:bidi w:val="0"/>
+              <w:spacing w:before="0" w:after="283"/>
+              <w:ind w:hanging="0" w:left="0" w:right="0"/>
+              <w:jc w:val="left"/>
+              <w:rPr/>
+            </w:pPr>
+            <w:r>
+              <w:rPr>
+                <w:rStyle w:val="Strong"/>
+              </w:rPr>
+              <w:t>A — declare the injected names</w:t>
+            </w:r>
+            <w:r>
+              <w:rPr/>
+              <w:t xml:space="preserve"> via ruff's </w:t>
+            </w:r>
+            <w:r>
+              <w:rPr>
+                <w:rStyle w:val="SourceText"/>
+              </w:rPr>
+              <w:t>builtins</w:t>
+            </w:r>
+            <w:r>
+              <w:rPr/>
+              <w:t xml:space="preserve"> setting in </w:t>
+            </w:r>
+            <w:r>
+              <w:rPr>
+                <w:rStyle w:val="SourceText"/>
+              </w:rPr>
+              <w:t>pyproject.toml</w:t>
+            </w:r>
+            <w:r>
+              <w:rPr/>
+              <w:t xml:space="preserve"> </w:t>
+            </w:r>
+            <w:r>
+              <w:rPr>
+                <w:color w:val="2E7D32"/>
+              </w:rPr>
+              <w:t>← chosen</w:t>
+            </w:r>
+          </w:p>
+        </w:tc>
+        <w:tc>
+          <w:tcPr>
+            <w:tcW w:w="13416" w:type="dxa"/>
+            <w:tcBorders/>
+            <w:vAlign w:val="center"/>
+          </w:tcPr>
+          <w:p>
+            <w:pPr>
+              <w:pStyle w:val="TableContents"/>
+              <w:bidi w:val="0"/>
+              <w:spacing w:before="0" w:after="283"/>
+              <w:jc w:val="left"/>
+              <w:rPr/>
+            </w:pPr>
+            <w:r>
+              <w:rPr/>
+              <w:t xml:space="preserve">Silences only the false positives. Notebooks still get linted for </w:t>
+            </w:r>
+            <w:r>
+              <w:rPr>
+                <w:rStyle w:val="Emphasis"/>
+              </w:rPr>
+              <w:t>real</w:t>
+            </w:r>
+            <w:r>
+              <w:rPr/>
+              <w:t xml:space="preserve"> problems: unused imports, genuine typos.</w:t>
+            </w:r>
+          </w:p>
+        </w:tc>
+      </w:tr>
+      <w:tr>
+        <w:trPr/>
+        <w:tc>
+          <w:tcPr>
+            <w:tcW w:w="11242" w:type="dxa"/>
+            <w:tcBorders/>
+            <w:vAlign w:val="center"/>
+          </w:tcPr>
+          <w:p>
+            <w:pPr>
+              <w:pStyle w:val="TableContents"/>
+              <w:bidi w:val="0"/>
+              <w:spacing w:before="0" w:after="283"/>
+              <w:jc w:val="left"/>
+              <w:rPr/>
+            </w:pPr>
+            <w:r>
+              <w:rPr/>
+              <w:t xml:space="preserve">B — exclude </w:t>
+            </w:r>
+            <w:r>
+              <w:rPr>
+                <w:rStyle w:val="SourceText"/>
+              </w:rPr>
+              <w:t>notebooks/</w:t>
+            </w:r>
+            <w:r>
+              <w:rPr/>
+              <w:t xml:space="preserve"> from ruff</w:t>
+            </w:r>
+          </w:p>
+        </w:tc>
+        <w:tc>
+          <w:tcPr>
+            <w:tcW w:w="13416" w:type="dxa"/>
+            <w:tcBorders/>
+            <w:vAlign w:val="center"/>
+          </w:tcPr>
+          <w:p>
+            <w:pPr>
+              <w:pStyle w:val="TableContents"/>
+              <w:bidi w:val="0"/>
+              <w:spacing w:before="0" w:after="283"/>
+              <w:jc w:val="left"/>
+              <w:rPr/>
+            </w:pPr>
+            <w:r>
+              <w:rPr/>
+              <w:t>One line, but notebooks are then never checked at all. Throws away the safety net to silence three names.</w:t>
+            </w:r>
+          </w:p>
+        </w:tc>
+      </w:tr>
+    </w:tbl>
+    <w:p>
+      <w:pPr>
+        <w:pStyle w:val="Heading2"/>
+        <w:bidi w:val="0"/>
+        <w:jc w:val="left"/>
+        <w:rPr/>
+      </w:pPr>
+      <w:r>
+        <w:rPr/>
+        <w:t>Standing habits adopted</w:t>
+      </w:r>
+    </w:p>
+    <w:tbl>
+      <w:tblPr>
+        <w:tblW w:w="28635" w:type="dxa"/>
+        <w:jc w:val="left"/>
+        <w:tblInd w:w="28" w:type="dxa"/>
+        <w:tblLayout w:type="fixed"/>
+        <w:tblCellMar>
+          <w:top w:w="28" w:type="dxa"/>
+          <w:left w:w="28" w:type="dxa"/>
+          <w:bottom w:w="28" w:type="dxa"/>
+          <w:right w:w="28" w:type="dxa"/>
+        </w:tblCellMar>
+      </w:tblPr>
+      <w:tblGrid>
+        <w:gridCol w:w="5896"/>
+        <w:gridCol w:w="22739"/>
+      </w:tblGrid>
+      <w:tr>
+        <w:trPr/>
+        <w:tc>
+          <w:tcPr>
+            <w:tcW w:w="5896" w:type="dxa"/>
+            <w:tcBorders/>
+            <w:vAlign w:val="center"/>
+          </w:tcPr>
+          <w:p>
+            <w:pPr>
+              <w:pStyle w:val="TableHeading"/>
+              <w:suppressLineNumbers/>
+              <w:bidi w:val="0"/>
+              <w:spacing w:before="0" w:after="283"/>
+              <w:jc w:val="left"/>
+              <w:rPr/>
+            </w:pPr>
+            <w:r>
+              <w:rPr/>
+              <w:t>Habit</w:t>
+            </w:r>
+          </w:p>
+        </w:tc>
+        <w:tc>
+          <w:tcPr>
+            <w:tcW w:w="22739" w:type="dxa"/>
+            <w:tcBorders/>
+            <w:vAlign w:val="center"/>
+          </w:tcPr>
+          <w:p>
+            <w:pPr>
+              <w:pStyle w:val="TableHeading"/>
+              <w:suppressLineNumbers/>
+              <w:bidi w:val="0"/>
+              <w:spacing w:before="0" w:after="283"/>
+              <w:jc w:val="left"/>
+              <w:rPr/>
+            </w:pPr>
+            <w:r>
+              <w:rPr/>
+              <w:t>Reason</w:t>
+            </w:r>
+          </w:p>
+        </w:tc>
+      </w:tr>
+      <w:tr>
+        <w:trPr/>
+        <w:tc>
+          <w:tcPr>
+            <w:tcW w:w="5896" w:type="dxa"/>
+            <w:tcBorders/>
+            <w:vAlign w:val="center"/>
+          </w:tcPr>
+          <w:p>
+            <w:pPr>
+              <w:pStyle w:val="TableContents"/>
+              <w:bidi w:val="0"/>
+              <w:spacing w:before="0" w:after="283"/>
+              <w:jc w:val="left"/>
+              <w:rPr/>
+            </w:pPr>
+            <w:r>
+              <w:rPr>
+                <w:rStyle w:val="Strong"/>
+              </w:rPr>
+              <w:t>Commit every working increment</w:t>
+            </w:r>
+            <w:r>
+              <w:rPr/>
+              <w:t>, not at the end of the project</w:t>
+            </w:r>
+          </w:p>
+        </w:tc>
+        <w:tc>
+          <w:tcPr>
+            <w:tcW w:w="22739" w:type="dxa"/>
+            <w:tcBorders/>
+            <w:vAlign w:val="center"/>
+          </w:tcPr>
+          <w:p>
+            <w:pPr>
+              <w:pStyle w:val="TableContents"/>
+              <w:bidi w:val="0"/>
+              <w:spacing w:before="0" w:after="283"/>
+              <w:jc w:val="left"/>
+              <w:rPr/>
+            </w:pPr>
+            <w:r>
+              <w:rPr/>
+              <w:t>Each commit is a save point to diff against. 50 small commits reads as professional; 2 giant ones reads as "built it, then uploaded it."</w:t>
+            </w:r>
+          </w:p>
+        </w:tc>
+      </w:tr>
+      <w:tr>
+        <w:trPr/>
+        <w:tc>
+          <w:tcPr>
+            <w:tcW w:w="5896" w:type="dxa"/>
+            <w:tcBorders/>
+            <w:vAlign w:val="center"/>
+          </w:tcPr>
+          <w:p>
+            <w:pPr>
+              <w:pStyle w:val="TableContents"/>
+              <w:bidi w:val="0"/>
+              <w:spacing w:before="0" w:after="283"/>
+              <w:jc w:val="left"/>
+              <w:rPr/>
+            </w:pPr>
+            <w:r>
+              <w:rPr/>
+              <w:t xml:space="preserve">GitHub is where work </w:t>
+            </w:r>
+            <w:r>
+              <w:rPr>
+                <w:rStyle w:val="Emphasis"/>
+              </w:rPr>
+              <w:t>lives</w:t>
+            </w:r>
+            <w:r>
+              <w:rPr/>
+              <w:t>, not a deployment destination</w:t>
+            </w:r>
+          </w:p>
+        </w:tc>
+        <w:tc>
+          <w:tcPr>
+            <w:tcW w:w="22739" w:type="dxa"/>
+            <w:tcBorders/>
+            <w:vAlign w:val="center"/>
+          </w:tcPr>
+          <w:p>
+            <w:pPr>
+              <w:pStyle w:val="TableContents"/>
+              <w:bidi w:val="0"/>
+              <w:spacing w:before="0" w:after="283"/>
+              <w:jc w:val="left"/>
+              <w:rPr/>
+            </w:pPr>
+            <w:r>
+              <w:rPr/>
+              <w:t>The waterfall instinct — build everything, then push — is backwards.</w:t>
+            </w:r>
+          </w:p>
+        </w:tc>
+      </w:tr>
+      <w:tr>
+        <w:trPr/>
+        <w:tc>
+          <w:tcPr>
+            <w:tcW w:w="5896" w:type="dxa"/>
+            <w:tcBorders/>
+            <w:vAlign w:val="center"/>
+          </w:tcPr>
+          <w:p>
+            <w:pPr>
+              <w:pStyle w:val="TableContents"/>
+              <w:bidi w:val="0"/>
+              <w:spacing w:before="0" w:after="283"/>
+              <w:jc w:val="left"/>
+              <w:rPr/>
+            </w:pPr>
+            <w:r>
+              <w:rPr/>
+              <w:t>Copy commands from a terminal, never prompts or output</w:t>
+            </w:r>
+          </w:p>
+        </w:tc>
+        <w:tc>
+          <w:tcPr>
+            <w:tcW w:w="22739" w:type="dxa"/>
+            <w:tcBorders/>
+            <w:vAlign w:val="center"/>
+          </w:tcPr>
+          <w:p>
+            <w:pPr>
+              <w:pStyle w:val="TableContents"/>
+              <w:bidi w:val="0"/>
+              <w:spacing w:before="0" w:after="283"/>
+              <w:jc w:val="left"/>
+              <w:rPr/>
+            </w:pPr>
+            <w:r>
+              <w:rPr/>
+              <w:t>See the PowerShell incident above.</w:t>
+            </w:r>
+          </w:p>
+        </w:tc>
+      </w:tr>
+      <w:tr>
+        <w:trPr/>
+        <w:tc>
+          <w:tcPr>
+            <w:tcW w:w="5896" w:type="dxa"/>
+            <w:tcBorders/>
+            <w:vAlign w:val="center"/>
+          </w:tcPr>
+          <w:p>
+            <w:pPr>
+              <w:pStyle w:val="TableContents"/>
+              <w:bidi w:val="0"/>
+              <w:spacing w:before="0" w:after="283"/>
+              <w:jc w:val="left"/>
+              <w:rPr/>
+            </w:pPr>
+            <w:r>
+              <w:rPr/>
+              <w:t xml:space="preserve">After any uncertain git command: </w:t>
+            </w:r>
+            <w:r>
+              <w:rPr>
+                <w:rStyle w:val="SourceText"/>
+              </w:rPr>
+              <w:t>git status</w:t>
+            </w:r>
+            <w:r>
+              <w:rPr/>
+              <w:t xml:space="preserve"> + </w:t>
+            </w:r>
+            <w:r>
+              <w:rPr>
+                <w:rStyle w:val="SourceText"/>
+              </w:rPr>
+              <w:t>git log --oneline</w:t>
+            </w:r>
+          </w:p>
+        </w:tc>
+        <w:tc>
+          <w:tcPr>
+            <w:tcW w:w="22739" w:type="dxa"/>
+            <w:tcBorders/>
+            <w:vAlign w:val="center"/>
+          </w:tcPr>
+          <w:p>
+            <w:pPr>
+              <w:pStyle w:val="TableContents"/>
+              <w:bidi w:val="0"/>
+              <w:spacing w:before="0" w:after="283"/>
+              <w:jc w:val="left"/>
+              <w:rPr/>
+            </w:pPr>
+            <w:r>
+              <w:rPr/>
+              <w:t>The only reliable report of actual state.</w:t>
+            </w:r>
+          </w:p>
+        </w:tc>
+      </w:tr>
+      <w:tr>
+        <w:trPr/>
+        <w:tc>
+          <w:tcPr>
+            <w:tcW w:w="5896" w:type="dxa"/>
+            <w:tcBorders/>
+            <w:vAlign w:val="center"/>
+          </w:tcPr>
+          <w:p>
+            <w:pPr>
+              <w:pStyle w:val="TableContents"/>
+              <w:bidi w:val="0"/>
+              <w:spacing w:before="0" w:after="283"/>
+              <w:ind w:hanging="0" w:left="0" w:right="0"/>
+              <w:jc w:val="left"/>
+              <w:rPr/>
+            </w:pPr>
+            <w:r>
+              <w:rPr>
+                <w:b/>
+              </w:rPr>
+              <w:t>Next: branch → PR → merge</w:t>
+            </w:r>
+            <w:r>
+              <w:rPr/>
+              <w:t xml:space="preserve">, stop pushing straight to </w:t>
+            </w:r>
+            <w:r>
+              <w:rPr>
+                <w:rStyle w:val="SourceText"/>
+              </w:rPr>
+              <w:t>main</w:t>
+            </w:r>
+          </w:p>
+        </w:tc>
+        <w:tc>
+          <w:tcPr>
+            <w:tcW w:w="22739" w:type="dxa"/>
+            <w:tcBorders/>
+            <w:vAlign w:val="center"/>
+          </w:tcPr>
+          <w:p>
+            <w:pPr>
+              <w:pStyle w:val="TableContents"/>
+              <w:bidi w:val="0"/>
+              <w:spacing w:before="0" w:after="283"/>
+              <w:jc w:val="left"/>
+              <w:rPr/>
+            </w:pPr>
+            <w:r>
+              <w:rPr/>
+              <w:t xml:space="preserve">Real teams never push to main. CI on a PR runs </w:t>
+            </w:r>
+            <w:r>
+              <w:rPr>
+                <w:rStyle w:val="Strong"/>
+              </w:rPr>
+              <w:t>before</w:t>
+            </w:r>
+            <w:r>
+              <w:rPr/>
+              <w:t xml:space="preserve"> code lands, so broken code never reaches main — the current setup only reports breakage </w:t>
+            </w:r>
+            <w:r>
+              <w:rPr>
+                <w:rStyle w:val="Emphasis"/>
+              </w:rPr>
+              <w:t>after</w:t>
+            </w:r>
+            <w:r>
+              <w:rPr/>
+              <w:t>. Also a literal DP-750 objective ("manage branching, pull requests, and conflict resolution"). Silver will be built on a branch as the first PR.</w:t>
+            </w:r>
+          </w:p>
+        </w:tc>
+      </w:tr>
+    </w:tbl>
+    <w:p>
+      <w:pPr>
+        <w:pStyle w:val="BodyTextlearn"/>
+        <w:bidi w:val="0"/>
+        <w:jc w:val="left"/>
+        <w:rPr/>
+      </w:pPr>
+      <w:r>
+        <w:rPr>
+          <w:rStyle w:val="Strong"/>
+        </w:rPr>
+        <w:t>You learn:</w:t>
+      </w:r>
+      <w:r>
+        <w:rPr/>
+        <w:t xml:space="preserve"> the git add → commit → push cycle and how to verify each stage, </w:t>
+      </w:r>
+      <w:r>
+        <w:rPr>
+          <w:rStyle w:val="SourceText"/>
+        </w:rPr>
+        <w:t>index.lock</w:t>
+      </w:r>
+      <w:r>
+        <w:rPr/>
+        <w:t xml:space="preserve"> and why it exists, CI vs CD as separate ideas, the event/job/runner/step anatomy of a workflow, </w:t>
+      </w:r>
+      <w:r>
+        <w:rPr>
+          <w:rStyle w:val="SourceText"/>
+        </w:rPr>
+        <w:t>uses:</w:t>
+      </w:r>
+      <w:r>
+        <w:rPr/>
+        <w:t xml:space="preserve"> vs </w:t>
+      </w:r>
+      <w:r>
+        <w:rPr>
+          <w:rStyle w:val="SourceText"/>
+        </w:rPr>
+        <w:t>run:</w:t>
+      </w:r>
+      <w:r>
+        <w:rPr/>
+        <w:t>, exit codes as the pass/fail mechanism, how to read a failed run bottom-up, and that a notebook's injected globals make notebooks subtly not-Python.</w:t>
       </w:r>
     </w:p>
     <w:p>
